--- a/高中物理/高中物理同步/人教版必修3 第11章 电路及其应用·冲刺卷（2题）.docx
+++ b/高中物理/高中物理同步/人教版必修3 第11章 电路及其应用·冲刺卷（2题）.docx
@@ -82,7 +82,7 @@
     <w:p>
       <w:pPr>
         <w:shd w:val="clear" w:color="auto" w:fill="auto"/>
-        <w:spacing w:line="360" w:lineRule="auto"/>
+        <w:spacing w:line="300" w:lineRule="auto"/>
         <w:jc w:val="left"/>
         <w:rPr>
           <w:sz w:val="21"/>
@@ -99,7 +99,7 @@
           <m:e>
             <m:r>
               <w:rPr>
-                <w:rFonts w:ascii="Cambria Math" w:eastAsia="宋体" w:hAnsi="Cambria Math" w:cs="Cambria Math"/>
+                <w:rFonts w:ascii="Times New Roman" w:eastAsia="宋体" w:hAnsi="Times New Roman" w:cs="Cambria Math"/>
               </w:rPr>
               <m:t>R</m:t>
             </m:r>
@@ -107,7 +107,7 @@
           <m:sub>
             <m:r>
               <w:rPr>
-                <w:rFonts w:ascii="Cambria Math" w:eastAsia="宋体" w:hAnsi="Cambria Math" w:cs="Cambria Math"/>
+                <w:rFonts w:ascii="Times New Roman" w:eastAsia="宋体" w:hAnsi="Times New Roman" w:cs="Cambria Math"/>
               </w:rPr>
               <m:t>x</m:t>
             </m:r>
@@ -124,19 +124,19 @@
     <w:p>
       <w:pPr>
         <w:shd w:val="clear" w:color="auto" w:fill="auto"/>
-        <w:spacing w:line="360" w:lineRule="auto"/>
-        <w:jc w:val="left"/>
-        <w:rPr>
-          <w:sz w:val="21"/>
-        </w:rPr>
-      </w:pPr>
-      <w:r>
-        <w:rPr>
-          <w:rFonts w:ascii="Times New Roman" w:eastAsia="Times New Roman" w:hAnsi="Times New Roman" w:cs="Times New Roman"/>
+        <w:spacing w:line="300" w:lineRule="auto"/>
+        <w:jc w:val="left"/>
+        <w:rPr>
+          <w:sz w:val="21"/>
+        </w:rPr>
+      </w:pPr>
+      <w:r>
+        <w:rPr>
+          <w:rFonts w:ascii="Times New Roman" w:eastAsia="宋体" w:hAnsi="Times New Roman" w:cs="Times New Roman"/>
           <w:strike w:val="0"/>
           <w:kern w:val="0"/>
-          <w:sz w:val="24"/>
-          <w:szCs w:val="24"/>
+          <w:sz w:val="21"/>
+          <w:szCs w:val="21"/>
           <w:u w:val="none"/>
         </w:rPr>
         <w:drawing>
@@ -178,11 +178,11 @@
       </w:r>
       <w:r>
         <w:rPr>
-          <w:rFonts w:ascii="Times New Roman" w:eastAsia="Times New Roman" w:hAnsi="Times New Roman" w:cs="Times New Roman"/>
+          <w:rFonts w:ascii="Times New Roman" w:eastAsia="宋体" w:hAnsi="Times New Roman" w:cs="Times New Roman"/>
           <w:strike w:val="0"/>
           <w:kern w:val="0"/>
-          <w:sz w:val="24"/>
-          <w:szCs w:val="24"/>
+          <w:sz w:val="21"/>
+          <w:szCs w:val="21"/>
           <w:u w:val="none"/>
         </w:rPr>
         <w:drawing>
@@ -226,7 +226,7 @@
     <w:p>
       <w:pPr>
         <w:shd w:val="clear" w:color="auto" w:fill="auto"/>
-        <w:spacing w:line="360" w:lineRule="auto"/>
+        <w:spacing w:line="300" w:lineRule="auto"/>
         <w:jc w:val="left"/>
         <w:rPr>
           <w:sz w:val="21"/>
@@ -242,7 +242,7 @@
     <w:p>
       <w:pPr>
         <w:shd w:val="clear" w:color="auto" w:fill="auto"/>
-        <w:spacing w:line="360" w:lineRule="auto"/>
+        <w:spacing w:line="300" w:lineRule="auto"/>
         <w:jc w:val="left"/>
         <w:rPr>
           <w:sz w:val="21"/>
@@ -258,7 +258,7 @@
     <w:p>
       <w:pPr>
         <w:shd w:val="clear" w:color="auto" w:fill="auto"/>
-        <w:spacing w:line="360" w:lineRule="auto"/>
+        <w:spacing w:line="300" w:lineRule="auto"/>
         <w:jc w:val="left"/>
         <w:rPr>
           <w:sz w:val="21"/>
@@ -275,7 +275,7 @@
           <m:e>
             <m:r>
               <w:rPr>
-                <w:rFonts w:ascii="Cambria Math" w:eastAsia="宋体" w:hAnsi="Cambria Math" w:cs="Cambria Math"/>
+                <w:rFonts w:ascii="Times New Roman" w:eastAsia="宋体" w:hAnsi="Times New Roman" w:cs="Cambria Math"/>
               </w:rPr>
               <m:t>R</m:t>
             </m:r>
@@ -283,7 +283,7 @@
           <m:sub>
             <m:r>
               <w:rPr>
-                <w:rFonts w:ascii="Cambria Math" w:eastAsia="宋体" w:hAnsi="Cambria Math" w:cs="Cambria Math"/>
+                <w:rFonts w:ascii="Times New Roman" w:eastAsia="宋体" w:hAnsi="Times New Roman" w:cs="Cambria Math"/>
               </w:rPr>
               <m:t>1</m:t>
             </m:r>
@@ -302,7 +302,7 @@
             <m:nor/>
           </m:rPr>
           <w:rPr>
-            <w:rFonts w:ascii="Cambria Math" w:eastAsia="宋体" w:hAnsi="Cambria Math" w:cs="Cambria Math"/>
+            <w:rFonts w:ascii="Times New Roman" w:eastAsia="宋体" w:hAnsi="Times New Roman" w:cs="Cambria Math"/>
           </w:rPr>
           <m:t>K</m:t>
         </m:r>
@@ -316,7 +316,7 @@
       <m:oMath>
         <m:r>
           <w:rPr>
-            <w:rFonts w:ascii="Cambria Math" w:eastAsia="宋体" w:hAnsi="Cambria Math" w:cs="Cambria Math"/>
+            <w:rFonts w:ascii="Times New Roman" w:eastAsia="宋体" w:hAnsi="Times New Roman" w:cs="Cambria Math"/>
           </w:rPr>
           <m:t>A</m:t>
         </m:r>
@@ -330,7 +330,7 @@
       <m:oMath>
         <m:r>
           <w:rPr>
-            <w:rFonts w:ascii="Cambria Math" w:eastAsia="宋体" w:hAnsi="Cambria Math" w:cs="Cambria Math"/>
+            <w:rFonts w:ascii="Times New Roman" w:eastAsia="宋体" w:hAnsi="Times New Roman" w:cs="Cambria Math"/>
           </w:rPr>
           <m:t>B</m:t>
         </m:r>
@@ -344,13 +344,13 @@
       <m:oMath>
         <m:r>
           <w:rPr>
-            <w:rFonts w:ascii="Cambria Math" w:eastAsia="宋体" w:hAnsi="Cambria Math" w:cs="Cambria Math"/>
+            <w:rFonts w:ascii="Times New Roman" w:eastAsia="宋体" w:hAnsi="Times New Roman" w:cs="Cambria Math"/>
           </w:rPr>
           <m:t>O</m:t>
         </m:r>
         <m:r>
           <w:rPr>
-            <w:rFonts w:ascii="Cambria Math" w:eastAsia="宋体" w:hAnsi="Cambria Math" w:cs="Cambria Math"/>
+            <w:rFonts w:ascii="Times New Roman" w:eastAsia="宋体" w:hAnsi="Times New Roman" w:cs="Cambria Math"/>
           </w:rPr>
           <m:t>A</m:t>
         </m:r>
@@ -364,13 +364,13 @@
       <m:oMath>
         <m:r>
           <w:rPr>
-            <w:rFonts w:ascii="Cambria Math" w:eastAsia="宋体" w:hAnsi="Cambria Math" w:cs="Cambria Math"/>
+            <w:rFonts w:ascii="Times New Roman" w:eastAsia="宋体" w:hAnsi="Times New Roman" w:cs="Cambria Math"/>
           </w:rPr>
           <m:t>O</m:t>
         </m:r>
         <m:r>
           <w:rPr>
-            <w:rFonts w:ascii="Cambria Math" w:eastAsia="宋体" w:hAnsi="Cambria Math" w:cs="Cambria Math"/>
+            <w:rFonts w:ascii="Times New Roman" w:eastAsia="宋体" w:hAnsi="Times New Roman" w:cs="Cambria Math"/>
           </w:rPr>
           <m:t>K</m:t>
         </m:r>
@@ -386,7 +386,7 @@
           <m:e>
             <m:r>
               <w:rPr>
-                <w:rFonts w:ascii="Cambria Math" w:eastAsia="宋体" w:hAnsi="Cambria Math" w:cs="Cambria Math"/>
+                <w:rFonts w:ascii="Times New Roman" w:eastAsia="宋体" w:hAnsi="Times New Roman" w:cs="Cambria Math"/>
               </w:rPr>
               <m:t>θ</m:t>
             </m:r>
@@ -394,7 +394,7 @@
           <m:sub>
             <m:r>
               <w:rPr>
-                <w:rFonts w:ascii="Cambria Math" w:eastAsia="宋体" w:hAnsi="Cambria Math" w:cs="Cambria Math"/>
+                <w:rFonts w:ascii="Times New Roman" w:eastAsia="宋体" w:hAnsi="Times New Roman" w:cs="Cambria Math"/>
               </w:rPr>
               <m:t>1</m:t>
             </m:r>
@@ -411,7 +411,7 @@
     <w:p>
       <w:pPr>
         <w:shd w:val="clear" w:color="auto" w:fill="auto"/>
-        <w:spacing w:line="360" w:lineRule="auto"/>
+        <w:spacing w:line="300" w:lineRule="auto"/>
         <w:jc w:val="left"/>
         <w:rPr>
           <w:sz w:val="21"/>
@@ -426,7 +426,7 @@
       <m:oMath>
         <m:r>
           <w:rPr>
-            <w:rFonts w:ascii="Cambria Math" w:eastAsia="宋体" w:hAnsi="Cambria Math" w:cs="Cambria Math"/>
+            <w:rFonts w:ascii="Times New Roman" w:eastAsia="宋体" w:hAnsi="Times New Roman" w:cs="Cambria Math"/>
           </w:rPr>
           <m:t>θ</m:t>
         </m:r>
@@ -440,7 +440,7 @@
       <m:oMath>
         <m:r>
           <w:rPr>
-            <w:rFonts w:ascii="Cambria Math" w:eastAsia="宋体" w:hAnsi="Cambria Math" w:cs="Cambria Math"/>
+            <w:rFonts w:ascii="Times New Roman" w:eastAsia="宋体" w:hAnsi="Times New Roman" w:cs="Cambria Math"/>
           </w:rPr>
           <m:t>R</m:t>
         </m:r>
@@ -455,7 +455,7 @@
     <w:p>
       <w:pPr>
         <w:shd w:val="clear" w:color="auto" w:fill="auto"/>
-        <w:spacing w:line="360" w:lineRule="auto"/>
+        <w:spacing w:line="300" w:lineRule="auto"/>
         <w:jc w:val="left"/>
         <w:rPr>
           <w:sz w:val="21"/>
@@ -471,19 +471,19 @@
     <w:p>
       <w:pPr>
         <w:shd w:val="clear" w:color="auto" w:fill="auto"/>
-        <w:spacing w:line="360" w:lineRule="auto"/>
-        <w:jc w:val="left"/>
-        <w:rPr>
-          <w:sz w:val="21"/>
-        </w:rPr>
-      </w:pPr>
-      <w:r>
-        <w:rPr>
-          <w:rFonts w:ascii="Times New Roman" w:eastAsia="Times New Roman" w:hAnsi="Times New Roman" w:cs="Times New Roman"/>
+        <w:spacing w:line="300" w:lineRule="auto"/>
+        <w:jc w:val="left"/>
+        <w:rPr>
+          <w:sz w:val="21"/>
+        </w:rPr>
+      </w:pPr>
+      <w:r>
+        <w:rPr>
+          <w:rFonts w:ascii="Times New Roman" w:eastAsia="宋体" w:hAnsi="Times New Roman" w:cs="Times New Roman"/>
           <w:strike w:val="0"/>
           <w:kern w:val="0"/>
-          <w:sz w:val="24"/>
-          <w:szCs w:val="24"/>
+          <w:sz w:val="21"/>
+          <w:szCs w:val="21"/>
           <w:u w:val="none"/>
         </w:rPr>
         <w:drawing>
@@ -527,7 +527,7 @@
     <w:p>
       <w:pPr>
         <w:shd w:val="clear" w:color="auto" w:fill="auto"/>
-        <w:spacing w:line="360" w:lineRule="auto"/>
+        <w:spacing w:line="300" w:lineRule="auto"/>
         <w:jc w:val="left"/>
         <w:rPr>
           <w:sz w:val="21"/>
@@ -543,7 +543,7 @@
     <w:p>
       <w:pPr>
         <w:shd w:val="clear" w:color="auto" w:fill="auto"/>
-        <w:spacing w:line="360" w:lineRule="auto"/>
+        <w:spacing w:line="300" w:lineRule="auto"/>
         <w:jc w:val="left"/>
         <w:rPr>
           <w:sz w:val="21"/>
@@ -557,7 +557,7 @@
       </w:r>
       <w:r>
         <w:rPr>
-          <w:rFonts w:ascii="Times New Roman" w:eastAsia="Times New Roman" w:hAnsi="Times New Roman" w:cs="Times New Roman"/>
+          <w:rFonts w:ascii="Times New Roman" w:eastAsia="宋体" w:hAnsi="Times New Roman" w:cs="Times New Roman"/>
           <w:b w:val="0"/>
           <w:sz w:val="21"/>
         </w:rPr>
@@ -569,7 +569,7 @@
             <m:nor/>
           </m:rPr>
           <w:rPr>
-            <w:rFonts w:ascii="Cambria Math" w:eastAsia="宋体" w:hAnsi="Cambria Math" w:cs="Cambria Math"/>
+            <w:rFonts w:ascii="Times New Roman" w:eastAsia="宋体" w:hAnsi="Times New Roman" w:cs="Cambria Math"/>
           </w:rPr>
           <m:t>Ω</m:t>
         </m:r>
@@ -584,7 +584,7 @@
     <w:p>
       <w:pPr>
         <w:shd w:val="clear" w:color="auto" w:fill="auto"/>
-        <w:spacing w:line="360" w:lineRule="auto"/>
+        <w:spacing w:line="300" w:lineRule="auto"/>
         <w:jc w:val="left"/>
         <w:rPr>
           <w:sz w:val="21"/>
@@ -599,7 +599,7 @@
       <m:oMath>
         <m:r>
           <w:rPr>
-            <w:rFonts w:ascii="Cambria Math" w:eastAsia="宋体" w:hAnsi="Cambria Math" w:cs="Cambria Math"/>
+            <w:rFonts w:ascii="Times New Roman" w:eastAsia="宋体" w:hAnsi="Times New Roman" w:cs="Cambria Math"/>
           </w:rPr>
           <m:t>k</m:t>
         </m:r>
@@ -615,7 +615,7 @@
           <m:e>
             <m:r>
               <w:rPr>
-                <w:rFonts w:ascii="Cambria Math" w:eastAsia="宋体" w:hAnsi="Cambria Math" w:cs="Cambria Math"/>
+                <w:rFonts w:ascii="Times New Roman" w:eastAsia="宋体" w:hAnsi="Times New Roman" w:cs="Cambria Math"/>
               </w:rPr>
               <m:t>R</m:t>
             </m:r>
@@ -623,7 +623,7 @@
           <m:sub>
             <m:r>
               <w:rPr>
-                <w:rFonts w:ascii="Cambria Math" w:eastAsia="宋体" w:hAnsi="Cambria Math" w:cs="Cambria Math"/>
+                <w:rFonts w:ascii="Times New Roman" w:eastAsia="宋体" w:hAnsi="Times New Roman" w:cs="Cambria Math"/>
               </w:rPr>
               <m:t>x</m:t>
             </m:r>
@@ -631,14 +631,14 @@
         </m:sSub>
         <m:r>
           <w:rPr>
-            <w:rFonts w:ascii="Cambria Math" w:eastAsia="宋体" w:hAnsi="Cambria Math" w:cs="Cambria Math"/>
+            <w:rFonts w:ascii="Times New Roman" w:eastAsia="宋体" w:hAnsi="Times New Roman" w:cs="Cambria Math"/>
           </w:rPr>
           <m:t>=</m:t>
         </m:r>
       </m:oMath>
       <w:r>
         <w:rPr>
-          <w:rFonts w:ascii="Times New Roman" w:eastAsia="Times New Roman" w:hAnsi="Times New Roman" w:cs="Times New Roman"/>
+          <w:rFonts w:ascii="Times New Roman" w:eastAsia="宋体" w:hAnsi="Times New Roman" w:cs="Times New Roman"/>
           <w:b w:val="0"/>
           <w:sz w:val="21"/>
         </w:rPr>
@@ -654,7 +654,7 @@
     <w:p>
       <w:pPr>
         <w:shd w:val="clear" w:color="auto" w:fill="auto"/>
-        <w:spacing w:line="360" w:lineRule="auto"/>
+        <w:spacing w:line="300" w:lineRule="auto"/>
         <w:jc w:val="left"/>
         <w:rPr>
           <w:sz w:val="21"/>
@@ -672,7 +672,7 @@
             <m:nor/>
           </m:rPr>
           <w:rPr>
-            <w:rFonts w:ascii="Cambria Math" w:eastAsia="宋体" w:hAnsi="Cambria Math" w:cs="Cambria Math"/>
+            <w:rFonts w:ascii="Times New Roman" w:eastAsia="宋体" w:hAnsi="Times New Roman" w:cs="Cambria Math"/>
           </w:rPr>
           <m:t>K</m:t>
         </m:r>
@@ -686,7 +686,7 @@
       <m:oMath>
         <m:r>
           <w:rPr>
-            <w:rFonts w:ascii="Cambria Math" w:eastAsia="宋体" w:hAnsi="Cambria Math" w:cs="Cambria Math"/>
+            <w:rFonts w:ascii="Times New Roman" w:eastAsia="宋体" w:hAnsi="Times New Roman" w:cs="Cambria Math"/>
           </w:rPr>
           <m:t>P</m:t>
         </m:r>
@@ -700,7 +700,7 @@
       <m:oMath>
         <m:r>
           <w:rPr>
-            <w:rFonts w:ascii="Cambria Math" w:eastAsia="宋体" w:hAnsi="Cambria Math" w:cs="Cambria Math"/>
+            <w:rFonts w:ascii="Times New Roman" w:eastAsia="宋体" w:hAnsi="Times New Roman" w:cs="Cambria Math"/>
           </w:rPr>
           <m:t>K</m:t>
         </m:r>
@@ -716,7 +716,7 @@
           <m:e>
             <m:r>
               <w:rPr>
-                <w:rFonts w:ascii="Cambria Math" w:eastAsia="宋体" w:hAnsi="Cambria Math" w:cs="Cambria Math"/>
+                <w:rFonts w:ascii="Times New Roman" w:eastAsia="宋体" w:hAnsi="Times New Roman" w:cs="Cambria Math"/>
               </w:rPr>
               <m:t>R</m:t>
             </m:r>
@@ -724,7 +724,7 @@
           <m:sub>
             <m:r>
               <w:rPr>
-                <w:rFonts w:ascii="Cambria Math" w:eastAsia="宋体" w:hAnsi="Cambria Math" w:cs="Cambria Math"/>
+                <w:rFonts w:ascii="Times New Roman" w:eastAsia="宋体" w:hAnsi="Times New Roman" w:cs="Cambria Math"/>
               </w:rPr>
               <m:t>x</m:t>
             </m:r>
@@ -739,7 +739,7 @@
       </w:r>
       <w:r>
         <w:rPr>
-          <w:rFonts w:ascii="Times New Roman" w:eastAsia="Times New Roman" w:hAnsi="Times New Roman" w:cs="Times New Roman"/>
+          <w:rFonts w:ascii="Times New Roman" w:eastAsia="宋体" w:hAnsi="Times New Roman" w:cs="Times New Roman"/>
           <w:b w:val="0"/>
           <w:sz w:val="21"/>
         </w:rPr>
@@ -755,7 +755,7 @@
     <w:p>
       <w:pPr>
         <w:shd w:val="clear" w:color="auto" w:fill="auto"/>
-        <w:spacing w:line="360" w:lineRule="auto"/>
+        <w:spacing w:line="300" w:lineRule="auto"/>
         <w:jc w:val="left"/>
         <w:rPr>
           <w:sz w:val="21"/>
@@ -786,7 +786,7 @@
           <m:num>
             <m:r>
               <w:rPr>
-                <w:rFonts w:ascii="Cambria Math" w:eastAsia="宋体" w:hAnsi="Cambria Math" w:cs="Cambria Math"/>
+                <w:rFonts w:ascii="Times New Roman" w:eastAsia="宋体" w:hAnsi="Times New Roman" w:cs="Cambria Math"/>
               </w:rPr>
               <m:t>π</m:t>
             </m:r>
@@ -794,7 +794,7 @@
           <m:den>
             <m:r>
               <w:rPr>
-                <w:rFonts w:ascii="Cambria Math" w:eastAsia="宋体" w:hAnsi="Cambria Math" w:cs="Cambria Math"/>
+                <w:rFonts w:ascii="Times New Roman" w:eastAsia="宋体" w:hAnsi="Times New Roman" w:cs="Cambria Math"/>
               </w:rPr>
               <m:t>k</m:t>
             </m:r>
@@ -835,7 +835,7 @@
     <w:p>
       <w:pPr>
         <w:shd w:val="clear" w:color="auto" w:fill="auto"/>
-        <w:spacing w:line="360" w:lineRule="auto"/>
+        <w:spacing w:line="300" w:lineRule="auto"/>
         <w:jc w:val="left"/>
         <w:rPr>
           <w:sz w:val="21"/>
@@ -851,28 +851,28 @@
     <w:p>
       <w:pPr>
         <w:shd w:val="clear" w:color="auto" w:fill="auto"/>
-        <w:spacing w:line="360" w:lineRule="auto"/>
-        <w:jc w:val="center"/>
-        <w:rPr>
-          <w:sz w:val="21"/>
-        </w:rPr>
-      </w:pPr>
-      <m:oMath>
-        <m:r>
-          <w:rPr>
-            <w:rFonts w:ascii="Cambria Math" w:eastAsia="宋体" w:hAnsi="Cambria Math" w:cs="Cambria Math"/>
+        <w:spacing w:line="300" w:lineRule="auto"/>
+        <w:jc w:val="left"/>
+        <w:rPr>
+          <w:sz w:val="21"/>
+        </w:rPr>
+      </w:pPr>
+      <m:oMath>
+        <m:r>
+          <w:rPr>
+            <w:rFonts w:ascii="Times New Roman" w:eastAsia="宋体" w:hAnsi="Times New Roman" w:cs="Cambria Math"/>
           </w:rPr>
           <m:t>R</m:t>
         </m:r>
         <m:r>
           <w:rPr>
-            <w:rFonts w:ascii="Cambria Math" w:eastAsia="宋体" w:hAnsi="Cambria Math" w:cs="Cambria Math"/>
+            <w:rFonts w:ascii="Times New Roman" w:eastAsia="宋体" w:hAnsi="Times New Roman" w:cs="Cambria Math"/>
           </w:rPr>
           <m:t>=</m:t>
         </m:r>
         <m:r>
           <w:rPr>
-            <w:rFonts w:ascii="Cambria Math" w:eastAsia="宋体" w:hAnsi="Cambria Math" w:cs="Cambria Math"/>
+            <w:rFonts w:ascii="Times New Roman" w:eastAsia="宋体" w:hAnsi="Times New Roman" w:cs="Cambria Math"/>
           </w:rPr>
           <m:t>596.0</m:t>
         </m:r>
@@ -881,7 +881,7 @@
             <m:sty m:val="p"/>
           </m:rPr>
           <w:rPr>
-            <w:rFonts w:ascii="Cambria Math" w:eastAsia="宋体" w:hAnsi="Cambria Math" w:cs="Cambria Math"/>
+            <w:rFonts w:ascii="Times New Roman" w:eastAsia="宋体" w:hAnsi="Times New Roman" w:cs="Cambria Math"/>
           </w:rPr>
           <m:t>Ω</m:t>
         </m:r>
@@ -890,7 +890,7 @@
     <w:p>
       <w:pPr>
         <w:shd w:val="clear" w:color="auto" w:fill="auto"/>
-        <w:spacing w:line="360" w:lineRule="auto"/>
+        <w:spacing w:line="300" w:lineRule="auto"/>
         <w:jc w:val="left"/>
         <w:rPr>
           <w:sz w:val="21"/>
@@ -906,8 +906,8 @@
     <w:p>
       <w:pPr>
         <w:shd w:val="clear" w:color="auto" w:fill="auto"/>
-        <w:spacing w:line="360" w:lineRule="auto"/>
-        <w:jc w:val="center"/>
+        <w:spacing w:line="300" w:lineRule="auto"/>
+        <w:jc w:val="left"/>
         <w:rPr>
           <w:sz w:val="21"/>
         </w:rPr>
@@ -917,7 +917,7 @@
           <m:num>
             <m:r>
               <w:rPr>
-                <w:rFonts w:ascii="Cambria Math" w:eastAsia="宋体" w:hAnsi="Cambria Math" w:cs="Cambria Math"/>
+                <w:rFonts w:ascii="Times New Roman" w:eastAsia="宋体" w:hAnsi="Times New Roman" w:cs="Cambria Math"/>
               </w:rPr>
               <m:t>R</m:t>
             </m:r>
@@ -927,7 +927,7 @@
               <m:e>
                 <m:r>
                   <w:rPr>
-                    <w:rFonts w:ascii="Cambria Math" w:eastAsia="宋体" w:hAnsi="Cambria Math" w:cs="Cambria Math"/>
+                    <w:rFonts w:ascii="Times New Roman" w:eastAsia="宋体" w:hAnsi="Times New Roman" w:cs="Cambria Math"/>
                   </w:rPr>
                   <m:t>R</m:t>
                 </m:r>
@@ -935,7 +935,7 @@
               <m:sub>
                 <m:r>
                   <w:rPr>
-                    <w:rFonts w:ascii="Cambria Math" w:eastAsia="宋体" w:hAnsi="Cambria Math" w:cs="Cambria Math"/>
+                    <w:rFonts w:ascii="Times New Roman" w:eastAsia="宋体" w:hAnsi="Times New Roman" w:cs="Cambria Math"/>
                   </w:rPr>
                   <m:t>x</m:t>
                 </m:r>
@@ -945,7 +945,7 @@
         </m:f>
         <m:r>
           <w:rPr>
-            <w:rFonts w:ascii="Cambria Math" w:eastAsia="宋体" w:hAnsi="Cambria Math" w:cs="Cambria Math"/>
+            <w:rFonts w:ascii="Times New Roman" w:eastAsia="宋体" w:hAnsi="Times New Roman" w:cs="Cambria Math"/>
           </w:rPr>
           <m:t>=</m:t>
         </m:r>
@@ -953,7 +953,7 @@
           <m:num>
             <m:r>
               <w:rPr>
-                <w:rFonts w:ascii="Cambria Math" w:eastAsia="宋体" w:hAnsi="Cambria Math" w:cs="Cambria Math"/>
+                <w:rFonts w:ascii="Times New Roman" w:eastAsia="宋体" w:hAnsi="Times New Roman" w:cs="Cambria Math"/>
               </w:rPr>
               <m:t>θ</m:t>
             </m:r>
@@ -961,19 +961,19 @@
           <m:den>
             <m:r>
               <w:rPr>
-                <w:rFonts w:ascii="Cambria Math" w:eastAsia="宋体" w:hAnsi="Cambria Math" w:cs="Cambria Math"/>
+                <w:rFonts w:ascii="Times New Roman" w:eastAsia="宋体" w:hAnsi="Times New Roman" w:cs="Cambria Math"/>
               </w:rPr>
               <m:t>π</m:t>
             </m:r>
             <m:r>
               <w:rPr>
-                <w:rFonts w:ascii="Cambria Math" w:eastAsia="宋体" w:hAnsi="Cambria Math" w:cs="Cambria Math"/>
+                <w:rFonts w:ascii="Times New Roman" w:eastAsia="宋体" w:hAnsi="Times New Roman" w:cs="Cambria Math"/>
               </w:rPr>
               <m:t>−</m:t>
             </m:r>
             <m:r>
               <w:rPr>
-                <w:rFonts w:ascii="Cambria Math" w:eastAsia="宋体" w:hAnsi="Cambria Math" w:cs="Cambria Math"/>
+                <w:rFonts w:ascii="Times New Roman" w:eastAsia="宋体" w:hAnsi="Times New Roman" w:cs="Cambria Math"/>
               </w:rPr>
               <m:t>θ</m:t>
             </m:r>
@@ -984,7 +984,7 @@
     <w:p>
       <w:pPr>
         <w:shd w:val="clear" w:color="auto" w:fill="auto"/>
-        <w:spacing w:line="360" w:lineRule="auto"/>
+        <w:spacing w:line="300" w:lineRule="auto"/>
         <w:jc w:val="left"/>
         <w:rPr>
           <w:sz w:val="21"/>
@@ -1000,8 +1000,8 @@
     <w:p>
       <w:pPr>
         <w:shd w:val="clear" w:color="auto" w:fill="auto"/>
-        <w:spacing w:line="360" w:lineRule="auto"/>
-        <w:jc w:val="center"/>
+        <w:spacing w:line="300" w:lineRule="auto"/>
+        <w:jc w:val="left"/>
         <w:rPr>
           <w:sz w:val="21"/>
         </w:rPr>
@@ -1011,7 +1011,7 @@
           <m:num>
             <m:r>
               <w:rPr>
-                <w:rFonts w:ascii="Cambria Math" w:eastAsia="宋体" w:hAnsi="Cambria Math" w:cs="Cambria Math"/>
+                <w:rFonts w:ascii="Times New Roman" w:eastAsia="宋体" w:hAnsi="Times New Roman" w:cs="Cambria Math"/>
               </w:rPr>
               <m:t>1</m:t>
             </m:r>
@@ -1019,7 +1019,7 @@
           <m:den>
             <m:r>
               <w:rPr>
-                <w:rFonts w:ascii="Cambria Math" w:eastAsia="宋体" w:hAnsi="Cambria Math" w:cs="Cambria Math"/>
+                <w:rFonts w:ascii="Times New Roman" w:eastAsia="宋体" w:hAnsi="Times New Roman" w:cs="Cambria Math"/>
               </w:rPr>
               <m:t>R</m:t>
             </m:r>
@@ -1027,7 +1027,7 @@
         </m:f>
         <m:r>
           <w:rPr>
-            <w:rFonts w:ascii="Cambria Math" w:eastAsia="宋体" w:hAnsi="Cambria Math" w:cs="Cambria Math"/>
+            <w:rFonts w:ascii="Times New Roman" w:eastAsia="宋体" w:hAnsi="Times New Roman" w:cs="Cambria Math"/>
           </w:rPr>
           <m:t>=</m:t>
         </m:r>
@@ -1035,7 +1035,7 @@
           <m:num>
             <m:r>
               <w:rPr>
-                <w:rFonts w:ascii="Cambria Math" w:eastAsia="宋体" w:hAnsi="Cambria Math" w:cs="Cambria Math"/>
+                <w:rFonts w:ascii="Times New Roman" w:eastAsia="宋体" w:hAnsi="Times New Roman" w:cs="Cambria Math"/>
               </w:rPr>
               <m:t>π</m:t>
             </m:r>
@@ -1045,7 +1045,7 @@
               <m:e>
                 <m:r>
                   <w:rPr>
-                    <w:rFonts w:ascii="Cambria Math" w:eastAsia="宋体" w:hAnsi="Cambria Math" w:cs="Cambria Math"/>
+                    <w:rFonts w:ascii="Times New Roman" w:eastAsia="宋体" w:hAnsi="Times New Roman" w:cs="Cambria Math"/>
                   </w:rPr>
                   <m:t>R</m:t>
                 </m:r>
@@ -1053,7 +1053,7 @@
               <m:sub>
                 <m:r>
                   <w:rPr>
-                    <w:rFonts w:ascii="Cambria Math" w:eastAsia="宋体" w:hAnsi="Cambria Math" w:cs="Cambria Math"/>
+                    <w:rFonts w:ascii="Times New Roman" w:eastAsia="宋体" w:hAnsi="Times New Roman" w:cs="Cambria Math"/>
                   </w:rPr>
                   <m:t>x</m:t>
                 </m:r>
@@ -1061,7 +1061,7 @@
             </m:sSub>
             <m:r>
               <w:rPr>
-                <w:rFonts w:ascii="Cambria Math" w:eastAsia="宋体" w:hAnsi="Cambria Math" w:cs="Cambria Math"/>
+                <w:rFonts w:ascii="Times New Roman" w:eastAsia="宋体" w:hAnsi="Times New Roman" w:cs="Cambria Math"/>
               </w:rPr>
               <m:t>θ</m:t>
             </m:r>
@@ -1069,7 +1069,7 @@
         </m:f>
         <m:r>
           <w:rPr>
-            <w:rFonts w:ascii="Cambria Math" w:eastAsia="宋体" w:hAnsi="Cambria Math" w:cs="Cambria Math"/>
+            <w:rFonts w:ascii="Times New Roman" w:eastAsia="宋体" w:hAnsi="Times New Roman" w:cs="Cambria Math"/>
           </w:rPr>
           <m:t>−</m:t>
         </m:r>
@@ -1077,7 +1077,7 @@
           <m:num>
             <m:r>
               <w:rPr>
-                <w:rFonts w:ascii="Cambria Math" w:eastAsia="宋体" w:hAnsi="Cambria Math" w:cs="Cambria Math"/>
+                <w:rFonts w:ascii="Times New Roman" w:eastAsia="宋体" w:hAnsi="Times New Roman" w:cs="Cambria Math"/>
               </w:rPr>
               <m:t>1</m:t>
             </m:r>
@@ -1087,7 +1087,7 @@
               <m:e>
                 <m:r>
                   <w:rPr>
-                    <w:rFonts w:ascii="Cambria Math" w:eastAsia="宋体" w:hAnsi="Cambria Math" w:cs="Cambria Math"/>
+                    <w:rFonts w:ascii="Times New Roman" w:eastAsia="宋体" w:hAnsi="Times New Roman" w:cs="Cambria Math"/>
                   </w:rPr>
                   <m:t>R</m:t>
                 </m:r>
@@ -1095,7 +1095,7 @@
               <m:sub>
                 <m:r>
                   <w:rPr>
-                    <w:rFonts w:ascii="Cambria Math" w:eastAsia="宋体" w:hAnsi="Cambria Math" w:cs="Cambria Math"/>
+                    <w:rFonts w:ascii="Times New Roman" w:eastAsia="宋体" w:hAnsi="Times New Roman" w:cs="Cambria Math"/>
                   </w:rPr>
                   <m:t>x</m:t>
                 </m:r>
@@ -1108,7 +1108,7 @@
     <w:p>
       <w:pPr>
         <w:shd w:val="clear" w:color="auto" w:fill="auto"/>
-        <w:spacing w:line="360" w:lineRule="auto"/>
+        <w:spacing w:line="300" w:lineRule="auto"/>
         <w:jc w:val="left"/>
         <w:rPr>
           <w:sz w:val="21"/>
@@ -1124,22 +1124,22 @@
     <w:p>
       <w:pPr>
         <w:shd w:val="clear" w:color="auto" w:fill="auto"/>
-        <w:spacing w:line="360" w:lineRule="auto"/>
-        <w:jc w:val="center"/>
-        <w:rPr>
-          <w:sz w:val="21"/>
-        </w:rPr>
-      </w:pPr>
-      <m:oMath>
-        <m:r>
-          <w:rPr>
-            <w:rFonts w:ascii="Cambria Math" w:eastAsia="宋体" w:hAnsi="Cambria Math" w:cs="Cambria Math"/>
+        <w:spacing w:line="300" w:lineRule="auto"/>
+        <w:jc w:val="left"/>
+        <w:rPr>
+          <w:sz w:val="21"/>
+        </w:rPr>
+      </w:pPr>
+      <m:oMath>
+        <m:r>
+          <w:rPr>
+            <w:rFonts w:ascii="Times New Roman" w:eastAsia="宋体" w:hAnsi="Times New Roman" w:cs="Cambria Math"/>
           </w:rPr>
           <m:t>k</m:t>
         </m:r>
         <m:r>
           <w:rPr>
-            <w:rFonts w:ascii="Cambria Math" w:eastAsia="宋体" w:hAnsi="Cambria Math" w:cs="Cambria Math"/>
+            <w:rFonts w:ascii="Times New Roman" w:eastAsia="宋体" w:hAnsi="Times New Roman" w:cs="Cambria Math"/>
           </w:rPr>
           <m:t>=</m:t>
         </m:r>
@@ -1147,7 +1147,7 @@
           <m:num>
             <m:r>
               <w:rPr>
-                <w:rFonts w:ascii="Cambria Math" w:eastAsia="宋体" w:hAnsi="Cambria Math" w:cs="Cambria Math"/>
+                <w:rFonts w:ascii="Times New Roman" w:eastAsia="宋体" w:hAnsi="Times New Roman" w:cs="Cambria Math"/>
               </w:rPr>
               <m:t>π</m:t>
             </m:r>
@@ -1157,7 +1157,7 @@
               <m:e>
                 <m:r>
                   <w:rPr>
-                    <w:rFonts w:ascii="Cambria Math" w:eastAsia="宋体" w:hAnsi="Cambria Math" w:cs="Cambria Math"/>
+                    <w:rFonts w:ascii="Times New Roman" w:eastAsia="宋体" w:hAnsi="Times New Roman" w:cs="Cambria Math"/>
                   </w:rPr>
                   <m:t>R</m:t>
                 </m:r>
@@ -1165,7 +1165,7 @@
               <m:sub>
                 <m:r>
                   <w:rPr>
-                    <w:rFonts w:ascii="Cambria Math" w:eastAsia="宋体" w:hAnsi="Cambria Math" w:cs="Cambria Math"/>
+                    <w:rFonts w:ascii="Times New Roman" w:eastAsia="宋体" w:hAnsi="Times New Roman" w:cs="Cambria Math"/>
                   </w:rPr>
                   <m:t>x</m:t>
                 </m:r>
@@ -1178,7 +1178,7 @@
     <w:p>
       <w:pPr>
         <w:shd w:val="clear" w:color="auto" w:fill="auto"/>
-        <w:spacing w:line="360" w:lineRule="auto"/>
+        <w:spacing w:line="300" w:lineRule="auto"/>
         <w:jc w:val="left"/>
         <w:rPr>
           <w:sz w:val="21"/>
@@ -1194,8 +1194,8 @@
     <w:p>
       <w:pPr>
         <w:shd w:val="clear" w:color="auto" w:fill="auto"/>
-        <w:spacing w:line="360" w:lineRule="auto"/>
-        <w:jc w:val="center"/>
+        <w:spacing w:line="300" w:lineRule="auto"/>
+        <w:jc w:val="left"/>
         <w:rPr>
           <w:sz w:val="21"/>
         </w:rPr>
@@ -1205,7 +1205,7 @@
           <m:e>
             <m:r>
               <w:rPr>
-                <w:rFonts w:ascii="Cambria Math" w:eastAsia="宋体" w:hAnsi="Cambria Math" w:cs="Cambria Math"/>
+                <w:rFonts w:ascii="Times New Roman" w:eastAsia="宋体" w:hAnsi="Times New Roman" w:cs="Cambria Math"/>
               </w:rPr>
               <m:t>R</m:t>
             </m:r>
@@ -1213,7 +1213,7 @@
           <m:sub>
             <m:r>
               <w:rPr>
-                <w:rFonts w:ascii="Cambria Math" w:eastAsia="宋体" w:hAnsi="Cambria Math" w:cs="Cambria Math"/>
+                <w:rFonts w:ascii="Times New Roman" w:eastAsia="宋体" w:hAnsi="Times New Roman" w:cs="Cambria Math"/>
               </w:rPr>
               <m:t>x</m:t>
             </m:r>
@@ -1221,7 +1221,7 @@
         </m:sSub>
         <m:r>
           <w:rPr>
-            <w:rFonts w:ascii="Cambria Math" w:eastAsia="宋体" w:hAnsi="Cambria Math" w:cs="Cambria Math"/>
+            <w:rFonts w:ascii="Times New Roman" w:eastAsia="宋体" w:hAnsi="Times New Roman" w:cs="Cambria Math"/>
           </w:rPr>
           <m:t>=</m:t>
         </m:r>
@@ -1229,7 +1229,7 @@
           <m:num>
             <m:r>
               <w:rPr>
-                <w:rFonts w:ascii="Cambria Math" w:eastAsia="宋体" w:hAnsi="Cambria Math" w:cs="Cambria Math"/>
+                <w:rFonts w:ascii="Times New Roman" w:eastAsia="宋体" w:hAnsi="Times New Roman" w:cs="Cambria Math"/>
               </w:rPr>
               <m:t>π</m:t>
             </m:r>
@@ -1237,7 +1237,7 @@
           <m:den>
             <m:r>
               <w:rPr>
-                <w:rFonts w:ascii="Cambria Math" w:eastAsia="宋体" w:hAnsi="Cambria Math" w:cs="Cambria Math"/>
+                <w:rFonts w:ascii="Times New Roman" w:eastAsia="宋体" w:hAnsi="Times New Roman" w:cs="Cambria Math"/>
               </w:rPr>
               <m:t>k</m:t>
             </m:r>
@@ -1248,7 +1248,7 @@
     <w:p>
       <w:pPr>
         <w:shd w:val="clear" w:color="auto" w:fill="auto"/>
-        <w:spacing w:line="360" w:lineRule="auto"/>
+        <w:spacing w:line="300" w:lineRule="auto"/>
         <w:jc w:val="left"/>
         <w:rPr>
           <w:sz w:val="21"/>
@@ -1263,7 +1263,7 @@
       <m:oMath>
         <m:r>
           <w:rPr>
-            <w:rFonts w:ascii="Cambria Math" w:eastAsia="宋体" w:hAnsi="Cambria Math" w:cs="Cambria Math"/>
+            <w:rFonts w:ascii="Times New Roman" w:eastAsia="宋体" w:hAnsi="Times New Roman" w:cs="Cambria Math"/>
           </w:rPr>
           <m:t>P</m:t>
         </m:r>
@@ -1277,7 +1277,7 @@
       <m:oMath>
         <m:r>
           <w:rPr>
-            <w:rFonts w:ascii="Cambria Math" w:eastAsia="宋体" w:hAnsi="Cambria Math" w:cs="Cambria Math"/>
+            <w:rFonts w:ascii="Times New Roman" w:eastAsia="宋体" w:hAnsi="Times New Roman" w:cs="Cambria Math"/>
           </w:rPr>
           <m:t>K</m:t>
         </m:r>
@@ -1291,13 +1291,13 @@
       <m:oMath>
         <m:r>
           <w:rPr>
-            <w:rFonts w:ascii="Cambria Math" w:eastAsia="宋体" w:hAnsi="Cambria Math" w:cs="Cambria Math"/>
+            <w:rFonts w:ascii="Times New Roman" w:eastAsia="宋体" w:hAnsi="Times New Roman" w:cs="Cambria Math"/>
           </w:rPr>
           <m:t>O</m:t>
         </m:r>
         <m:r>
           <w:rPr>
-            <w:rFonts w:ascii="Cambria Math" w:eastAsia="宋体" w:hAnsi="Cambria Math" w:cs="Cambria Math"/>
+            <w:rFonts w:ascii="Times New Roman" w:eastAsia="宋体" w:hAnsi="Times New Roman" w:cs="Cambria Math"/>
           </w:rPr>
           <m:t>A</m:t>
         </m:r>
@@ -1311,13 +1311,13 @@
       <m:oMath>
         <m:r>
           <w:rPr>
-            <w:rFonts w:ascii="Cambria Math" w:eastAsia="宋体" w:hAnsi="Cambria Math" w:cs="Cambria Math"/>
+            <w:rFonts w:ascii="Times New Roman" w:eastAsia="宋体" w:hAnsi="Times New Roman" w:cs="Cambria Math"/>
           </w:rPr>
           <m:t>O</m:t>
         </m:r>
         <m:r>
           <w:rPr>
-            <w:rFonts w:ascii="Cambria Math" w:eastAsia="宋体" w:hAnsi="Cambria Math" w:cs="Cambria Math"/>
+            <w:rFonts w:ascii="Times New Roman" w:eastAsia="宋体" w:hAnsi="Times New Roman" w:cs="Cambria Math"/>
           </w:rPr>
           <m:t>K</m:t>
         </m:r>
@@ -1331,7 +1331,7 @@
       <m:oMath>
         <m:r>
           <w:rPr>
-            <w:rFonts w:ascii="Cambria Math" w:eastAsia="宋体" w:hAnsi="Cambria Math" w:cs="Cambria Math"/>
+            <w:rFonts w:ascii="Times New Roman" w:eastAsia="宋体" w:hAnsi="Times New Roman" w:cs="Cambria Math"/>
           </w:rPr>
           <m:t>θ</m:t>
         </m:r>
@@ -1346,8 +1346,8 @@
     <w:p>
       <w:pPr>
         <w:shd w:val="clear" w:color="auto" w:fill="auto"/>
-        <w:spacing w:line="360" w:lineRule="auto"/>
-        <w:jc w:val="center"/>
+        <w:spacing w:line="300" w:lineRule="auto"/>
+        <w:jc w:val="left"/>
         <w:rPr>
           <w:sz w:val="21"/>
         </w:rPr>
@@ -1357,7 +1357,7 @@
           <m:e>
             <m:r>
               <w:rPr>
-                <w:rFonts w:ascii="Cambria Math" w:eastAsia="宋体" w:hAnsi="Cambria Math" w:cs="Cambria Math"/>
+                <w:rFonts w:ascii="Times New Roman" w:eastAsia="宋体" w:hAnsi="Times New Roman" w:cs="Cambria Math"/>
               </w:rPr>
               <m:t>R</m:t>
             </m:r>
@@ -1365,7 +1365,7 @@
           <m:sub>
             <m:r>
               <w:rPr>
-                <w:rFonts w:ascii="Cambria Math" w:eastAsia="宋体" w:hAnsi="Cambria Math" w:cs="Cambria Math"/>
+                <w:rFonts w:ascii="Times New Roman" w:eastAsia="宋体" w:hAnsi="Times New Roman" w:cs="Cambria Math"/>
               </w:rPr>
               <m:t>x</m:t>
             </m:r>
@@ -1373,7 +1373,7 @@
         </m:sSub>
         <m:r>
           <w:rPr>
-            <w:rFonts w:ascii="Cambria Math" w:eastAsia="宋体" w:hAnsi="Cambria Math" w:cs="Cambria Math"/>
+            <w:rFonts w:ascii="Times New Roman" w:eastAsia="宋体" w:hAnsi="Times New Roman" w:cs="Cambria Math"/>
           </w:rPr>
           <m:t>=</m:t>
         </m:r>
@@ -1381,19 +1381,19 @@
           <m:num>
             <m:r>
               <w:rPr>
-                <w:rFonts w:ascii="Cambria Math" w:eastAsia="宋体" w:hAnsi="Cambria Math" w:cs="Cambria Math"/>
+                <w:rFonts w:ascii="Times New Roman" w:eastAsia="宋体" w:hAnsi="Times New Roman" w:cs="Cambria Math"/>
               </w:rPr>
               <m:t>π</m:t>
             </m:r>
             <m:r>
               <w:rPr>
-                <w:rFonts w:ascii="Cambria Math" w:eastAsia="宋体" w:hAnsi="Cambria Math" w:cs="Cambria Math"/>
+                <w:rFonts w:ascii="Times New Roman" w:eastAsia="宋体" w:hAnsi="Times New Roman" w:cs="Cambria Math"/>
               </w:rPr>
               <m:t>−</m:t>
             </m:r>
             <m:r>
               <w:rPr>
-                <w:rFonts w:ascii="Cambria Math" w:eastAsia="宋体" w:hAnsi="Cambria Math" w:cs="Cambria Math"/>
+                <w:rFonts w:ascii="Times New Roman" w:eastAsia="宋体" w:hAnsi="Times New Roman" w:cs="Cambria Math"/>
               </w:rPr>
               <m:t>θ</m:t>
             </m:r>
@@ -1401,7 +1401,7 @@
           <m:den>
             <m:r>
               <w:rPr>
-                <w:rFonts w:ascii="Cambria Math" w:eastAsia="宋体" w:hAnsi="Cambria Math" w:cs="Cambria Math"/>
+                <w:rFonts w:ascii="Times New Roman" w:eastAsia="宋体" w:hAnsi="Times New Roman" w:cs="Cambria Math"/>
               </w:rPr>
               <m:t>θ</m:t>
             </m:r>
@@ -1409,7 +1409,7 @@
         </m:f>
         <m:r>
           <w:rPr>
-            <w:rFonts w:ascii="Cambria Math" w:eastAsia="宋体" w:hAnsi="Cambria Math" w:cs="Cambria Math"/>
+            <w:rFonts w:ascii="Times New Roman" w:eastAsia="宋体" w:hAnsi="Times New Roman" w:cs="Cambria Math"/>
           </w:rPr>
           <m:t>R</m:t>
         </m:r>
@@ -1418,7 +1418,7 @@
     <w:p>
       <w:pPr>
         <w:shd w:val="clear" w:color="auto" w:fill="auto"/>
-        <w:spacing w:line="360" w:lineRule="auto"/>
+        <w:spacing w:line="300" w:lineRule="auto"/>
         <w:jc w:val="left"/>
         <w:rPr>
           <w:sz w:val="21"/>
@@ -1435,7 +1435,7 @@
           <m:e>
             <m:r>
               <w:rPr>
-                <w:rFonts w:ascii="Cambria Math" w:eastAsia="宋体" w:hAnsi="Cambria Math" w:cs="Cambria Math"/>
+                <w:rFonts w:ascii="Times New Roman" w:eastAsia="宋体" w:hAnsi="Times New Roman" w:cs="Cambria Math"/>
               </w:rPr>
               <m:t>R</m:t>
             </m:r>
@@ -1443,7 +1443,7 @@
           <m:sub>
             <m:r>
               <w:rPr>
-                <w:rFonts w:ascii="Cambria Math" w:eastAsia="宋体" w:hAnsi="Cambria Math" w:cs="Cambria Math"/>
+                <w:rFonts w:ascii="Times New Roman" w:eastAsia="宋体" w:hAnsi="Times New Roman" w:cs="Cambria Math"/>
               </w:rPr>
               <m:t>x</m:t>
             </m:r>
@@ -1470,7 +1470,7 @@
     <w:p>
       <w:pPr>
         <w:shd w:val="clear" w:color="auto" w:fill="auto"/>
-        <w:spacing w:line="360" w:lineRule="auto"/>
+        <w:spacing w:line="300" w:lineRule="auto"/>
         <w:jc w:val="left"/>
         <w:rPr>
           <w:sz w:val="21"/>
@@ -1487,7 +1487,7 @@
           <m:e>
             <m:r>
               <w:rPr>
-                <w:rFonts w:ascii="Cambria Math" w:eastAsia="宋体" w:hAnsi="Cambria Math" w:cs="Cambria Math"/>
+                <w:rFonts w:ascii="Times New Roman" w:eastAsia="宋体" w:hAnsi="Times New Roman" w:cs="Cambria Math"/>
               </w:rPr>
               <m:t>R</m:t>
             </m:r>
@@ -1495,7 +1495,7 @@
           <m:sub>
             <m:r>
               <w:rPr>
-                <w:rFonts w:ascii="Cambria Math" w:eastAsia="宋体" w:hAnsi="Cambria Math" w:cs="Cambria Math"/>
+                <w:rFonts w:ascii="Times New Roman" w:eastAsia="宋体" w:hAnsi="Times New Roman" w:cs="Cambria Math"/>
               </w:rPr>
               <m:t>x</m:t>
             </m:r>
@@ -1512,7 +1512,7 @@
     <w:p>
       <w:pPr>
         <w:shd w:val="clear" w:color="auto" w:fill="auto"/>
-        <w:spacing w:line="360" w:lineRule="auto"/>
+        <w:spacing w:line="300" w:lineRule="auto"/>
         <w:jc w:val="left"/>
         <w:rPr>
           <w:sz w:val="21"/>
@@ -1527,7 +1527,7 @@
       <m:oMath>
         <m:r>
           <w:rPr>
-            <w:rFonts w:ascii="Cambria Math" w:eastAsia="宋体" w:hAnsi="Cambria Math" w:cs="Cambria Math"/>
+            <w:rFonts w:ascii="Times New Roman" w:eastAsia="宋体" w:hAnsi="Times New Roman" w:cs="Cambria Math"/>
           </w:rPr>
           <m:t>P</m:t>
         </m:r>
@@ -1543,7 +1543,7 @@
           <m:e>
             <m:r>
               <w:rPr>
-                <w:rFonts w:ascii="Cambria Math" w:eastAsia="宋体" w:hAnsi="Cambria Math" w:cs="Cambria Math"/>
+                <w:rFonts w:ascii="Times New Roman" w:eastAsia="宋体" w:hAnsi="Times New Roman" w:cs="Cambria Math"/>
               </w:rPr>
               <m:t>R</m:t>
             </m:r>
@@ -1551,7 +1551,7 @@
           <m:sub>
             <m:r>
               <w:rPr>
-                <w:rFonts w:ascii="Cambria Math" w:eastAsia="宋体" w:hAnsi="Cambria Math" w:cs="Cambria Math"/>
+                <w:rFonts w:ascii="Times New Roman" w:eastAsia="宋体" w:hAnsi="Times New Roman" w:cs="Cambria Math"/>
               </w:rPr>
               <m:t>0</m:t>
             </m:r>
@@ -1572,7 +1572,7 @@
                 <m:nor/>
               </m:rPr>
               <w:rPr>
-                <w:rFonts w:ascii="Cambria Math" w:eastAsia="宋体" w:hAnsi="Cambria Math" w:cs="Cambria Math"/>
+                <w:rFonts w:ascii="Times New Roman" w:eastAsia="宋体" w:hAnsi="Times New Roman" w:cs="Cambria Math"/>
               </w:rPr>
               <m:t>S</m:t>
             </m:r>
@@ -1580,7 +1580,7 @@
           <m:sub>
             <m:r>
               <w:rPr>
-                <w:rFonts w:ascii="Cambria Math" w:eastAsia="宋体" w:hAnsi="Cambria Math" w:cs="Cambria Math"/>
+                <w:rFonts w:ascii="Times New Roman" w:eastAsia="宋体" w:hAnsi="Times New Roman" w:cs="Cambria Math"/>
               </w:rPr>
               <m:t>1</m:t>
             </m:r>
@@ -1597,7 +1597,7 @@
     <w:p>
       <w:pPr>
         <w:shd w:val="clear" w:color="auto" w:fill="auto"/>
-        <w:spacing w:line="360" w:lineRule="auto"/>
+        <w:spacing w:line="300" w:lineRule="auto"/>
         <w:jc w:val="left"/>
         <w:rPr>
           <w:sz w:val="21"/>
@@ -1614,7 +1614,7 @@
           <m:e>
             <m:r>
               <w:rPr>
-                <w:rFonts w:ascii="Cambria Math" w:eastAsia="宋体" w:hAnsi="Cambria Math" w:cs="Cambria Math"/>
+                <w:rFonts w:ascii="Times New Roman" w:eastAsia="宋体" w:hAnsi="Times New Roman" w:cs="Cambria Math"/>
               </w:rPr>
               <m:t>S</m:t>
             </m:r>
@@ -1622,7 +1622,7 @@
           <m:sub>
             <m:r>
               <w:rPr>
-                <w:rFonts w:ascii="Cambria Math" w:eastAsia="宋体" w:hAnsi="Cambria Math" w:cs="Cambria Math"/>
+                <w:rFonts w:ascii="Times New Roman" w:eastAsia="宋体" w:hAnsi="Times New Roman" w:cs="Cambria Math"/>
               </w:rPr>
               <m:t>2</m:t>
             </m:r>
@@ -1638,7 +1638,7 @@
       <m:oMath>
         <m:r>
           <w:rPr>
-            <w:rFonts w:ascii="Cambria Math" w:eastAsia="宋体" w:hAnsi="Cambria Math" w:cs="Cambria Math"/>
+            <w:rFonts w:ascii="Times New Roman" w:eastAsia="宋体" w:hAnsi="Times New Roman" w:cs="Cambria Math"/>
           </w:rPr>
           <m:t>R</m:t>
         </m:r>
@@ -1654,7 +1654,7 @@
           <m:e>
             <m:r>
               <w:rPr>
-                <w:rFonts w:ascii="Cambria Math" w:eastAsia="宋体" w:hAnsi="Cambria Math" w:cs="Cambria Math"/>
+                <w:rFonts w:ascii="Times New Roman" w:eastAsia="宋体" w:hAnsi="Times New Roman" w:cs="Cambria Math"/>
               </w:rPr>
               <m:t>R</m:t>
             </m:r>
@@ -1662,7 +1662,7 @@
           <m:sub>
             <m:r>
               <w:rPr>
-                <w:rFonts w:ascii="Cambria Math" w:eastAsia="宋体" w:hAnsi="Cambria Math" w:cs="Cambria Math"/>
+                <w:rFonts w:ascii="Times New Roman" w:eastAsia="宋体" w:hAnsi="Times New Roman" w:cs="Cambria Math"/>
               </w:rPr>
               <m:t>1</m:t>
             </m:r>
@@ -1679,7 +1679,7 @@
     <w:p>
       <w:pPr>
         <w:shd w:val="clear" w:color="auto" w:fill="auto"/>
-        <w:spacing w:line="360" w:lineRule="auto"/>
+        <w:spacing w:line="300" w:lineRule="auto"/>
         <w:jc w:val="left"/>
         <w:rPr>
           <w:sz w:val="21"/>
@@ -1694,7 +1694,7 @@
       <m:oMath>
         <m:r>
           <w:rPr>
-            <w:rFonts w:ascii="Cambria Math" w:eastAsia="宋体" w:hAnsi="Cambria Math" w:cs="Cambria Math"/>
+            <w:rFonts w:ascii="Times New Roman" w:eastAsia="宋体" w:hAnsi="Times New Roman" w:cs="Cambria Math"/>
           </w:rPr>
           <m:t>P</m:t>
         </m:r>
@@ -1713,7 +1713,7 @@
                 <m:nor/>
               </m:rPr>
               <w:rPr>
-                <w:rFonts w:ascii="Cambria Math" w:eastAsia="宋体" w:hAnsi="Cambria Math" w:cs="Cambria Math"/>
+                <w:rFonts w:ascii="Times New Roman" w:eastAsia="宋体" w:hAnsi="Times New Roman" w:cs="Cambria Math"/>
               </w:rPr>
               <m:t>S</m:t>
             </m:r>
@@ -1721,7 +1721,7 @@
           <m:sub>
             <m:r>
               <w:rPr>
-                <w:rFonts w:ascii="Cambria Math" w:eastAsia="宋体" w:hAnsi="Cambria Math" w:cs="Cambria Math"/>
+                <w:rFonts w:ascii="Times New Roman" w:eastAsia="宋体" w:hAnsi="Times New Roman" w:cs="Cambria Math"/>
               </w:rPr>
               <m:t>2</m:t>
             </m:r>
@@ -1737,7 +1737,7 @@
       <m:oMath>
         <m:r>
           <w:rPr>
-            <w:rFonts w:ascii="Cambria Math" w:eastAsia="宋体" w:hAnsi="Cambria Math" w:cs="Cambria Math"/>
+            <w:rFonts w:ascii="Times New Roman" w:eastAsia="宋体" w:hAnsi="Times New Roman" w:cs="Cambria Math"/>
           </w:rPr>
           <m:t>R</m:t>
         </m:r>
@@ -1753,7 +1753,7 @@
           <m:e>
             <m:r>
               <w:rPr>
-                <w:rFonts w:ascii="Cambria Math" w:eastAsia="宋体" w:hAnsi="Cambria Math" w:cs="Cambria Math"/>
+                <w:rFonts w:ascii="Times New Roman" w:eastAsia="宋体" w:hAnsi="Times New Roman" w:cs="Cambria Math"/>
               </w:rPr>
               <m:t>R</m:t>
             </m:r>
@@ -1761,7 +1761,7 @@
           <m:sub>
             <m:r>
               <w:rPr>
-                <w:rFonts w:ascii="Cambria Math" w:eastAsia="宋体" w:hAnsi="Cambria Math" w:cs="Cambria Math"/>
+                <w:rFonts w:ascii="Times New Roman" w:eastAsia="宋体" w:hAnsi="Times New Roman" w:cs="Cambria Math"/>
               </w:rPr>
               <m:t>2</m:t>
             </m:r>
@@ -1778,7 +1778,7 @@
     <w:p>
       <w:pPr>
         <w:shd w:val="clear" w:color="auto" w:fill="auto"/>
-        <w:spacing w:line="360" w:lineRule="auto"/>
+        <w:spacing w:line="300" w:lineRule="auto"/>
         <w:jc w:val="left"/>
         <w:rPr>
           <w:sz w:val="21"/>
@@ -1794,7 +1794,7 @@
     <w:p>
       <w:pPr>
         <w:shd w:val="clear" w:color="auto" w:fill="auto"/>
-        <w:spacing w:line="360" w:lineRule="auto"/>
+        <w:spacing w:line="300" w:lineRule="auto"/>
         <w:jc w:val="left"/>
         <w:rPr>
           <w:sz w:val="21"/>
@@ -1810,19 +1810,19 @@
     <w:p>
       <w:pPr>
         <w:shd w:val="clear" w:color="auto" w:fill="auto"/>
-        <w:spacing w:line="360" w:lineRule="auto"/>
-        <w:jc w:val="left"/>
-        <w:rPr>
-          <w:sz w:val="21"/>
-        </w:rPr>
-      </w:pPr>
-      <w:r>
-        <w:rPr>
-          <w:rFonts w:ascii="Times New Roman" w:eastAsia="Times New Roman" w:hAnsi="Times New Roman" w:cs="Times New Roman"/>
+        <w:spacing w:line="300" w:lineRule="auto"/>
+        <w:jc w:val="left"/>
+        <w:rPr>
+          <w:sz w:val="21"/>
+        </w:rPr>
+      </w:pPr>
+      <w:r>
+        <w:rPr>
+          <w:rFonts w:ascii="Times New Roman" w:eastAsia="宋体" w:hAnsi="Times New Roman" w:cs="Times New Roman"/>
           <w:strike w:val="0"/>
           <w:kern w:val="0"/>
-          <w:sz w:val="24"/>
-          <w:szCs w:val="24"/>
+          <w:sz w:val="21"/>
+          <w:szCs w:val="21"/>
           <w:u w:val="none"/>
         </w:rPr>
         <w:drawing>
@@ -1866,7 +1866,7 @@
     <w:p>
       <w:pPr>
         <w:shd w:val="clear" w:color="auto" w:fill="auto"/>
-        <w:spacing w:line="360" w:lineRule="auto"/>
+        <w:spacing w:line="300" w:lineRule="auto"/>
         <w:jc w:val="left"/>
         <w:rPr>
           <w:sz w:val="21"/>
@@ -1880,7 +1880,7 @@
       </w:r>
       <w:r>
         <w:rPr>
-          <w:rFonts w:ascii="Times New Roman" w:eastAsia="Times New Roman" w:hAnsi="Times New Roman" w:cs="Times New Roman"/>
+          <w:rFonts w:ascii="Times New Roman" w:eastAsia="宋体" w:hAnsi="Times New Roman" w:cs="Times New Roman"/>
           <w:b w:val="0"/>
           <w:sz w:val="21"/>
         </w:rPr>
@@ -1895,7 +1895,7 @@
       <m:oMath>
         <m:r>
           <w:rPr>
-            <w:rFonts w:ascii="Cambria Math" w:eastAsia="宋体" w:hAnsi="Cambria Math" w:cs="Cambria Math"/>
+            <w:rFonts w:ascii="Times New Roman" w:eastAsia="宋体" w:hAnsi="Times New Roman" w:cs="Cambria Math"/>
           </w:rPr>
           <m:t>P</m:t>
         </m:r>
@@ -1910,7 +1910,7 @@
     <w:p>
       <w:pPr>
         <w:shd w:val="clear" w:color="auto" w:fill="auto"/>
-        <w:spacing w:line="360" w:lineRule="auto"/>
+        <w:spacing w:line="300" w:lineRule="auto"/>
         <w:jc w:val="left"/>
         <w:rPr>
           <w:sz w:val="21"/>
@@ -1926,7 +1926,7 @@
     <w:p>
       <w:pPr>
         <w:shd w:val="clear" w:color="auto" w:fill="auto"/>
-        <w:spacing w:line="360" w:lineRule="auto"/>
+        <w:spacing w:line="300" w:lineRule="auto"/>
         <w:jc w:val="left"/>
         <w:rPr>
           <w:sz w:val="21"/>
@@ -1984,7 +1984,7 @@
     <w:p>
       <w:pPr>
         <w:shd w:val="clear" w:color="auto" w:fill="auto"/>
-        <w:spacing w:line="360" w:lineRule="auto"/>
+        <w:spacing w:line="300" w:lineRule="auto"/>
         <w:jc w:val="left"/>
         <w:rPr>
           <w:sz w:val="21"/>
@@ -2001,7 +2001,7 @@
           <m:e>
             <m:r>
               <w:rPr>
-                <w:rFonts w:ascii="Cambria Math" w:eastAsia="宋体" w:hAnsi="Cambria Math" w:cs="Cambria Math"/>
+                <w:rFonts w:ascii="Times New Roman" w:eastAsia="宋体" w:hAnsi="Times New Roman" w:cs="Cambria Math"/>
               </w:rPr>
               <m:t>R</m:t>
             </m:r>
@@ -2009,7 +2009,7 @@
           <m:sub>
             <m:r>
               <w:rPr>
-                <w:rFonts w:ascii="Cambria Math" w:eastAsia="宋体" w:hAnsi="Cambria Math" w:cs="Cambria Math"/>
+                <w:rFonts w:ascii="Times New Roman" w:eastAsia="宋体" w:hAnsi="Times New Roman" w:cs="Cambria Math"/>
               </w:rPr>
               <m:t>1</m:t>
             </m:r>
@@ -2017,13 +2017,13 @@
         </m:sSub>
         <m:r>
           <w:rPr>
-            <w:rFonts w:ascii="Cambria Math" w:eastAsia="宋体" w:hAnsi="Cambria Math" w:cs="Cambria Math"/>
+            <w:rFonts w:ascii="Times New Roman" w:eastAsia="宋体" w:hAnsi="Times New Roman" w:cs="Cambria Math"/>
           </w:rPr>
           <m:t>=</m:t>
         </m:r>
         <m:r>
           <w:rPr>
-            <w:rFonts w:ascii="Cambria Math" w:eastAsia="宋体" w:hAnsi="Cambria Math" w:cs="Cambria Math"/>
+            <w:rFonts w:ascii="Times New Roman" w:eastAsia="宋体" w:hAnsi="Times New Roman" w:cs="Cambria Math"/>
           </w:rPr>
           <m:t>70</m:t>
         </m:r>
@@ -2032,7 +2032,7 @@
             <m:sty m:val="p"/>
           </m:rPr>
           <w:rPr>
-            <w:rFonts w:ascii="Cambria Math" w:eastAsia="宋体" w:hAnsi="Cambria Math" w:cs="Cambria Math"/>
+            <w:rFonts w:ascii="Times New Roman" w:eastAsia="宋体" w:hAnsi="Times New Roman" w:cs="Cambria Math"/>
           </w:rPr>
           <m:t>Ω</m:t>
         </m:r>
@@ -2048,7 +2048,7 @@
           <m:e>
             <m:r>
               <w:rPr>
-                <w:rFonts w:ascii="Cambria Math" w:eastAsia="宋体" w:hAnsi="Cambria Math" w:cs="Cambria Math"/>
+                <w:rFonts w:ascii="Times New Roman" w:eastAsia="宋体" w:hAnsi="Times New Roman" w:cs="Cambria Math"/>
               </w:rPr>
               <m:t>R</m:t>
             </m:r>
@@ -2056,7 +2056,7 @@
           <m:sub>
             <m:r>
               <w:rPr>
-                <w:rFonts w:ascii="Cambria Math" w:eastAsia="宋体" w:hAnsi="Cambria Math" w:cs="Cambria Math"/>
+                <w:rFonts w:ascii="Times New Roman" w:eastAsia="宋体" w:hAnsi="Times New Roman" w:cs="Cambria Math"/>
               </w:rPr>
               <m:t>2</m:t>
             </m:r>
@@ -2074,7 +2074,7 @@
           <m:e>
             <m:r>
               <w:rPr>
-                <w:rFonts w:ascii="Cambria Math" w:eastAsia="宋体" w:hAnsi="Cambria Math" w:cs="Cambria Math"/>
+                <w:rFonts w:ascii="Times New Roman" w:eastAsia="宋体" w:hAnsi="Times New Roman" w:cs="Cambria Math"/>
               </w:rPr>
               <m:t>R</m:t>
             </m:r>
@@ -2082,7 +2082,7 @@
           <m:sub>
             <m:r>
               <w:rPr>
-                <w:rFonts w:ascii="Cambria Math" w:eastAsia="宋体" w:hAnsi="Cambria Math" w:cs="Cambria Math"/>
+                <w:rFonts w:ascii="Times New Roman" w:eastAsia="宋体" w:hAnsi="Times New Roman" w:cs="Cambria Math"/>
               </w:rPr>
               <m:t>x</m:t>
             </m:r>
@@ -2090,14 +2090,14 @@
         </m:sSub>
         <m:r>
           <w:rPr>
-            <w:rFonts w:ascii="Cambria Math" w:eastAsia="宋体" w:hAnsi="Cambria Math" w:cs="Cambria Math"/>
+            <w:rFonts w:ascii="Times New Roman" w:eastAsia="宋体" w:hAnsi="Times New Roman" w:cs="Cambria Math"/>
           </w:rPr>
           <m:t>=</m:t>
         </m:r>
       </m:oMath>
       <w:r>
         <w:rPr>
-          <w:rFonts w:ascii="Times New Roman" w:eastAsia="Times New Roman" w:hAnsi="Times New Roman" w:cs="Times New Roman"/>
+          <w:rFonts w:ascii="Times New Roman" w:eastAsia="宋体" w:hAnsi="Times New Roman" w:cs="Times New Roman"/>
           <w:b w:val="0"/>
           <w:sz w:val="21"/>
         </w:rPr>
@@ -2113,19 +2113,19 @@
     <w:p>
       <w:pPr>
         <w:shd w:val="clear" w:color="auto" w:fill="auto"/>
-        <w:spacing w:line="360" w:lineRule="auto"/>
-        <w:jc w:val="left"/>
-        <w:rPr>
-          <w:sz w:val="21"/>
-        </w:rPr>
-      </w:pPr>
-      <w:r>
-        <w:rPr>
-          <w:rFonts w:ascii="Times New Roman" w:eastAsia="Times New Roman" w:hAnsi="Times New Roman" w:cs="Times New Roman"/>
+        <w:spacing w:line="300" w:lineRule="auto"/>
+        <w:jc w:val="left"/>
+        <w:rPr>
+          <w:sz w:val="21"/>
+        </w:rPr>
+      </w:pPr>
+      <w:r>
+        <w:rPr>
+          <w:rFonts w:ascii="Times New Roman" w:eastAsia="宋体" w:hAnsi="Times New Roman" w:cs="Times New Roman"/>
           <w:strike w:val="0"/>
           <w:kern w:val="0"/>
-          <w:sz w:val="24"/>
-          <w:szCs w:val="24"/>
+          <w:sz w:val="21"/>
+          <w:szCs w:val="21"/>
           <w:u w:val="none"/>
         </w:rPr>
         <w:drawing>
@@ -2169,7 +2169,7 @@
     <w:p>
       <w:pPr>
         <w:shd w:val="clear" w:color="auto" w:fill="auto"/>
-        <w:spacing w:line="360" w:lineRule="auto"/>
+        <w:spacing w:line="300" w:lineRule="auto"/>
         <w:jc w:val="left"/>
         <w:rPr>
           <w:sz w:val="21"/>
@@ -2184,7 +2184,7 @@
       <m:oMath>
         <m:r>
           <w:rPr>
-            <w:rFonts w:ascii="Cambria Math" w:eastAsia="宋体" w:hAnsi="Cambria Math" w:cs="Cambria Math"/>
+            <w:rFonts w:ascii="Times New Roman" w:eastAsia="宋体" w:hAnsi="Times New Roman" w:cs="Cambria Math"/>
           </w:rPr>
           <m:t>P</m:t>
         </m:r>
@@ -2200,7 +2200,7 @@
           <m:e>
             <m:r>
               <w:rPr>
-                <w:rFonts w:ascii="Cambria Math" w:eastAsia="宋体" w:hAnsi="Cambria Math" w:cs="Cambria Math"/>
+                <w:rFonts w:ascii="Times New Roman" w:eastAsia="宋体" w:hAnsi="Times New Roman" w:cs="Cambria Math"/>
               </w:rPr>
               <m:t>R</m:t>
             </m:r>
@@ -2208,7 +2208,7 @@
           <m:sub>
             <m:r>
               <w:rPr>
-                <w:rFonts w:ascii="Cambria Math" w:eastAsia="宋体" w:hAnsi="Cambria Math" w:cs="Cambria Math"/>
+                <w:rFonts w:ascii="Times New Roman" w:eastAsia="宋体" w:hAnsi="Times New Roman" w:cs="Cambria Math"/>
               </w:rPr>
               <m:t>x</m:t>
             </m:r>
@@ -2223,7 +2223,7 @@
       </w:r>
       <w:r>
         <w:rPr>
-          <w:rFonts w:ascii="Times New Roman" w:eastAsia="Times New Roman" w:hAnsi="Times New Roman" w:cs="Times New Roman"/>
+          <w:rFonts w:ascii="Times New Roman" w:eastAsia="宋体" w:hAnsi="Times New Roman" w:cs="Times New Roman"/>
           <w:b w:val="0"/>
           <w:sz w:val="21"/>
         </w:rPr>
@@ -2239,7 +2239,7 @@
     <w:p>
       <w:pPr>
         <w:shd w:val="clear" w:color="auto" w:fill="auto"/>
-        <w:spacing w:line="360" w:lineRule="auto"/>
+        <w:spacing w:line="300" w:lineRule="auto"/>
         <w:jc w:val="left"/>
         <w:rPr>
           <w:sz w:val="21"/>
@@ -2313,7 +2313,7 @@
     <w:p>
       <w:pPr>
         <w:shd w:val="clear" w:color="auto" w:fill="auto"/>
-        <w:spacing w:line="360" w:lineRule="auto"/>
+        <w:spacing w:line="300" w:lineRule="auto"/>
         <w:jc w:val="left"/>
         <w:rPr>
           <w:sz w:val="21"/>
@@ -2328,7 +2328,7 @@
       <m:oMath>
         <m:r>
           <w:rPr>
-            <w:rFonts w:ascii="Cambria Math" w:eastAsia="宋体" w:hAnsi="Cambria Math" w:cs="Cambria Math"/>
+            <w:rFonts w:ascii="Times New Roman" w:eastAsia="宋体" w:hAnsi="Times New Roman" w:cs="Cambria Math"/>
           </w:rPr>
           <m:t>P</m:t>
         </m:r>
@@ -2343,7 +2343,7 @@
     <w:p>
       <w:pPr>
         <w:shd w:val="clear" w:color="auto" w:fill="auto"/>
-        <w:spacing w:line="360" w:lineRule="auto"/>
+        <w:spacing w:line="300" w:lineRule="auto"/>
         <w:jc w:val="left"/>
         <w:rPr>
           <w:sz w:val="21"/>
@@ -2358,7 +2358,7 @@
       <m:oMath>
         <m:r>
           <w:rPr>
-            <w:rFonts w:ascii="Cambria Math" w:eastAsia="宋体" w:hAnsi="Cambria Math" w:cs="Cambria Math"/>
+            <w:rFonts w:ascii="Times New Roman" w:eastAsia="宋体" w:hAnsi="Times New Roman" w:cs="Cambria Math"/>
           </w:rPr>
           <m:t>P</m:t>
         </m:r>
@@ -2374,7 +2374,7 @@
           <m:e>
             <m:r>
               <w:rPr>
-                <w:rFonts w:ascii="Cambria Math" w:eastAsia="宋体" w:hAnsi="Cambria Math" w:cs="Cambria Math"/>
+                <w:rFonts w:ascii="Times New Roman" w:eastAsia="宋体" w:hAnsi="Times New Roman" w:cs="Cambria Math"/>
               </w:rPr>
               <m:t>R</m:t>
             </m:r>
@@ -2385,7 +2385,7 @@
                 <m:sty m:val="p"/>
               </m:rPr>
               <w:rPr>
-                <w:rFonts w:ascii="Cambria Math" w:eastAsia="宋体" w:hAnsi="Cambria Math" w:cs="Cambria Math"/>
+                <w:rFonts w:ascii="Times New Roman" w:eastAsia="宋体" w:hAnsi="Times New Roman" w:cs="Cambria Math"/>
               </w:rPr>
               <m:t>左</m:t>
             </m:r>
@@ -2403,7 +2403,7 @@
           <m:e>
             <m:r>
               <w:rPr>
-                <w:rFonts w:ascii="Cambria Math" w:eastAsia="宋体" w:hAnsi="Cambria Math" w:cs="Cambria Math"/>
+                <w:rFonts w:ascii="Times New Roman" w:eastAsia="宋体" w:hAnsi="Times New Roman" w:cs="Cambria Math"/>
               </w:rPr>
               <m:t>R</m:t>
             </m:r>
@@ -2414,7 +2414,7 @@
                 <m:sty m:val="p"/>
               </m:rPr>
               <w:rPr>
-                <w:rFonts w:ascii="Cambria Math" w:eastAsia="宋体" w:hAnsi="Cambria Math" w:cs="Cambria Math"/>
+                <w:rFonts w:ascii="Times New Roman" w:eastAsia="宋体" w:hAnsi="Times New Roman" w:cs="Cambria Math"/>
               </w:rPr>
               <m:t>右</m:t>
             </m:r>
@@ -2432,7 +2432,7 @@
           <m:e>
             <m:r>
               <w:rPr>
-                <w:rFonts w:ascii="Cambria Math" w:eastAsia="宋体" w:hAnsi="Cambria Math" w:cs="Cambria Math"/>
+                <w:rFonts w:ascii="Times New Roman" w:eastAsia="宋体" w:hAnsi="Times New Roman" w:cs="Cambria Math"/>
               </w:rPr>
               <m:t>S</m:t>
             </m:r>
@@ -2440,7 +2440,7 @@
           <m:sub>
             <m:r>
               <w:rPr>
-                <w:rFonts w:ascii="Cambria Math" w:eastAsia="宋体" w:hAnsi="Cambria Math" w:cs="Cambria Math"/>
+                <w:rFonts w:ascii="Times New Roman" w:eastAsia="宋体" w:hAnsi="Times New Roman" w:cs="Cambria Math"/>
               </w:rPr>
               <m:t>2</m:t>
             </m:r>
@@ -2458,7 +2458,7 @@
           <m:e>
             <m:r>
               <w:rPr>
-                <w:rFonts w:ascii="Cambria Math" w:eastAsia="宋体" w:hAnsi="Cambria Math" w:cs="Cambria Math"/>
+                <w:rFonts w:ascii="Times New Roman" w:eastAsia="宋体" w:hAnsi="Times New Roman" w:cs="Cambria Math"/>
               </w:rPr>
               <m:t>R</m:t>
             </m:r>
@@ -2466,7 +2466,7 @@
           <m:sub>
             <m:r>
               <w:rPr>
-                <w:rFonts w:ascii="Cambria Math" w:eastAsia="宋体" w:hAnsi="Cambria Math" w:cs="Cambria Math"/>
+                <w:rFonts w:ascii="Times New Roman" w:eastAsia="宋体" w:hAnsi="Times New Roman" w:cs="Cambria Math"/>
               </w:rPr>
               <m:t>1</m:t>
             </m:r>
@@ -2483,8 +2483,8 @@
     <w:p>
       <w:pPr>
         <w:shd w:val="clear" w:color="auto" w:fill="auto"/>
-        <w:spacing w:line="360" w:lineRule="auto"/>
-        <w:jc w:val="center"/>
+        <w:spacing w:line="300" w:lineRule="auto"/>
+        <w:jc w:val="left"/>
         <w:rPr>
           <w:sz w:val="21"/>
         </w:rPr>
@@ -2496,7 +2496,7 @@
               <m:e>
                 <m:r>
                   <w:rPr>
-                    <w:rFonts w:ascii="Cambria Math" w:eastAsia="宋体" w:hAnsi="Cambria Math" w:cs="Cambria Math"/>
+                    <w:rFonts w:ascii="Times New Roman" w:eastAsia="宋体" w:hAnsi="Times New Roman" w:cs="Cambria Math"/>
                   </w:rPr>
                   <m:t>R</m:t>
                 </m:r>
@@ -2504,7 +2504,7 @@
               <m:sub>
                 <m:r>
                   <w:rPr>
-                    <w:rFonts w:ascii="Cambria Math" w:eastAsia="宋体" w:hAnsi="Cambria Math" w:cs="Cambria Math"/>
+                    <w:rFonts w:ascii="Times New Roman" w:eastAsia="宋体" w:hAnsi="Times New Roman" w:cs="Cambria Math"/>
                   </w:rPr>
                   <m:t>x</m:t>
                 </m:r>
@@ -2516,7 +2516,7 @@
               <m:e>
                 <m:r>
                   <w:rPr>
-                    <w:rFonts w:ascii="Cambria Math" w:eastAsia="宋体" w:hAnsi="Cambria Math" w:cs="Cambria Math"/>
+                    <w:rFonts w:ascii="Times New Roman" w:eastAsia="宋体" w:hAnsi="Times New Roman" w:cs="Cambria Math"/>
                   </w:rPr>
                   <m:t>R</m:t>
                 </m:r>
@@ -2524,7 +2524,7 @@
               <m:sub>
                 <m:r>
                   <w:rPr>
-                    <w:rFonts w:ascii="Cambria Math" w:eastAsia="宋体" w:hAnsi="Cambria Math" w:cs="Cambria Math"/>
+                    <w:rFonts w:ascii="Times New Roman" w:eastAsia="宋体" w:hAnsi="Times New Roman" w:cs="Cambria Math"/>
                   </w:rPr>
                   <m:t>1</m:t>
                 </m:r>
@@ -2534,7 +2534,7 @@
         </m:f>
         <m:r>
           <w:rPr>
-            <w:rFonts w:ascii="Cambria Math" w:eastAsia="宋体" w:hAnsi="Cambria Math" w:cs="Cambria Math"/>
+            <w:rFonts w:ascii="Times New Roman" w:eastAsia="宋体" w:hAnsi="Times New Roman" w:cs="Cambria Math"/>
           </w:rPr>
           <m:t>=</m:t>
         </m:r>
@@ -2544,7 +2544,7 @@
               <m:e>
                 <m:r>
                   <w:rPr>
-                    <w:rFonts w:ascii="Cambria Math" w:eastAsia="宋体" w:hAnsi="Cambria Math" w:cs="Cambria Math"/>
+                    <w:rFonts w:ascii="Times New Roman" w:eastAsia="宋体" w:hAnsi="Times New Roman" w:cs="Cambria Math"/>
                   </w:rPr>
                   <m:t>R</m:t>
                 </m:r>
@@ -2555,7 +2555,7 @@
                     <m:sty m:val="p"/>
                   </m:rPr>
                   <w:rPr>
-                    <w:rFonts w:ascii="Cambria Math" w:eastAsia="宋体" w:hAnsi="Cambria Math" w:cs="Cambria Math"/>
+                    <w:rFonts w:ascii="Times New Roman" w:eastAsia="宋体" w:hAnsi="Times New Roman" w:cs="Cambria Math"/>
                   </w:rPr>
                   <m:t>左</m:t>
                 </m:r>
@@ -2567,7 +2567,7 @@
               <m:e>
                 <m:r>
                   <w:rPr>
-                    <w:rFonts w:ascii="Cambria Math" w:eastAsia="宋体" w:hAnsi="Cambria Math" w:cs="Cambria Math"/>
+                    <w:rFonts w:ascii="Times New Roman" w:eastAsia="宋体" w:hAnsi="Times New Roman" w:cs="Cambria Math"/>
                   </w:rPr>
                   <m:t>R</m:t>
                 </m:r>
@@ -2578,7 +2578,7 @@
                     <m:sty m:val="p"/>
                   </m:rPr>
                   <w:rPr>
-                    <w:rFonts w:ascii="Cambria Math" w:eastAsia="宋体" w:hAnsi="Cambria Math" w:cs="Cambria Math"/>
+                    <w:rFonts w:ascii="Times New Roman" w:eastAsia="宋体" w:hAnsi="Times New Roman" w:cs="Cambria Math"/>
                   </w:rPr>
                   <m:t>右</m:t>
                 </m:r>
@@ -2591,7 +2591,7 @@
     <w:p>
       <w:pPr>
         <w:shd w:val="clear" w:color="auto" w:fill="auto"/>
-        <w:spacing w:line="360" w:lineRule="auto"/>
+        <w:spacing w:line="300" w:lineRule="auto"/>
         <w:jc w:val="left"/>
         <w:rPr>
           <w:sz w:val="21"/>
@@ -2608,7 +2608,7 @@
           <m:e>
             <m:r>
               <w:rPr>
-                <w:rFonts w:ascii="Cambria Math" w:eastAsia="宋体" w:hAnsi="Cambria Math" w:cs="Cambria Math"/>
+                <w:rFonts w:ascii="Times New Roman" w:eastAsia="宋体" w:hAnsi="Times New Roman" w:cs="Cambria Math"/>
               </w:rPr>
               <m:t>S</m:t>
             </m:r>
@@ -2616,7 +2616,7 @@
           <m:sub>
             <m:r>
               <w:rPr>
-                <w:rFonts w:ascii="Cambria Math" w:eastAsia="宋体" w:hAnsi="Cambria Math" w:cs="Cambria Math"/>
+                <w:rFonts w:ascii="Times New Roman" w:eastAsia="宋体" w:hAnsi="Times New Roman" w:cs="Cambria Math"/>
               </w:rPr>
               <m:t>2</m:t>
             </m:r>
@@ -2634,7 +2634,7 @@
           <m:e>
             <m:r>
               <w:rPr>
-                <w:rFonts w:ascii="Cambria Math" w:eastAsia="宋体" w:hAnsi="Cambria Math" w:cs="Cambria Math"/>
+                <w:rFonts w:ascii="Times New Roman" w:eastAsia="宋体" w:hAnsi="Times New Roman" w:cs="Cambria Math"/>
               </w:rPr>
               <m:t>R</m:t>
             </m:r>
@@ -2642,7 +2642,7 @@
           <m:sub>
             <m:r>
               <w:rPr>
-                <w:rFonts w:ascii="Cambria Math" w:eastAsia="宋体" w:hAnsi="Cambria Math" w:cs="Cambria Math"/>
+                <w:rFonts w:ascii="Times New Roman" w:eastAsia="宋体" w:hAnsi="Times New Roman" w:cs="Cambria Math"/>
               </w:rPr>
               <m:t>x</m:t>
             </m:r>
@@ -2660,7 +2660,7 @@
           <m:e>
             <m:r>
               <w:rPr>
-                <w:rFonts w:ascii="Cambria Math" w:eastAsia="宋体" w:hAnsi="Cambria Math" w:cs="Cambria Math"/>
+                <w:rFonts w:ascii="Times New Roman" w:eastAsia="宋体" w:hAnsi="Times New Roman" w:cs="Cambria Math"/>
               </w:rPr>
               <m:t>R</m:t>
             </m:r>
@@ -2668,7 +2668,7 @@
           <m:sub>
             <m:r>
               <w:rPr>
-                <w:rFonts w:ascii="Cambria Math" w:eastAsia="宋体" w:hAnsi="Cambria Math" w:cs="Cambria Math"/>
+                <w:rFonts w:ascii="Times New Roman" w:eastAsia="宋体" w:hAnsi="Times New Roman" w:cs="Cambria Math"/>
               </w:rPr>
               <m:t>2</m:t>
             </m:r>
@@ -2685,8 +2685,8 @@
     <w:p>
       <w:pPr>
         <w:shd w:val="clear" w:color="auto" w:fill="auto"/>
-        <w:spacing w:line="360" w:lineRule="auto"/>
-        <w:jc w:val="center"/>
+        <w:spacing w:line="300" w:lineRule="auto"/>
+        <w:jc w:val="left"/>
         <w:rPr>
           <w:sz w:val="21"/>
         </w:rPr>
@@ -2698,7 +2698,7 @@
               <m:e>
                 <m:r>
                   <w:rPr>
-                    <w:rFonts w:ascii="Cambria Math" w:eastAsia="宋体" w:hAnsi="Cambria Math" w:cs="Cambria Math"/>
+                    <w:rFonts w:ascii="Times New Roman" w:eastAsia="宋体" w:hAnsi="Times New Roman" w:cs="Cambria Math"/>
                   </w:rPr>
                   <m:t>R</m:t>
                 </m:r>
@@ -2706,7 +2706,7 @@
               <m:sub>
                 <m:r>
                   <w:rPr>
-                    <w:rFonts w:ascii="Cambria Math" w:eastAsia="宋体" w:hAnsi="Cambria Math" w:cs="Cambria Math"/>
+                    <w:rFonts w:ascii="Times New Roman" w:eastAsia="宋体" w:hAnsi="Times New Roman" w:cs="Cambria Math"/>
                   </w:rPr>
                   <m:t>2</m:t>
                 </m:r>
@@ -2718,7 +2718,7 @@
               <m:e>
                 <m:r>
                   <w:rPr>
-                    <w:rFonts w:ascii="Cambria Math" w:eastAsia="宋体" w:hAnsi="Cambria Math" w:cs="Cambria Math"/>
+                    <w:rFonts w:ascii="Times New Roman" w:eastAsia="宋体" w:hAnsi="Times New Roman" w:cs="Cambria Math"/>
                   </w:rPr>
                   <m:t>R</m:t>
                 </m:r>
@@ -2726,7 +2726,7 @@
               <m:sub>
                 <m:r>
                   <w:rPr>
-                    <w:rFonts w:ascii="Cambria Math" w:eastAsia="宋体" w:hAnsi="Cambria Math" w:cs="Cambria Math"/>
+                    <w:rFonts w:ascii="Times New Roman" w:eastAsia="宋体" w:hAnsi="Times New Roman" w:cs="Cambria Math"/>
                   </w:rPr>
                   <m:t>x</m:t>
                 </m:r>
@@ -2736,7 +2736,7 @@
         </m:f>
         <m:r>
           <w:rPr>
-            <w:rFonts w:ascii="Cambria Math" w:eastAsia="宋体" w:hAnsi="Cambria Math" w:cs="Cambria Math"/>
+            <w:rFonts w:ascii="Times New Roman" w:eastAsia="宋体" w:hAnsi="Times New Roman" w:cs="Cambria Math"/>
           </w:rPr>
           <m:t>=</m:t>
         </m:r>
@@ -2746,7 +2746,7 @@
               <m:e>
                 <m:r>
                   <w:rPr>
-                    <w:rFonts w:ascii="Cambria Math" w:eastAsia="宋体" w:hAnsi="Cambria Math" w:cs="Cambria Math"/>
+                    <w:rFonts w:ascii="Times New Roman" w:eastAsia="宋体" w:hAnsi="Times New Roman" w:cs="Cambria Math"/>
                   </w:rPr>
                   <m:t>R</m:t>
                 </m:r>
@@ -2757,7 +2757,7 @@
                     <m:sty m:val="p"/>
                   </m:rPr>
                   <w:rPr>
-                    <w:rFonts w:ascii="Cambria Math" w:eastAsia="宋体" w:hAnsi="Cambria Math" w:cs="Cambria Math"/>
+                    <w:rFonts w:ascii="Times New Roman" w:eastAsia="宋体" w:hAnsi="Times New Roman" w:cs="Cambria Math"/>
                   </w:rPr>
                   <m:t>左</m:t>
                 </m:r>
@@ -2769,7 +2769,7 @@
               <m:e>
                 <m:r>
                   <w:rPr>
-                    <w:rFonts w:ascii="Cambria Math" w:eastAsia="宋体" w:hAnsi="Cambria Math" w:cs="Cambria Math"/>
+                    <w:rFonts w:ascii="Times New Roman" w:eastAsia="宋体" w:hAnsi="Times New Roman" w:cs="Cambria Math"/>
                   </w:rPr>
                   <m:t>R</m:t>
                 </m:r>
@@ -2780,7 +2780,7 @@
                     <m:sty m:val="p"/>
                   </m:rPr>
                   <w:rPr>
-                    <w:rFonts w:ascii="Cambria Math" w:eastAsia="宋体" w:hAnsi="Cambria Math" w:cs="Cambria Math"/>
+                    <w:rFonts w:ascii="Times New Roman" w:eastAsia="宋体" w:hAnsi="Times New Roman" w:cs="Cambria Math"/>
                   </w:rPr>
                   <m:t>右</m:t>
                 </m:r>
@@ -2793,7 +2793,7 @@
     <w:p>
       <w:pPr>
         <w:shd w:val="clear" w:color="auto" w:fill="auto"/>
-        <w:spacing w:line="360" w:lineRule="auto"/>
+        <w:spacing w:line="300" w:lineRule="auto"/>
         <w:jc w:val="left"/>
         <w:rPr>
           <w:sz w:val="21"/>
@@ -2809,8 +2809,8 @@
     <w:p>
       <w:pPr>
         <w:shd w:val="clear" w:color="auto" w:fill="auto"/>
-        <w:spacing w:line="360" w:lineRule="auto"/>
-        <w:jc w:val="center"/>
+        <w:spacing w:line="300" w:lineRule="auto"/>
+        <w:jc w:val="left"/>
         <w:rPr>
           <w:sz w:val="21"/>
         </w:rPr>
@@ -2820,7 +2820,7 @@
           <m:e>
             <m:r>
               <w:rPr>
-                <w:rFonts w:ascii="Cambria Math" w:eastAsia="宋体" w:hAnsi="Cambria Math" w:cs="Cambria Math"/>
+                <w:rFonts w:ascii="Times New Roman" w:eastAsia="宋体" w:hAnsi="Times New Roman" w:cs="Cambria Math"/>
               </w:rPr>
               <m:t>R</m:t>
             </m:r>
@@ -2828,7 +2828,7 @@
           <m:sub>
             <m:r>
               <w:rPr>
-                <w:rFonts w:ascii="Cambria Math" w:eastAsia="宋体" w:hAnsi="Cambria Math" w:cs="Cambria Math"/>
+                <w:rFonts w:ascii="Times New Roman" w:eastAsia="宋体" w:hAnsi="Times New Roman" w:cs="Cambria Math"/>
               </w:rPr>
               <m:t>x</m:t>
             </m:r>
@@ -2836,7 +2836,7 @@
         </m:sSub>
         <m:r>
           <w:rPr>
-            <w:rFonts w:ascii="Cambria Math" w:eastAsia="宋体" w:hAnsi="Cambria Math" w:cs="Cambria Math"/>
+            <w:rFonts w:ascii="Times New Roman" w:eastAsia="宋体" w:hAnsi="Times New Roman" w:cs="Cambria Math"/>
           </w:rPr>
           <m:t>=</m:t>
         </m:r>
@@ -2850,7 +2850,7 @@
               <m:e>
                 <m:r>
                   <w:rPr>
-                    <w:rFonts w:ascii="Cambria Math" w:eastAsia="宋体" w:hAnsi="Cambria Math" w:cs="Cambria Math"/>
+                    <w:rFonts w:ascii="Times New Roman" w:eastAsia="宋体" w:hAnsi="Times New Roman" w:cs="Cambria Math"/>
                   </w:rPr>
                   <m:t>R</m:t>
                 </m:r>
@@ -2858,7 +2858,7 @@
               <m:sub>
                 <m:r>
                   <w:rPr>
-                    <w:rFonts w:ascii="Cambria Math" w:eastAsia="宋体" w:hAnsi="Cambria Math" w:cs="Cambria Math"/>
+                    <w:rFonts w:ascii="Times New Roman" w:eastAsia="宋体" w:hAnsi="Times New Roman" w:cs="Cambria Math"/>
                   </w:rPr>
                   <m:t>1</m:t>
                 </m:r>
@@ -2868,7 +2868,7 @@
               <m:e>
                 <m:r>
                   <w:rPr>
-                    <w:rFonts w:ascii="Cambria Math" w:eastAsia="宋体" w:hAnsi="Cambria Math" w:cs="Cambria Math"/>
+                    <w:rFonts w:ascii="Times New Roman" w:eastAsia="宋体" w:hAnsi="Times New Roman" w:cs="Cambria Math"/>
                   </w:rPr>
                   <m:t>R</m:t>
                 </m:r>
@@ -2876,7 +2876,7 @@
               <m:sub>
                 <m:r>
                   <w:rPr>
-                    <w:rFonts w:ascii="Cambria Math" w:eastAsia="宋体" w:hAnsi="Cambria Math" w:cs="Cambria Math"/>
+                    <w:rFonts w:ascii="Times New Roman" w:eastAsia="宋体" w:hAnsi="Times New Roman" w:cs="Cambria Math"/>
                   </w:rPr>
                   <m:t>2</m:t>
                 </m:r>
@@ -2889,7 +2889,7 @@
     <w:p>
       <w:pPr>
         <w:shd w:val="clear" w:color="auto" w:fill="auto"/>
-        <w:spacing w:line="360" w:lineRule="auto"/>
+        <w:spacing w:line="300" w:lineRule="auto"/>
         <w:jc w:val="left"/>
         <w:rPr>
           <w:sz w:val="21"/>
@@ -2906,7 +2906,7 @@
           <m:e>
             <m:r>
               <w:rPr>
-                <w:rFonts w:ascii="Cambria Math" w:eastAsia="宋体" w:hAnsi="Cambria Math" w:cs="Cambria Math"/>
+                <w:rFonts w:ascii="Times New Roman" w:eastAsia="宋体" w:hAnsi="Times New Roman" w:cs="Cambria Math"/>
               </w:rPr>
               <m:t>R</m:t>
             </m:r>
@@ -2914,7 +2914,7 @@
           <m:sub>
             <m:r>
               <w:rPr>
-                <w:rFonts w:ascii="Cambria Math" w:eastAsia="宋体" w:hAnsi="Cambria Math" w:cs="Cambria Math"/>
+                <w:rFonts w:ascii="Times New Roman" w:eastAsia="宋体" w:hAnsi="Times New Roman" w:cs="Cambria Math"/>
               </w:rPr>
               <m:t>x</m:t>
             </m:r>
@@ -2931,7 +2931,7 @@
     <w:p>
       <w:pPr>
         <w:shd w:val="clear" w:color="auto" w:fill="auto"/>
-        <w:spacing w:line="360" w:lineRule="auto"/>
+        <w:spacing w:line="300" w:lineRule="auto"/>
         <w:jc w:val="left"/>
         <w:rPr>
           <w:sz w:val="21"/>
@@ -2947,7 +2947,7 @@
     <w:p>
       <w:pPr>
         <w:shd w:val="clear" w:color="auto" w:fill="auto"/>
-        <w:spacing w:line="360" w:lineRule="auto"/>
+        <w:spacing w:line="300" w:lineRule="auto"/>
         <w:jc w:val="left"/>
         <w:rPr>
           <w:sz w:val="21"/>
@@ -2963,8 +2963,8 @@
     <w:p>
       <w:pPr>
         <w:shd w:val="clear" w:color="auto" w:fill="auto"/>
-        <w:spacing w:line="360" w:lineRule="auto"/>
-        <w:jc w:val="center"/>
+        <w:spacing w:line="300" w:lineRule="auto"/>
+        <w:jc w:val="left"/>
         <w:rPr>
           <w:sz w:val="21"/>
         </w:rPr>
@@ -2974,7 +2974,7 @@
           <m:e>
             <m:r>
               <w:rPr>
-                <w:rFonts w:ascii="Cambria Math" w:eastAsia="宋体" w:hAnsi="Cambria Math" w:cs="Cambria Math"/>
+                <w:rFonts w:ascii="Times New Roman" w:eastAsia="宋体" w:hAnsi="Times New Roman" w:cs="Cambria Math"/>
               </w:rPr>
               <m:t>R</m:t>
             </m:r>
@@ -2982,7 +2982,7 @@
           <m:sub>
             <m:r>
               <w:rPr>
-                <w:rFonts w:ascii="Cambria Math" w:eastAsia="宋体" w:hAnsi="Cambria Math" w:cs="Cambria Math"/>
+                <w:rFonts w:ascii="Times New Roman" w:eastAsia="宋体" w:hAnsi="Times New Roman" w:cs="Cambria Math"/>
               </w:rPr>
               <m:t>2</m:t>
             </m:r>
@@ -2990,25 +2990,25 @@
         </m:sSub>
         <m:r>
           <w:rPr>
-            <w:rFonts w:ascii="Cambria Math" w:eastAsia="宋体" w:hAnsi="Cambria Math" w:cs="Cambria Math"/>
+            <w:rFonts w:ascii="Times New Roman" w:eastAsia="宋体" w:hAnsi="Times New Roman" w:cs="Cambria Math"/>
           </w:rPr>
           <m:t>=</m:t>
         </m:r>
         <m:r>
           <w:rPr>
-            <w:rFonts w:ascii="Cambria Math" w:eastAsia="宋体" w:hAnsi="Cambria Math" w:cs="Cambria Math"/>
+            <w:rFonts w:ascii="Times New Roman" w:eastAsia="宋体" w:hAnsi="Times New Roman" w:cs="Cambria Math"/>
           </w:rPr>
           <m:t>5</m:t>
         </m:r>
         <m:r>
           <w:rPr>
-            <w:rFonts w:ascii="Cambria Math" w:eastAsia="宋体" w:hAnsi="Cambria Math" w:cs="Cambria Math"/>
+            <w:rFonts w:ascii="Times New Roman" w:eastAsia="宋体" w:hAnsi="Times New Roman" w:cs="Cambria Math"/>
           </w:rPr>
           <m:t>×</m:t>
         </m:r>
         <m:r>
           <w:rPr>
-            <w:rFonts w:ascii="Cambria Math" w:eastAsia="宋体" w:hAnsi="Cambria Math" w:cs="Cambria Math"/>
+            <w:rFonts w:ascii="Times New Roman" w:eastAsia="宋体" w:hAnsi="Times New Roman" w:cs="Cambria Math"/>
           </w:rPr>
           <m:t>100</m:t>
         </m:r>
@@ -3017,31 +3017,31 @@
             <m:nor/>
           </m:rPr>
           <w:rPr>
-            <w:rFonts w:ascii="Cambria Math" w:eastAsia="宋体" w:hAnsi="Cambria Math" w:cs="Cambria Math"/>
+            <w:rFonts w:ascii="Times New Roman" w:eastAsia="宋体" w:hAnsi="Times New Roman" w:cs="Cambria Math"/>
           </w:rPr>
           <m:t>Ω</m:t>
         </m:r>
         <m:r>
           <w:rPr>
-            <w:rFonts w:ascii="Cambria Math" w:eastAsia="宋体" w:hAnsi="Cambria Math" w:cs="Cambria Math"/>
+            <w:rFonts w:ascii="Times New Roman" w:eastAsia="宋体" w:hAnsi="Times New Roman" w:cs="Cambria Math"/>
           </w:rPr>
           <m:t>+</m:t>
         </m:r>
         <m:r>
           <w:rPr>
-            <w:rFonts w:ascii="Cambria Math" w:eastAsia="宋体" w:hAnsi="Cambria Math" w:cs="Cambria Math"/>
+            <w:rFonts w:ascii="Times New Roman" w:eastAsia="宋体" w:hAnsi="Times New Roman" w:cs="Cambria Math"/>
           </w:rPr>
           <m:t>5</m:t>
         </m:r>
         <m:r>
           <w:rPr>
-            <w:rFonts w:ascii="Cambria Math" w:eastAsia="宋体" w:hAnsi="Cambria Math" w:cs="Cambria Math"/>
+            <w:rFonts w:ascii="Times New Roman" w:eastAsia="宋体" w:hAnsi="Times New Roman" w:cs="Cambria Math"/>
           </w:rPr>
           <m:t>×</m:t>
         </m:r>
         <m:r>
           <w:rPr>
-            <w:rFonts w:ascii="Cambria Math" w:eastAsia="宋体" w:hAnsi="Cambria Math" w:cs="Cambria Math"/>
+            <w:rFonts w:ascii="Times New Roman" w:eastAsia="宋体" w:hAnsi="Times New Roman" w:cs="Cambria Math"/>
           </w:rPr>
           <m:t>10</m:t>
         </m:r>
@@ -3050,31 +3050,31 @@
             <m:nor/>
           </m:rPr>
           <w:rPr>
-            <w:rFonts w:ascii="Cambria Math" w:eastAsia="宋体" w:hAnsi="Cambria Math" w:cs="Cambria Math"/>
+            <w:rFonts w:ascii="Times New Roman" w:eastAsia="宋体" w:hAnsi="Times New Roman" w:cs="Cambria Math"/>
           </w:rPr>
           <m:t>Ω</m:t>
         </m:r>
         <m:r>
           <w:rPr>
-            <w:rFonts w:ascii="Cambria Math" w:eastAsia="宋体" w:hAnsi="Cambria Math" w:cs="Cambria Math"/>
+            <w:rFonts w:ascii="Times New Roman" w:eastAsia="宋体" w:hAnsi="Times New Roman" w:cs="Cambria Math"/>
           </w:rPr>
           <m:t>+</m:t>
         </m:r>
         <m:r>
           <w:rPr>
-            <w:rFonts w:ascii="Cambria Math" w:eastAsia="宋体" w:hAnsi="Cambria Math" w:cs="Cambria Math"/>
+            <w:rFonts w:ascii="Times New Roman" w:eastAsia="宋体" w:hAnsi="Times New Roman" w:cs="Cambria Math"/>
           </w:rPr>
           <m:t>8</m:t>
         </m:r>
         <m:r>
           <w:rPr>
-            <w:rFonts w:ascii="Cambria Math" w:eastAsia="宋体" w:hAnsi="Cambria Math" w:cs="Cambria Math"/>
+            <w:rFonts w:ascii="Times New Roman" w:eastAsia="宋体" w:hAnsi="Times New Roman" w:cs="Cambria Math"/>
           </w:rPr>
           <m:t>×</m:t>
         </m:r>
         <m:r>
           <w:rPr>
-            <w:rFonts w:ascii="Cambria Math" w:eastAsia="宋体" w:hAnsi="Cambria Math" w:cs="Cambria Math"/>
+            <w:rFonts w:ascii="Times New Roman" w:eastAsia="宋体" w:hAnsi="Times New Roman" w:cs="Cambria Math"/>
           </w:rPr>
           <m:t>1</m:t>
         </m:r>
@@ -3083,19 +3083,19 @@
             <m:nor/>
           </m:rPr>
           <w:rPr>
-            <w:rFonts w:ascii="Cambria Math" w:eastAsia="宋体" w:hAnsi="Cambria Math" w:cs="Cambria Math"/>
+            <w:rFonts w:ascii="Times New Roman" w:eastAsia="宋体" w:hAnsi="Times New Roman" w:cs="Cambria Math"/>
           </w:rPr>
           <m:t>Ω</m:t>
         </m:r>
         <m:r>
           <w:rPr>
-            <w:rFonts w:ascii="Cambria Math" w:eastAsia="宋体" w:hAnsi="Cambria Math" w:cs="Cambria Math"/>
+            <w:rFonts w:ascii="Times New Roman" w:eastAsia="宋体" w:hAnsi="Times New Roman" w:cs="Cambria Math"/>
           </w:rPr>
           <m:t>=</m:t>
         </m:r>
         <m:r>
           <w:rPr>
-            <w:rFonts w:ascii="Cambria Math" w:eastAsia="宋体" w:hAnsi="Cambria Math" w:cs="Cambria Math"/>
+            <w:rFonts w:ascii="Times New Roman" w:eastAsia="宋体" w:hAnsi="Times New Roman" w:cs="Cambria Math"/>
           </w:rPr>
           <m:t>558</m:t>
         </m:r>
@@ -3104,7 +3104,7 @@
             <m:nor/>
           </m:rPr>
           <w:rPr>
-            <w:rFonts w:ascii="Cambria Math" w:eastAsia="宋体" w:hAnsi="Cambria Math" w:cs="Cambria Math"/>
+            <w:rFonts w:ascii="Times New Roman" w:eastAsia="宋体" w:hAnsi="Times New Roman" w:cs="Cambria Math"/>
           </w:rPr>
           <m:t>Ω</m:t>
         </m:r>
@@ -3113,7 +3113,7 @@
     <w:p>
       <w:pPr>
         <w:shd w:val="clear" w:color="auto" w:fill="auto"/>
-        <w:spacing w:line="360" w:lineRule="auto"/>
+        <w:spacing w:line="300" w:lineRule="auto"/>
         <w:jc w:val="left"/>
         <w:rPr>
           <w:sz w:val="21"/>
@@ -3129,8 +3129,8 @@
     <w:p>
       <w:pPr>
         <w:shd w:val="clear" w:color="auto" w:fill="auto"/>
-        <w:spacing w:line="360" w:lineRule="auto"/>
-        <w:jc w:val="center"/>
+        <w:spacing w:line="300" w:lineRule="auto"/>
+        <w:jc w:val="left"/>
         <w:rPr>
           <w:sz w:val="21"/>
         </w:rPr>
@@ -3140,7 +3140,7 @@
           <m:e>
             <m:r>
               <w:rPr>
-                <w:rFonts w:ascii="Cambria Math" w:eastAsia="宋体" w:hAnsi="Cambria Math" w:cs="Cambria Math"/>
+                <w:rFonts w:ascii="Times New Roman" w:eastAsia="宋体" w:hAnsi="Times New Roman" w:cs="Cambria Math"/>
               </w:rPr>
               <m:t>R</m:t>
             </m:r>
@@ -3148,7 +3148,7 @@
           <m:sub>
             <m:r>
               <w:rPr>
-                <w:rFonts w:ascii="Cambria Math" w:eastAsia="宋体" w:hAnsi="Cambria Math" w:cs="Cambria Math"/>
+                <w:rFonts w:ascii="Times New Roman" w:eastAsia="宋体" w:hAnsi="Times New Roman" w:cs="Cambria Math"/>
               </w:rPr>
               <m:t>x</m:t>
             </m:r>
@@ -3156,13 +3156,13 @@
         </m:sSub>
         <m:r>
           <w:rPr>
-            <w:rFonts w:ascii="Cambria Math" w:eastAsia="宋体" w:hAnsi="Cambria Math" w:cs="Cambria Math"/>
+            <w:rFonts w:ascii="Times New Roman" w:eastAsia="宋体" w:hAnsi="Times New Roman" w:cs="Cambria Math"/>
           </w:rPr>
           <m:t>≈</m:t>
         </m:r>
         <m:r>
           <w:rPr>
-            <w:rFonts w:ascii="Cambria Math" w:eastAsia="宋体" w:hAnsi="Cambria Math" w:cs="Cambria Math"/>
+            <w:rFonts w:ascii="Times New Roman" w:eastAsia="宋体" w:hAnsi="Times New Roman" w:cs="Cambria Math"/>
           </w:rPr>
           <m:t>198</m:t>
         </m:r>
@@ -3171,7 +3171,7 @@
             <m:nor/>
           </m:rPr>
           <w:rPr>
-            <w:rFonts w:ascii="Cambria Math" w:eastAsia="宋体" w:hAnsi="Cambria Math" w:cs="Cambria Math"/>
+            <w:rFonts w:ascii="Times New Roman" w:eastAsia="宋体" w:hAnsi="Times New Roman" w:cs="Cambria Math"/>
           </w:rPr>
           <m:t>Ω</m:t>
         </m:r>
@@ -3180,7 +3180,7 @@
     <w:p>
       <w:pPr>
         <w:shd w:val="clear" w:color="auto" w:fill="auto"/>
-        <w:spacing w:line="360" w:lineRule="auto"/>
+        <w:spacing w:line="300" w:lineRule="auto"/>
         <w:jc w:val="left"/>
         <w:rPr>
           <w:sz w:val="21"/>
@@ -3195,7 +3195,7 @@
       <m:oMath>
         <m:r>
           <w:rPr>
-            <w:rFonts w:ascii="Cambria Math" w:eastAsia="宋体" w:hAnsi="Cambria Math" w:cs="Cambria Math"/>
+            <w:rFonts w:ascii="Times New Roman" w:eastAsia="宋体" w:hAnsi="Times New Roman" w:cs="Cambria Math"/>
           </w:rPr>
           <m:t>P</m:t>
         </m:r>
@@ -3210,8 +3210,8 @@
     <w:p>
       <w:pPr>
         <w:shd w:val="clear" w:color="auto" w:fill="auto"/>
-        <w:spacing w:line="360" w:lineRule="auto"/>
-        <w:jc w:val="center"/>
+        <w:spacing w:line="300" w:lineRule="auto"/>
+        <w:jc w:val="left"/>
         <w:rPr>
           <w:sz w:val="21"/>
         </w:rPr>
@@ -3223,7 +3223,7 @@
               <m:e>
                 <m:r>
                   <w:rPr>
-                    <w:rFonts w:ascii="Cambria Math" w:eastAsia="宋体" w:hAnsi="Cambria Math" w:cs="Cambria Math"/>
+                    <w:rFonts w:ascii="Times New Roman" w:eastAsia="宋体" w:hAnsi="Times New Roman" w:cs="Cambria Math"/>
                   </w:rPr>
                   <m:t>R</m:t>
                 </m:r>
@@ -3231,7 +3231,7 @@
               <m:sub>
                 <m:r>
                   <w:rPr>
-                    <w:rFonts w:ascii="Cambria Math" w:eastAsia="宋体" w:hAnsi="Cambria Math" w:cs="Cambria Math"/>
+                    <w:rFonts w:ascii="Times New Roman" w:eastAsia="宋体" w:hAnsi="Times New Roman" w:cs="Cambria Math"/>
                   </w:rPr>
                   <m:t>x</m:t>
                 </m:r>
@@ -3243,7 +3243,7 @@
               <m:e>
                 <m:r>
                   <w:rPr>
-                    <w:rFonts w:ascii="Cambria Math" w:eastAsia="宋体" w:hAnsi="Cambria Math" w:cs="Cambria Math"/>
+                    <w:rFonts w:ascii="Times New Roman" w:eastAsia="宋体" w:hAnsi="Times New Roman" w:cs="Cambria Math"/>
                   </w:rPr>
                   <m:t>R</m:t>
                 </m:r>
@@ -3251,7 +3251,7 @@
               <m:sub>
                 <m:r>
                   <w:rPr>
-                    <w:rFonts w:ascii="Cambria Math" w:eastAsia="宋体" w:hAnsi="Cambria Math" w:cs="Cambria Math"/>
+                    <w:rFonts w:ascii="Times New Roman" w:eastAsia="宋体" w:hAnsi="Times New Roman" w:cs="Cambria Math"/>
                   </w:rPr>
                   <m:t>1</m:t>
                 </m:r>
@@ -3261,7 +3261,7 @@
         </m:f>
         <m:r>
           <w:rPr>
-            <w:rFonts w:ascii="Cambria Math" w:eastAsia="宋体" w:hAnsi="Cambria Math" w:cs="Cambria Math"/>
+            <w:rFonts w:ascii="Times New Roman" w:eastAsia="宋体" w:hAnsi="Times New Roman" w:cs="Cambria Math"/>
           </w:rPr>
           <m:t>=</m:t>
         </m:r>
@@ -3271,7 +3271,7 @@
               <m:e>
                 <m:r>
                   <w:rPr>
-                    <w:rFonts w:ascii="Cambria Math" w:eastAsia="宋体" w:hAnsi="Cambria Math" w:cs="Cambria Math"/>
+                    <w:rFonts w:ascii="Times New Roman" w:eastAsia="宋体" w:hAnsi="Times New Roman" w:cs="Cambria Math"/>
                   </w:rPr>
                   <m:t>R</m:t>
                 </m:r>
@@ -3282,7 +3282,7 @@
                     <m:sty m:val="p"/>
                   </m:rPr>
                   <w:rPr>
-                    <w:rFonts w:ascii="Cambria Math" w:eastAsia="宋体" w:hAnsi="Cambria Math" w:cs="Cambria Math"/>
+                    <w:rFonts w:ascii="Times New Roman" w:eastAsia="宋体" w:hAnsi="Times New Roman" w:cs="Cambria Math"/>
                   </w:rPr>
                   <m:t>左</m:t>
                 </m:r>
@@ -3294,7 +3294,7 @@
               <m:e>
                 <m:r>
                   <w:rPr>
-                    <w:rFonts w:ascii="Cambria Math" w:eastAsia="宋体" w:hAnsi="Cambria Math" w:cs="Cambria Math"/>
+                    <w:rFonts w:ascii="Times New Roman" w:eastAsia="宋体" w:hAnsi="Times New Roman" w:cs="Cambria Math"/>
                   </w:rPr>
                   <m:t>R</m:t>
                 </m:r>
@@ -3305,7 +3305,7 @@
                     <m:sty m:val="p"/>
                   </m:rPr>
                   <w:rPr>
-                    <w:rFonts w:ascii="Cambria Math" w:eastAsia="宋体" w:hAnsi="Cambria Math" w:cs="Cambria Math"/>
+                    <w:rFonts w:ascii="Times New Roman" w:eastAsia="宋体" w:hAnsi="Times New Roman" w:cs="Cambria Math"/>
                   </w:rPr>
                   <m:t>右</m:t>
                 </m:r>
@@ -3327,7 +3327,7 @@
               <m:e>
                 <m:r>
                   <w:rPr>
-                    <w:rFonts w:ascii="Cambria Math" w:eastAsia="宋体" w:hAnsi="Cambria Math" w:cs="Cambria Math"/>
+                    <w:rFonts w:ascii="Times New Roman" w:eastAsia="宋体" w:hAnsi="Times New Roman" w:cs="Cambria Math"/>
                   </w:rPr>
                   <m:t>R</m:t>
                 </m:r>
@@ -3335,7 +3335,7 @@
               <m:sub>
                 <m:r>
                   <w:rPr>
-                    <w:rFonts w:ascii="Cambria Math" w:eastAsia="宋体" w:hAnsi="Cambria Math" w:cs="Cambria Math"/>
+                    <w:rFonts w:ascii="Times New Roman" w:eastAsia="宋体" w:hAnsi="Times New Roman" w:cs="Cambria Math"/>
                   </w:rPr>
                   <m:t>2</m:t>
                 </m:r>
@@ -3347,7 +3347,7 @@
               <m:e>
                 <m:r>
                   <w:rPr>
-                    <w:rFonts w:ascii="Cambria Math" w:eastAsia="宋体" w:hAnsi="Cambria Math" w:cs="Cambria Math"/>
+                    <w:rFonts w:ascii="Times New Roman" w:eastAsia="宋体" w:hAnsi="Times New Roman" w:cs="Cambria Math"/>
                   </w:rPr>
                   <m:t>R</m:t>
                 </m:r>
@@ -3355,7 +3355,7 @@
               <m:sub>
                 <m:r>
                   <w:rPr>
-                    <w:rFonts w:ascii="Cambria Math" w:eastAsia="宋体" w:hAnsi="Cambria Math" w:cs="Cambria Math"/>
+                    <w:rFonts w:ascii="Times New Roman" w:eastAsia="宋体" w:hAnsi="Times New Roman" w:cs="Cambria Math"/>
                   </w:rPr>
                   <m:t>x</m:t>
                 </m:r>
@@ -3365,7 +3365,7 @@
         </m:f>
         <m:r>
           <w:rPr>
-            <w:rFonts w:ascii="Cambria Math" w:eastAsia="宋体" w:hAnsi="Cambria Math" w:cs="Cambria Math"/>
+            <w:rFonts w:ascii="Times New Roman" w:eastAsia="宋体" w:hAnsi="Times New Roman" w:cs="Cambria Math"/>
           </w:rPr>
           <m:t>&lt;</m:t>
         </m:r>
@@ -3375,7 +3375,7 @@
               <m:e>
                 <m:r>
                   <w:rPr>
-                    <w:rFonts w:ascii="Cambria Math" w:eastAsia="宋体" w:hAnsi="Cambria Math" w:cs="Cambria Math"/>
+                    <w:rFonts w:ascii="Times New Roman" w:eastAsia="宋体" w:hAnsi="Times New Roman" w:cs="Cambria Math"/>
                   </w:rPr>
                   <m:t>R</m:t>
                 </m:r>
@@ -3386,7 +3386,7 @@
                     <m:sty m:val="p"/>
                   </m:rPr>
                   <w:rPr>
-                    <w:rFonts w:ascii="Cambria Math" w:eastAsia="宋体" w:hAnsi="Cambria Math" w:cs="Cambria Math"/>
+                    <w:rFonts w:ascii="Times New Roman" w:eastAsia="宋体" w:hAnsi="Times New Roman" w:cs="Cambria Math"/>
                   </w:rPr>
                   <m:t>左</m:t>
                 </m:r>
@@ -3398,7 +3398,7 @@
               <m:e>
                 <m:r>
                   <w:rPr>
-                    <w:rFonts w:ascii="Cambria Math" w:eastAsia="宋体" w:hAnsi="Cambria Math" w:cs="Cambria Math"/>
+                    <w:rFonts w:ascii="Times New Roman" w:eastAsia="宋体" w:hAnsi="Times New Roman" w:cs="Cambria Math"/>
                   </w:rPr>
                   <m:t>R</m:t>
                 </m:r>
@@ -3409,7 +3409,7 @@
                     <m:sty m:val="p"/>
                   </m:rPr>
                   <w:rPr>
-                    <w:rFonts w:ascii="Cambria Math" w:eastAsia="宋体" w:hAnsi="Cambria Math" w:cs="Cambria Math"/>
+                    <w:rFonts w:ascii="Times New Roman" w:eastAsia="宋体" w:hAnsi="Times New Roman" w:cs="Cambria Math"/>
                   </w:rPr>
                   <m:t>右</m:t>
                 </m:r>
@@ -3422,7 +3422,7 @@
     <w:p>
       <w:pPr>
         <w:shd w:val="clear" w:color="auto" w:fill="auto"/>
-        <w:spacing w:line="360" w:lineRule="auto"/>
+        <w:spacing w:line="300" w:lineRule="auto"/>
         <w:jc w:val="left"/>
         <w:rPr>
           <w:sz w:val="21"/>
@@ -3438,8 +3438,8 @@
     <w:p>
       <w:pPr>
         <w:shd w:val="clear" w:color="auto" w:fill="auto"/>
-        <w:spacing w:line="360" w:lineRule="auto"/>
-        <w:jc w:val="center"/>
+        <w:spacing w:line="300" w:lineRule="auto"/>
+        <w:jc w:val="left"/>
         <w:rPr>
           <w:sz w:val="21"/>
         </w:rPr>
@@ -3449,7 +3449,7 @@
           <m:e>
             <m:r>
               <w:rPr>
-                <w:rFonts w:ascii="Cambria Math" w:eastAsia="宋体" w:hAnsi="Cambria Math" w:cs="Cambria Math"/>
+                <w:rFonts w:ascii="Times New Roman" w:eastAsia="宋体" w:hAnsi="Times New Roman" w:cs="Cambria Math"/>
               </w:rPr>
               <m:t>R</m:t>
             </m:r>
@@ -3457,7 +3457,7 @@
           <m:sub>
             <m:r>
               <w:rPr>
-                <w:rFonts w:ascii="Cambria Math" w:eastAsia="宋体" w:hAnsi="Cambria Math" w:cs="Cambria Math"/>
+                <w:rFonts w:ascii="Times New Roman" w:eastAsia="宋体" w:hAnsi="Times New Roman" w:cs="Cambria Math"/>
               </w:rPr>
               <m:t>x</m:t>
             </m:r>
@@ -3465,7 +3465,7 @@
         </m:sSub>
         <m:r>
           <w:rPr>
-            <w:rFonts w:ascii="Cambria Math" w:eastAsia="宋体" w:hAnsi="Cambria Math" w:cs="Cambria Math"/>
+            <w:rFonts w:ascii="Times New Roman" w:eastAsia="宋体" w:hAnsi="Times New Roman" w:cs="Cambria Math"/>
           </w:rPr>
           <m:t>&gt;</m:t>
         </m:r>
@@ -3479,7 +3479,7 @@
               <m:e>
                 <m:r>
                   <w:rPr>
-                    <w:rFonts w:ascii="Cambria Math" w:eastAsia="宋体" w:hAnsi="Cambria Math" w:cs="Cambria Math"/>
+                    <w:rFonts w:ascii="Times New Roman" w:eastAsia="宋体" w:hAnsi="Times New Roman" w:cs="Cambria Math"/>
                   </w:rPr>
                   <m:t>R</m:t>
                 </m:r>
@@ -3487,7 +3487,7 @@
               <m:sub>
                 <m:r>
                   <w:rPr>
-                    <w:rFonts w:ascii="Cambria Math" w:eastAsia="宋体" w:hAnsi="Cambria Math" w:cs="Cambria Math"/>
+                    <w:rFonts w:ascii="Times New Roman" w:eastAsia="宋体" w:hAnsi="Times New Roman" w:cs="Cambria Math"/>
                   </w:rPr>
                   <m:t>1</m:t>
                 </m:r>
@@ -3497,7 +3497,7 @@
               <m:e>
                 <m:r>
                   <w:rPr>
-                    <w:rFonts w:ascii="Cambria Math" w:eastAsia="宋体" w:hAnsi="Cambria Math" w:cs="Cambria Math"/>
+                    <w:rFonts w:ascii="Times New Roman" w:eastAsia="宋体" w:hAnsi="Times New Roman" w:cs="Cambria Math"/>
                   </w:rPr>
                   <m:t>R</m:t>
                 </m:r>
@@ -3505,7 +3505,7 @@
               <m:sub>
                 <m:r>
                   <w:rPr>
-                    <w:rFonts w:ascii="Cambria Math" w:eastAsia="宋体" w:hAnsi="Cambria Math" w:cs="Cambria Math"/>
+                    <w:rFonts w:ascii="Times New Roman" w:eastAsia="宋体" w:hAnsi="Times New Roman" w:cs="Cambria Math"/>
                   </w:rPr>
                   <m:t>2</m:t>
                 </m:r>
@@ -3516,9 +3516,10 @@
       </m:oMath>
     </w:p>
     <w:sectPr>
-      <w:footerReference w:type="default" r:id="rId152"/>
-      <w:pgSz w:w="11906" w:h="16838" w:code="9"/>
-      <w:pgMar w:top="720" w:right="720" w:bottom="720" w:left="720" w:header="851" w:footer="425" w:gutter="0"/>
+      <w:footerReference w:type="default" r:id="rId148"/>
+      <w:pgSz w:w="11906" w:h="16838"/>
+      <w:pgMar w:top="720" w:right="720" w:bottom="720" w:left="720" w:header="720" w:footer="720" w:gutter="0"/>
+      <w:pgNumType w:start="1"/>
       <w:cols w:num="1" w:sep="1" w:space="425"/>
       <w:docGrid w:type="lines" w:linePitch="312"/>
     </w:sectPr>
@@ -3527,260 +3528,54 @@
 </file>
 
 <file path=word/footer1.xml><?xml version="1.0" encoding="utf-8"?>
-<w:ftr xmlns:wpc="http://schemas.microsoft.com/office/word/2010/wordprocessingCanvas" xmlns:cx="http://schemas.microsoft.com/office/drawing/2014/chartex" xmlns:cx1="http://schemas.microsoft.com/office/drawing/2015/9/8/chartex" xmlns:cx2="http://schemas.microsoft.com/office/drawing/2015/10/21/chartex" xmlns:cx3="http://schemas.microsoft.com/office/drawing/2016/5/9/chartex" xmlns:cx4="http://schemas.microsoft.com/office/drawing/2016/5/10/chartex" xmlns:cx5="http://schemas.microsoft.com/office/drawing/2016/5/11/chartex" xmlns:mc="http://schemas.openxmlformats.org/markup-compatibility/2006" xmlns:o="urn:schemas-microsoft-com:office:office" xmlns:r="http://schemas.openxmlformats.org/officeDocument/2006/relationships" xmlns:m="http://schemas.openxmlformats.org/officeDocument/2006/math" xmlns:v="urn:schemas-microsoft-com:vml" xmlns:wp14="http://schemas.microsoft.com/office/word/2010/wordprocessingDrawing" xmlns:wp="http://schemas.openxmlformats.org/drawingml/2006/wordprocessingDrawing" xmlns:w10="urn:schemas-microsoft-com:office:word" xmlns:w="http://schemas.openxmlformats.org/wordprocessingml/2006/main" xmlns:w14="http://schemas.microsoft.com/office/word/2010/wordml" xmlns:w15="http://schemas.microsoft.com/office/word/2012/wordml" xmlns:wne="http://schemas.microsoft.com/office/word/2006/wordml" xmlns:wpg="http://schemas.microsoft.com/office/word/2010/wordprocessingGroup" xmlns:wpi="http://schemas.microsoft.com/office/word/2010/wordprocessingInk" xmlns:wps="http://schemas.microsoft.com/office/word/2010/wordprocessingShape" mc:Ignorable="w14 w15 wp14">
+<w:ftr xmlns:w="http://schemas.openxmlformats.org/wordprocessingml/2006/main" xmlns:r="http://schemas.openxmlformats.org/officeDocument/2006/relationships">
   <w:p>
     <w:pPr>
       <w:jc w:val="center"/>
     </w:pPr>
     <w:r>
       <w:rPr>
-        <w:rFonts w:hint="eastAsia"/>
+        <w:rFonts w:ascii="Times New Roman" w:hAnsi="Times New Roman" w:eastAsia="宋体"/>
+        <w:sz w:val="21"/>
+        <w:szCs w:val="21"/>
       </w:rPr>
-      <w:t>试卷第</w:t>
+      <w:t xml:space="preserve">第</w:t>
     </w:r>
-    <w:r>
-      <w:fldChar w:fldCharType="begin"/>
-    </w:r>
-    <w:r>
-      <w:instrText xml:space="preserve"> =</w:instrText>
-    </w:r>
-    <w:r>
-      <w:fldChar w:fldCharType="begin"/>
-    </w:r>
-    <w:r>
-      <w:instrText xml:space="preserve">page  </w:instrText>
-    </w:r>
-    <w:r>
-      <w:fldChar w:fldCharType="separate"/>
-    </w:r>
+    <w:fldSimple w:instr=" PAGE ">
+      <w:r>
+        <w:rPr>
+          <w:rFonts w:ascii="Times New Roman" w:hAnsi="Times New Roman" w:eastAsia="宋体"/>
+          <w:sz w:val="21"/>
+          <w:szCs w:val="21"/>
+        </w:rPr>
+        <w:t xml:space="preserve">1</w:t>
+      </w:r>
+    </w:fldSimple>
     <w:r>
       <w:rPr>
-        <w:noProof/>
+        <w:rFonts w:ascii="Times New Roman" w:hAnsi="Times New Roman" w:eastAsia="宋体"/>
+        <w:sz w:val="21"/>
+        <w:szCs w:val="21"/>
       </w:rPr>
-      <w:instrText>1</w:instrText>
+      <w:t xml:space="preserve">页（共</w:t>
     </w:r>
+    <w:fldSimple w:instr=" NUMPAGES ">
+      <w:r>
+        <w:rPr>
+          <w:rFonts w:ascii="Times New Roman" w:hAnsi="Times New Roman" w:eastAsia="宋体"/>
+          <w:sz w:val="21"/>
+          <w:szCs w:val="21"/>
+        </w:rPr>
+        <w:t xml:space="preserve">1</w:t>
+      </w:r>
+    </w:fldSimple>
     <w:r>
       <w:rPr>
-        <w:noProof/>
+        <w:rFonts w:ascii="Times New Roman" w:hAnsi="Times New Roman" w:eastAsia="宋体"/>
+        <w:sz w:val="21"/>
+        <w:szCs w:val="21"/>
       </w:rPr>
-      <w:fldChar w:fldCharType="end"/>
-    </w:r>
-    <w:r>
-      <w:instrText xml:space="preserve"> </w:instrText>
-    </w:r>
-    <w:r>
-      <w:fldChar w:fldCharType="separate"/>
-    </w:r>
-    <w:r>
-      <w:rPr>
-        <w:noProof/>
-      </w:rPr>
-      <w:t>1</w:t>
-    </w:r>
-    <w:r>
-      <w:fldChar w:fldCharType="end"/>
-    </w:r>
-    <w:r>
-      <w:rPr>
-        <w:rFonts w:hint="eastAsia"/>
-      </w:rPr>
-      <w:t>页，共</w:t>
-    </w:r>
-    <w:r>
-      <w:fldChar w:fldCharType="begin"/>
-    </w:r>
-    <w:r>
-      <w:instrText xml:space="preserve"> =</w:instrText>
-    </w:r>
-    <w:r>
-      <w:fldChar w:fldCharType="begin"/>
-    </w:r>
-    <w:r>
-      <w:instrText xml:space="preserve">sectionpages  </w:instrText>
-    </w:r>
-    <w:r>
-      <w:fldChar w:fldCharType="separate"/>
-    </w:r>
-    <w:r>
-      <w:rPr>
-        <w:noProof/>
-      </w:rPr>
-      <w:instrText>3</w:instrText>
-    </w:r>
-    <w:r>
-      <w:rPr>
-        <w:noProof/>
-      </w:rPr>
-      <w:fldChar w:fldCharType="end"/>
-    </w:r>
-    <w:r>
-      <w:instrText xml:space="preserve"> </w:instrText>
-    </w:r>
-    <w:r>
-      <w:fldChar w:fldCharType="separate"/>
-    </w:r>
-    <w:r>
-      <w:rPr>
-        <w:noProof/>
-      </w:rPr>
-      <w:t>3</w:t>
-    </w:r>
-    <w:r>
-      <w:fldChar w:fldCharType="end"/>
-    </w:r>
-    <w:r>
-      <w:rPr>
-        <w:rFonts w:hint="eastAsia"/>
-      </w:rPr>
-      <w:t>页</w:t>
-    </w:r>
-  </w:p>
-</w:ftr>
-</file>
-
-<file path=word/footer2.xml><?xml version="1.0" encoding="utf-8"?>
-<w:ftr xmlns:wpc="http://schemas.microsoft.com/office/word/2010/wordprocessingCanvas" xmlns:cx="http://schemas.microsoft.com/office/drawing/2014/chartex" xmlns:cx1="http://schemas.microsoft.com/office/drawing/2015/9/8/chartex" xmlns:cx2="http://schemas.microsoft.com/office/drawing/2015/10/21/chartex" xmlns:cx3="http://schemas.microsoft.com/office/drawing/2016/5/9/chartex" xmlns:cx4="http://schemas.microsoft.com/office/drawing/2016/5/10/chartex" xmlns:cx5="http://schemas.microsoft.com/office/drawing/2016/5/11/chartex" xmlns:mc="http://schemas.openxmlformats.org/markup-compatibility/2006" xmlns:o="urn:schemas-microsoft-com:office:office" xmlns:r="http://schemas.openxmlformats.org/officeDocument/2006/relationships" xmlns:m="http://schemas.openxmlformats.org/officeDocument/2006/math" xmlns:v="urn:schemas-microsoft-com:vml" xmlns:wp14="http://schemas.microsoft.com/office/word/2010/wordprocessingDrawing" xmlns:wp="http://schemas.openxmlformats.org/drawingml/2006/wordprocessingDrawing" xmlns:w10="urn:schemas-microsoft-com:office:word" xmlns:w="http://schemas.openxmlformats.org/wordprocessingml/2006/main" xmlns:w14="http://schemas.microsoft.com/office/word/2010/wordml" xmlns:w15="http://schemas.microsoft.com/office/word/2012/wordml" xmlns:wne="http://schemas.microsoft.com/office/word/2006/wordml" xmlns:wpg="http://schemas.microsoft.com/office/word/2010/wordprocessingGroup" xmlns:wpi="http://schemas.microsoft.com/office/word/2010/wordprocessingInk" xmlns:wps="http://schemas.microsoft.com/office/word/2010/wordprocessingShape" mc:Ignorable="w14 w15 wp14">
-  <w:p>
-    <w:pPr>
-      <w:jc w:val="center"/>
-    </w:pPr>
-    <w:r>
-      <w:rPr>
-        <w:rFonts w:hint="eastAsia"/>
-      </w:rPr>
-      <w:t>试卷第</w:t>
-    </w:r>
-    <w:r>
-      <w:fldChar w:fldCharType="begin"/>
-    </w:r>
-    <w:r>
-      <w:instrText xml:space="preserve"> =</w:instrText>
-    </w:r>
-    <w:r>
-      <w:fldChar w:fldCharType="begin"/>
-    </w:r>
-    <w:r>
-      <w:instrText xml:space="preserve">page  </w:instrText>
-    </w:r>
-    <w:r>
-      <w:fldChar w:fldCharType="separate"/>
-    </w:r>
-    <w:r>
-      <w:rPr>
-        <w:noProof/>
-      </w:rPr>
-      <w:instrText>1</w:instrText>
-    </w:r>
-    <w:r>
-      <w:rPr>
-        <w:noProof/>
-      </w:rPr>
-      <w:fldChar w:fldCharType="end"/>
-    </w:r>
-    <w:r>
-      <w:instrText xml:space="preserve"> </w:instrText>
-    </w:r>
-    <w:r>
-      <w:fldChar w:fldCharType="separate"/>
-    </w:r>
-    <w:r>
-      <w:rPr>
-        <w:noProof/>
-      </w:rPr>
-      <w:t>1</w:t>
-    </w:r>
-    <w:r>
-      <w:fldChar w:fldCharType="end"/>
-    </w:r>
-    <w:r>
-      <w:rPr>
-        <w:rFonts w:hint="eastAsia"/>
-      </w:rPr>
-      <w:t>页，共</w:t>
-    </w:r>
-    <w:r>
-      <w:fldChar w:fldCharType="begin"/>
-    </w:r>
-    <w:r>
-      <w:instrText xml:space="preserve"> =</w:instrText>
-    </w:r>
-    <w:r>
-      <w:fldChar w:fldCharType="begin"/>
-    </w:r>
-    <w:r>
-      <w:instrText xml:space="preserve">sectionpages  </w:instrText>
-    </w:r>
-    <w:r>
-      <w:fldChar w:fldCharType="separate"/>
-    </w:r>
-    <w:r>
-      <w:rPr>
-        <w:noProof/>
-      </w:rPr>
-      <w:instrText>3</w:instrText>
-    </w:r>
-    <w:r>
-      <w:rPr>
-        <w:noProof/>
-      </w:rPr>
-      <w:fldChar w:fldCharType="end"/>
-    </w:r>
-    <w:r>
-      <w:instrText xml:space="preserve"> </w:instrText>
-    </w:r>
-    <w:r>
-      <w:fldChar w:fldCharType="separate"/>
-    </w:r>
-    <w:r>
-      <w:rPr>
-        <w:noProof/>
-      </w:rPr>
-      <w:t>3</w:t>
-    </w:r>
-    <w:r>
-      <w:fldChar w:fldCharType="end"/>
-    </w:r>
-    <w:r>
-      <w:rPr>
-        <w:rFonts w:hint="eastAsia"/>
-      </w:rPr>
-      <w:t>页</w:t>
-    </w:r>
-  </w:p>
-</w:ftr>
-</file>
-
-<file path=word/footer3.xml><?xml version="1.0" encoding="utf-8"?>
-<w:ftr xmlns:m="http://schemas.openxmlformats.org/officeDocument/2006/math" xmlns:mc="http://schemas.openxmlformats.org/markup-compatibility/2006" xmlns:mo="http://schemas.microsoft.com/office/mac/office/2008/main" xmlns:mv="urn:schemas-microsoft-com:mac:vml" xmlns:o="urn:schemas-microsoft-com:office:office" xmlns:r="http://schemas.openxmlformats.org/officeDocument/2006/relationships" xmlns:v="urn:schemas-microsoft-com:vml" xmlns:w10="urn:schemas-microsoft-com:office:word" xmlns:w14="http://schemas.microsoft.com/office/word/2010/wordml" xmlns:w="http://schemas.openxmlformats.org/wordprocessingml/2006/main" xmlns:wne="http://schemas.microsoft.com/office/word/2006/wordml" xmlns:wp14="http://schemas.microsoft.com/office/word/2010/wordprocessingDrawing" xmlns:wp="http://schemas.openxmlformats.org/drawingml/2006/wordprocessingDrawing" xmlns:wpc="http://schemas.microsoft.com/office/word/2010/wordprocessingCanvas" xmlns:wpg="http://schemas.microsoft.com/office/word/2010/wordprocessingGroup" xmlns:wpi="http://schemas.microsoft.com/office/word/2010/wordprocessingInk" xmlns:wps="http://schemas.microsoft.com/office/word/2010/wordprocessingShape" mc:Ignorable="w14 wp14">
-  <w:p>
-    <w:pPr>
-      <w:jc w:val="left"/>
-      <w:spacing w:before="0" w:after="0" w:line="240" w:lineRule="auto"/>
-      <w:rPr>
-        <w:sz w:val="18"/>
-        <w:szCs w:val="18"/>
-      </w:rPr>
-    </w:pPr>
-    <w:r>
-      <w:rPr>
-        <w:sz w:val="18"/>
-        <w:szCs w:val="18"/>
-      </w:rPr>
-      <w:fldChar w:fldCharType="begin"/>
-    </w:r>
-    <w:r>
-      <w:rPr>
-        <w:sz w:val="18"/>
-        <w:szCs w:val="18"/>
-      </w:rPr>
-      <w:instrText xml:space="preserve"> PAGE </w:instrText>
-    </w:r>
-    <w:r>
-      <w:rPr>
-        <w:sz w:val="18"/>
-        <w:szCs w:val="18"/>
-      </w:rPr>
-      <w:fldChar w:fldCharType="end"/>
+      <w:t xml:space="preserve">页）</w:t>
     </w:r>
   </w:p>
 </w:ftr>

--- a/高中物理/高中物理同步/人教版必修3 第11章 电路及其应用·冲刺卷（2题）.docx
+++ b/高中物理/高中物理同步/人教版必修3 第11章 电路及其应用·冲刺卷（2题）.docx
@@ -133,11 +133,9 @@
       <w:r>
         <w:rPr>
           <w:rFonts w:ascii="Times New Roman" w:eastAsia="宋体" w:hAnsi="Times New Roman" w:cs="Times New Roman"/>
-          <w:strike w:val="0"/>
           <w:kern w:val="0"/>
           <w:sz w:val="21"/>
           <w:szCs w:val="21"/>
-          <w:u w:val="none"/>
         </w:rPr>
         <w:drawing>
           <wp:inline>
@@ -179,11 +177,9 @@
       <w:r>
         <w:rPr>
           <w:rFonts w:ascii="Times New Roman" w:eastAsia="宋体" w:hAnsi="Times New Roman" w:cs="Times New Roman"/>
-          <w:strike w:val="0"/>
           <w:kern w:val="0"/>
           <w:sz w:val="21"/>
           <w:szCs w:val="21"/>
-          <w:u w:val="none"/>
         </w:rPr>
         <w:drawing>
           <wp:inline>
@@ -480,11 +476,9 @@
       <w:r>
         <w:rPr>
           <w:rFonts w:ascii="Times New Roman" w:eastAsia="宋体" w:hAnsi="Times New Roman" w:cs="Times New Roman"/>
-          <w:strike w:val="0"/>
           <w:kern w:val="0"/>
           <w:sz w:val="21"/>
           <w:szCs w:val="21"/>
-          <w:u w:val="none"/>
         </w:rPr>
         <w:drawing>
           <wp:inline>
@@ -1819,11 +1813,9 @@
       <w:r>
         <w:rPr>
           <w:rFonts w:ascii="Times New Roman" w:eastAsia="宋体" w:hAnsi="Times New Roman" w:cs="Times New Roman"/>
-          <w:strike w:val="0"/>
           <w:kern w:val="0"/>
           <w:sz w:val="21"/>
           <w:szCs w:val="21"/>
-          <w:u w:val="none"/>
         </w:rPr>
         <w:drawing>
           <wp:inline>
@@ -2122,11 +2114,9 @@
       <w:r>
         <w:rPr>
           <w:rFonts w:ascii="Times New Roman" w:eastAsia="宋体" w:hAnsi="Times New Roman" w:cs="Times New Roman"/>
-          <w:strike w:val="0"/>
           <w:kern w:val="0"/>
           <w:sz w:val="21"/>
           <w:szCs w:val="21"/>
-          <w:u w:val="none"/>
         </w:rPr>
         <w:drawing>
           <wp:inline>
@@ -3518,7 +3508,7 @@
     <w:sectPr>
       <w:footerReference w:type="default" r:id="rId148"/>
       <w:pgSz w:w="11906" w:h="16838"/>
-      <w:pgMar w:top="720" w:right="720" w:bottom="720" w:left="720" w:header="720" w:footer="720" w:gutter="0"/>
+      <w:pgMar w:top="850" w:right="850" w:bottom="850" w:left="850" w:header="850" w:footer="850" w:gutter="0"/>
       <w:pgNumType w:start="1"/>
       <w:cols w:num="1" w:sep="1" w:space="425"/>
       <w:docGrid w:type="lines" w:linePitch="312"/>
@@ -3533,6 +3523,14 @@
     <w:pPr>
       <w:jc w:val="center"/>
     </w:pPr>
+    <w:r>
+      <w:rPr>
+        <w:rFonts w:ascii="Times New Roman" w:hAnsi="Times New Roman" w:eastAsia="宋体"/>
+        <w:sz w:val="21"/>
+        <w:szCs w:val="21"/>
+      </w:rPr>
+      <w:t xml:space="preserve">第11章·冲刺　</w:t>
+    </w:r>
     <w:r>
       <w:rPr>
         <w:rFonts w:ascii="Times New Roman" w:hAnsi="Times New Roman" w:eastAsia="宋体"/>

--- a/高中物理/高中物理同步/人教版必修3 第11章 电路及其应用·冲刺卷（2题）.docx
+++ b/高中物理/高中物理同步/人教版必修3 第11章 电路及其应用·冲刺卷（2题）.docx
@@ -90,7 +90,9 @@
       </w:pPr>
       <w:r>
         <w:rPr>
-          <w:sz w:val="21"/>
+          <w:rFonts w:ascii="Times New Roman" w:hAnsi="Times New Roman" w:eastAsia="宋体" w:cs="Times New Roman"/>
+          <w:sz w:val="21"/>
+          <w:szCs w:val="21"/>
         </w:rPr>
         <w:t>1．某物理兴趣小组的同学利用量角器、一段均匀电阻丝、电阻箱及灵敏电流计设计了一个测量电阻</w:t>
       </w:r>
@@ -116,7 +118,9 @@
       </m:oMath>
       <w:r>
         <w:rPr>
-          <w:sz w:val="21"/>
+          <w:rFonts w:ascii="Times New Roman" w:hAnsi="Times New Roman" w:eastAsia="宋体" w:cs="Times New Roman"/>
+          <w:sz w:val="21"/>
+          <w:szCs w:val="21"/>
         </w:rPr>
         <w:t>的方案，实验电路如图1所示。</w:t>
       </w:r>
@@ -230,7 +234,9 @@
       </w:pPr>
       <w:r>
         <w:rPr>
-          <w:sz w:val="21"/>
+          <w:rFonts w:ascii="Times New Roman" w:hAnsi="Times New Roman" w:eastAsia="宋体" w:cs="Times New Roman"/>
+          <w:sz w:val="21"/>
+          <w:szCs w:val="21"/>
         </w:rPr>
         <w:t>①将电阻丝紧贴量角器圆弧边沿弯曲成型，并依量角器直径两端点裁剪好，通过导线接入电路；</w:t>
       </w:r>
@@ -246,7 +252,9 @@
       </w:pPr>
       <w:r>
         <w:rPr>
-          <w:sz w:val="21"/>
+          <w:rFonts w:ascii="Times New Roman" w:hAnsi="Times New Roman" w:eastAsia="宋体" w:cs="Times New Roman"/>
+          <w:sz w:val="21"/>
+          <w:szCs w:val="21"/>
         </w:rPr>
         <w:t>②按图1所示的电路原理图连接好各元件；</w:t>
       </w:r>
@@ -262,7 +270,9 @@
       </w:pPr>
       <w:r>
         <w:rPr>
-          <w:sz w:val="21"/>
+          <w:rFonts w:ascii="Times New Roman" w:hAnsi="Times New Roman" w:eastAsia="宋体" w:cs="Times New Roman"/>
+          <w:sz w:val="21"/>
+          <w:szCs w:val="21"/>
         </w:rPr>
         <w:t>③将电阻箱的阻值调至</w:t>
       </w:r>
@@ -288,7 +298,9 @@
       </m:oMath>
       <w:r>
         <w:rPr>
-          <w:sz w:val="21"/>
+          <w:rFonts w:ascii="Times New Roman" w:hAnsi="Times New Roman" w:eastAsia="宋体" w:cs="Times New Roman"/>
+          <w:sz w:val="21"/>
+          <w:szCs w:val="21"/>
         </w:rPr>
         <w:t>并使金属夹</w:t>
       </w:r>
@@ -305,7 +317,9 @@
       </m:oMath>
       <w:r>
         <w:rPr>
-          <w:sz w:val="21"/>
+          <w:rFonts w:ascii="Times New Roman" w:hAnsi="Times New Roman" w:eastAsia="宋体" w:cs="Times New Roman"/>
+          <w:sz w:val="21"/>
+          <w:szCs w:val="21"/>
         </w:rPr>
         <w:t>从</w:t>
       </w:r>
@@ -319,7 +333,9 @@
       </m:oMath>
       <w:r>
         <w:rPr>
-          <w:sz w:val="21"/>
+          <w:rFonts w:ascii="Times New Roman" w:hAnsi="Times New Roman" w:eastAsia="宋体" w:cs="Times New Roman"/>
+          <w:sz w:val="21"/>
+          <w:szCs w:val="21"/>
         </w:rPr>
         <w:t>端沿弧形电阻丝向</w:t>
       </w:r>
@@ -333,7 +349,9 @@
       </m:oMath>
       <w:r>
         <w:rPr>
-          <w:sz w:val="21"/>
+          <w:rFonts w:ascii="Times New Roman" w:hAnsi="Times New Roman" w:eastAsia="宋体" w:cs="Times New Roman"/>
+          <w:sz w:val="21"/>
+          <w:szCs w:val="21"/>
         </w:rPr>
         <w:t>端移动，当灵敏电流计的示数为零时，停止移动金属夹，此时从量角器上读出</w:t>
       </w:r>
@@ -353,7 +371,9 @@
       </m:oMath>
       <w:r>
         <w:rPr>
-          <w:sz w:val="21"/>
+          <w:rFonts w:ascii="Times New Roman" w:hAnsi="Times New Roman" w:eastAsia="宋体" w:cs="Times New Roman"/>
+          <w:sz w:val="21"/>
+          <w:szCs w:val="21"/>
         </w:rPr>
         <w:t>、</w:t>
       </w:r>
@@ -373,7 +393,9 @@
       </m:oMath>
       <w:r>
         <w:rPr>
-          <w:sz w:val="21"/>
+          <w:rFonts w:ascii="Times New Roman" w:hAnsi="Times New Roman" w:eastAsia="宋体" w:cs="Times New Roman"/>
+          <w:sz w:val="21"/>
+          <w:szCs w:val="21"/>
         </w:rPr>
         <w:t>间的夹角</w:t>
       </w:r>
@@ -399,7 +421,9 @@
       </m:oMath>
       <w:r>
         <w:rPr>
-          <w:sz w:val="21"/>
+          <w:rFonts w:ascii="Times New Roman" w:hAnsi="Times New Roman" w:eastAsia="宋体" w:cs="Times New Roman"/>
+          <w:sz w:val="21"/>
+          <w:szCs w:val="21"/>
         </w:rPr>
         <w:t>（单位为弧度）；</w:t>
       </w:r>
@@ -415,7 +439,9 @@
       </w:pPr>
       <w:r>
         <w:rPr>
-          <w:sz w:val="21"/>
+          <w:rFonts w:ascii="Times New Roman" w:hAnsi="Times New Roman" w:eastAsia="宋体" w:cs="Times New Roman"/>
+          <w:sz w:val="21"/>
+          <w:szCs w:val="21"/>
         </w:rPr>
         <w:t>④改变电阻箱的阻值，重复步骤③，测得多组（</w:t>
       </w:r>
@@ -429,7 +455,9 @@
       </m:oMath>
       <w:r>
         <w:rPr>
-          <w:sz w:val="21"/>
+          <w:rFonts w:ascii="Times New Roman" w:hAnsi="Times New Roman" w:eastAsia="宋体" w:cs="Times New Roman"/>
+          <w:sz w:val="21"/>
+          <w:szCs w:val="21"/>
         </w:rPr>
         <w:t>，</w:t>
       </w:r>
@@ -443,7 +471,9 @@
       </m:oMath>
       <w:r>
         <w:rPr>
-          <w:sz w:val="21"/>
+          <w:rFonts w:ascii="Times New Roman" w:hAnsi="Times New Roman" w:eastAsia="宋体" w:cs="Times New Roman"/>
+          <w:sz w:val="21"/>
+          <w:szCs w:val="21"/>
         </w:rPr>
         <w:t>）值；</w:t>
       </w:r>
@@ -459,7 +489,9 @@
       </w:pPr>
       <w:r>
         <w:rPr>
-          <w:sz w:val="21"/>
+          <w:rFonts w:ascii="Times New Roman" w:hAnsi="Times New Roman" w:eastAsia="宋体" w:cs="Times New Roman"/>
+          <w:sz w:val="21"/>
+          <w:szCs w:val="21"/>
         </w:rPr>
         <w:t>⑤整理数据并在坐标纸上描点绘图，所得图像如图3所示。</w:t>
       </w:r>
@@ -529,7 +561,9 @@
       </w:pPr>
       <w:r>
         <w:rPr>
-          <w:sz w:val="21"/>
+          <w:rFonts w:ascii="Times New Roman" w:hAnsi="Times New Roman" w:eastAsia="宋体" w:cs="Times New Roman"/>
+          <w:sz w:val="21"/>
+          <w:szCs w:val="21"/>
         </w:rPr>
         <w:t>根据分析，试回答下列问题：</w:t>
       </w:r>
@@ -545,7 +579,9 @@
       </w:pPr>
       <w:r>
         <w:rPr>
-          <w:sz w:val="21"/>
+          <w:rFonts w:ascii="Times New Roman" w:hAnsi="Times New Roman" w:eastAsia="宋体" w:cs="Times New Roman"/>
+          <w:sz w:val="21"/>
+          <w:szCs w:val="21"/>
         </w:rPr>
         <w:t>(1)某次调节电阻箱的示数如图2所示，则此时电阻箱接入电路的电阻为</w:t>
       </w:r>
@@ -554,6 +590,7 @@
           <w:rFonts w:ascii="Times New Roman" w:eastAsia="宋体" w:hAnsi="Times New Roman" w:cs="Times New Roman"/>
           <w:b w:val="0"/>
           <w:sz w:val="21"/>
+          <w:szCs w:val="21"/>
         </w:rPr>
         <w:t>__________</w:t>
       </w:r>
@@ -570,7 +607,9 @@
       </m:oMath>
       <w:r>
         <w:rPr>
-          <w:sz w:val="21"/>
+          <w:rFonts w:ascii="Times New Roman" w:hAnsi="Times New Roman" w:eastAsia="宋体" w:cs="Times New Roman"/>
+          <w:sz w:val="21"/>
+          <w:szCs w:val="21"/>
         </w:rPr>
         <w:t>。</w:t>
       </w:r>
@@ -586,7 +625,9 @@
       </w:pPr>
       <w:r>
         <w:rPr>
-          <w:sz w:val="21"/>
+          <w:rFonts w:ascii="Times New Roman" w:hAnsi="Times New Roman" w:eastAsia="宋体" w:cs="Times New Roman"/>
+          <w:sz w:val="21"/>
+          <w:szCs w:val="21"/>
         </w:rPr>
         <w:t>(2)图像的斜率为</w:t>
       </w:r>
@@ -600,7 +641,9 @@
       </m:oMath>
       <w:r>
         <w:rPr>
-          <w:sz w:val="21"/>
+          <w:rFonts w:ascii="Times New Roman" w:hAnsi="Times New Roman" w:eastAsia="宋体" w:cs="Times New Roman"/>
+          <w:sz w:val="21"/>
+          <w:szCs w:val="21"/>
         </w:rPr>
         <w:t>，由此可求得</w:t>
       </w:r>
@@ -635,12 +678,15 @@
           <w:rFonts w:ascii="Times New Roman" w:eastAsia="宋体" w:hAnsi="Times New Roman" w:cs="Times New Roman"/>
           <w:b w:val="0"/>
           <w:sz w:val="21"/>
+          <w:szCs w:val="21"/>
         </w:rPr>
         <w:t>__________</w:t>
       </w:r>
       <w:r>
         <w:rPr>
-          <w:sz w:val="21"/>
+          <w:rFonts w:ascii="Times New Roman" w:hAnsi="Times New Roman" w:eastAsia="宋体" w:cs="Times New Roman"/>
+          <w:sz w:val="21"/>
+          <w:szCs w:val="21"/>
         </w:rPr>
         <w:t>。</w:t>
       </w:r>
@@ -656,7 +702,9 @@
       </w:pPr>
       <w:r>
         <w:rPr>
-          <w:sz w:val="21"/>
+          <w:rFonts w:ascii="Times New Roman" w:hAnsi="Times New Roman" w:eastAsia="宋体" w:cs="Times New Roman"/>
+          <w:sz w:val="21"/>
+          <w:szCs w:val="21"/>
         </w:rPr>
         <w:t>(3)实验时，当金属夹</w:t>
       </w:r>
@@ -673,7 +721,9 @@
       </m:oMath>
       <w:r>
         <w:rPr>
-          <w:sz w:val="21"/>
+          <w:rFonts w:ascii="Times New Roman" w:hAnsi="Times New Roman" w:eastAsia="宋体" w:cs="Times New Roman"/>
+          <w:sz w:val="21"/>
+          <w:szCs w:val="21"/>
         </w:rPr>
         <w:t>调至某位置时，该小组的同学因为观察不仔细，认为灵敏电流计的读数已经为零，实际上，灵敏电流计还有从</w:t>
       </w:r>
@@ -687,7 +737,9 @@
       </m:oMath>
       <w:r>
         <w:rPr>
-          <w:sz w:val="21"/>
+          <w:rFonts w:ascii="Times New Roman" w:hAnsi="Times New Roman" w:eastAsia="宋体" w:cs="Times New Roman"/>
+          <w:sz w:val="21"/>
+          <w:szCs w:val="21"/>
         </w:rPr>
         <w:t>到</w:t>
       </w:r>
@@ -701,7 +753,9 @@
       </m:oMath>
       <w:r>
         <w:rPr>
-          <w:sz w:val="21"/>
+          <w:rFonts w:ascii="Times New Roman" w:hAnsi="Times New Roman" w:eastAsia="宋体" w:cs="Times New Roman"/>
+          <w:sz w:val="21"/>
+          <w:szCs w:val="21"/>
         </w:rPr>
         <w:t>的电流，那么此时测出</w:t>
       </w:r>
@@ -727,7 +781,9 @@
       </m:oMath>
       <w:r>
         <w:rPr>
-          <w:sz w:val="21"/>
+          <w:rFonts w:ascii="Times New Roman" w:hAnsi="Times New Roman" w:eastAsia="宋体" w:cs="Times New Roman"/>
+          <w:sz w:val="21"/>
+          <w:szCs w:val="21"/>
         </w:rPr>
         <w:t>的值与真实值相比</w:t>
       </w:r>
@@ -736,12 +792,15 @@
           <w:rFonts w:ascii="Times New Roman" w:eastAsia="宋体" w:hAnsi="Times New Roman" w:cs="Times New Roman"/>
           <w:b w:val="0"/>
           <w:sz w:val="21"/>
+          <w:szCs w:val="21"/>
         </w:rPr>
         <w:t>__________</w:t>
       </w:r>
       <w:r>
         <w:rPr>
-          <w:sz w:val="21"/>
+          <w:rFonts w:ascii="Times New Roman" w:hAnsi="Times New Roman" w:eastAsia="宋体" w:cs="Times New Roman"/>
+          <w:sz w:val="21"/>
+          <w:szCs w:val="21"/>
         </w:rPr>
         <w:t>（填“偏小”“相等”或“偏大”）。</w:t>
       </w:r>
@@ -757,7 +816,9 @@
       </w:pPr>
       <w:r>
         <w:rPr>
-          <w:sz w:val="21"/>
+          <w:rFonts w:ascii="Times New Roman" w:hAnsi="Times New Roman" w:eastAsia="宋体" w:cs="Times New Roman"/>
+          <w:sz w:val="21"/>
+          <w:szCs w:val="21"/>
         </w:rPr>
         <w:t>【答案】(1)596.0</w:t>
       </w:r>
@@ -771,7 +832,9 @@
       </w:r>
       <w:r>
         <w:rPr>
-          <w:sz w:val="21"/>
+          <w:rFonts w:ascii="Times New Roman" w:hAnsi="Times New Roman" w:eastAsia="宋体" w:cs="Times New Roman"/>
+          <w:sz w:val="21"/>
+          <w:szCs w:val="21"/>
         </w:rPr>
         <w:t>(2)</w:t>
       </w:r>
@@ -805,7 +868,9 @@
       </w:r>
       <w:r>
         <w:rPr>
-          <w:sz w:val="21"/>
+          <w:rFonts w:ascii="Times New Roman" w:hAnsi="Times New Roman" w:eastAsia="宋体" w:cs="Times New Roman"/>
+          <w:sz w:val="21"/>
+          <w:szCs w:val="21"/>
         </w:rPr>
         <w:t>(3)偏大</w:t>
       </w:r>
@@ -837,7 +902,9 @@
       </w:pPr>
       <w:r>
         <w:rPr>
-          <w:sz w:val="21"/>
+          <w:rFonts w:ascii="Times New Roman" w:hAnsi="Times New Roman" w:eastAsia="宋体" w:cs="Times New Roman"/>
+          <w:sz w:val="21"/>
+          <w:szCs w:val="21"/>
         </w:rPr>
         <w:t>【详解】（1）电阻箱接入电路的电阻为</w:t>
       </w:r>
@@ -892,7 +959,9 @@
       </w:pPr>
       <w:r>
         <w:rPr>
-          <w:sz w:val="21"/>
+          <w:rFonts w:ascii="Times New Roman" w:hAnsi="Times New Roman" w:eastAsia="宋体" w:cs="Times New Roman"/>
+          <w:sz w:val="21"/>
+          <w:szCs w:val="21"/>
         </w:rPr>
         <w:t>（2）当灵敏电流计的示数为零时，有</w:t>
       </w:r>
@@ -986,7 +1055,9 @@
       </w:pPr>
       <w:r>
         <w:rPr>
-          <w:sz w:val="21"/>
+          <w:rFonts w:ascii="Times New Roman" w:hAnsi="Times New Roman" w:eastAsia="宋体" w:cs="Times New Roman"/>
+          <w:sz w:val="21"/>
+          <w:szCs w:val="21"/>
         </w:rPr>
         <w:t>整理得</w:t>
       </w:r>
@@ -1110,7 +1181,9 @@
       </w:pPr>
       <w:r>
         <w:rPr>
-          <w:sz w:val="21"/>
+          <w:rFonts w:ascii="Times New Roman" w:hAnsi="Times New Roman" w:eastAsia="宋体" w:cs="Times New Roman"/>
+          <w:sz w:val="21"/>
+          <w:szCs w:val="21"/>
         </w:rPr>
         <w:t>图像的斜率为</w:t>
       </w:r>
@@ -1180,7 +1253,9 @@
       </w:pPr>
       <w:r>
         <w:rPr>
-          <w:sz w:val="21"/>
+          <w:rFonts w:ascii="Times New Roman" w:hAnsi="Times New Roman" w:eastAsia="宋体" w:cs="Times New Roman"/>
+          <w:sz w:val="21"/>
+          <w:szCs w:val="21"/>
         </w:rPr>
         <w:t>解得</w:t>
       </w:r>
@@ -1250,7 +1325,9 @@
       </w:pPr>
       <w:r>
         <w:rPr>
-          <w:sz w:val="21"/>
+          <w:rFonts w:ascii="Times New Roman" w:hAnsi="Times New Roman" w:eastAsia="宋体" w:cs="Times New Roman"/>
+          <w:sz w:val="21"/>
+          <w:szCs w:val="21"/>
         </w:rPr>
         <w:t>（3）灵敏电流计还有从</w:t>
       </w:r>
@@ -1264,7 +1341,9 @@
       </m:oMath>
       <w:r>
         <w:rPr>
-          <w:sz w:val="21"/>
+          <w:rFonts w:ascii="Times New Roman" w:hAnsi="Times New Roman" w:eastAsia="宋体" w:cs="Times New Roman"/>
+          <w:sz w:val="21"/>
+          <w:szCs w:val="21"/>
         </w:rPr>
         <w:t>到</w:t>
       </w:r>
@@ -1278,7 +1357,9 @@
       </m:oMath>
       <w:r>
         <w:rPr>
-          <w:sz w:val="21"/>
+          <w:rFonts w:ascii="Times New Roman" w:hAnsi="Times New Roman" w:eastAsia="宋体" w:cs="Times New Roman"/>
+          <w:sz w:val="21"/>
+          <w:szCs w:val="21"/>
         </w:rPr>
         <w:t>的电流，则从量角器上读出</w:t>
       </w:r>
@@ -1298,7 +1379,9 @@
       </m:oMath>
       <w:r>
         <w:rPr>
-          <w:sz w:val="21"/>
+          <w:rFonts w:ascii="Times New Roman" w:hAnsi="Times New Roman" w:eastAsia="宋体" w:cs="Times New Roman"/>
+          <w:sz w:val="21"/>
+          <w:szCs w:val="21"/>
         </w:rPr>
         <w:t>、</w:t>
       </w:r>
@@ -1318,7 +1401,9 @@
       </m:oMath>
       <w:r>
         <w:rPr>
-          <w:sz w:val="21"/>
+          <w:rFonts w:ascii="Times New Roman" w:hAnsi="Times New Roman" w:eastAsia="宋体" w:cs="Times New Roman"/>
+          <w:sz w:val="21"/>
+          <w:szCs w:val="21"/>
         </w:rPr>
         <w:t>间的夹角</w:t>
       </w:r>
@@ -1332,7 +1417,9 @@
       </m:oMath>
       <w:r>
         <w:rPr>
-          <w:sz w:val="21"/>
+          <w:rFonts w:ascii="Times New Roman" w:hAnsi="Times New Roman" w:eastAsia="宋体" w:cs="Times New Roman"/>
+          <w:sz w:val="21"/>
+          <w:szCs w:val="21"/>
         </w:rPr>
         <w:t>偏小，根据</w:t>
       </w:r>
@@ -1420,7 +1507,9 @@
       </w:pPr>
       <w:r>
         <w:rPr>
-          <w:sz w:val="21"/>
+          <w:rFonts w:ascii="Times New Roman" w:hAnsi="Times New Roman" w:eastAsia="宋体" w:cs="Times New Roman"/>
+          <w:sz w:val="21"/>
+          <w:szCs w:val="21"/>
         </w:rPr>
         <w:t>此时测出</w:t>
       </w:r>
@@ -1446,7 +1535,9 @@
       </m:oMath>
       <w:r>
         <w:rPr>
-          <w:sz w:val="21"/>
+          <w:rFonts w:ascii="Times New Roman" w:hAnsi="Times New Roman" w:eastAsia="宋体" w:cs="Times New Roman"/>
+          <w:sz w:val="21"/>
+          <w:szCs w:val="21"/>
         </w:rPr>
         <w:t>的值与真实值相比偏大。</w:t>
       </w:r>
@@ -1472,7 +1563,9 @@
       </w:pPr>
       <w:r>
         <w:rPr>
-          <w:sz w:val="21"/>
+          <w:rFonts w:ascii="Times New Roman" w:hAnsi="Times New Roman" w:eastAsia="宋体" w:cs="Times New Roman"/>
+          <w:sz w:val="21"/>
+          <w:szCs w:val="21"/>
         </w:rPr>
         <w:t>2．某同学用图甲所示的电路测量电阻</w:t>
       </w:r>
@@ -1498,7 +1591,9 @@
       </m:oMath>
       <w:r>
         <w:rPr>
-          <w:sz w:val="21"/>
+          <w:rFonts w:ascii="Times New Roman" w:hAnsi="Times New Roman" w:eastAsia="宋体" w:cs="Times New Roman"/>
+          <w:sz w:val="21"/>
+          <w:szCs w:val="21"/>
         </w:rPr>
         <w:t>，的阻值。实验步骤如下：</w:t>
       </w:r>
@@ -1514,7 +1609,9 @@
       </w:pPr>
       <w:r>
         <w:rPr>
-          <w:sz w:val="21"/>
+          <w:rFonts w:ascii="Times New Roman" w:hAnsi="Times New Roman" w:eastAsia="宋体" w:cs="Times New Roman"/>
+          <w:sz w:val="21"/>
+          <w:szCs w:val="21"/>
         </w:rPr>
         <w:t>i．按照电路图连接好电路，将滑片</w:t>
       </w:r>
@@ -1528,7 +1625,9 @@
       </m:oMath>
       <w:r>
         <w:rPr>
-          <w:sz w:val="21"/>
+          <w:rFonts w:ascii="Times New Roman" w:hAnsi="Times New Roman" w:eastAsia="宋体" w:cs="Times New Roman"/>
+          <w:sz w:val="21"/>
+          <w:szCs w:val="21"/>
         </w:rPr>
         <w:t>置于电阻丝</w:t>
       </w:r>
@@ -1554,7 +1653,9 @@
       </m:oMath>
       <w:r>
         <w:rPr>
-          <w:sz w:val="21"/>
+          <w:rFonts w:ascii="Times New Roman" w:hAnsi="Times New Roman" w:eastAsia="宋体" w:cs="Times New Roman"/>
+          <w:sz w:val="21"/>
+          <w:szCs w:val="21"/>
         </w:rPr>
         <w:t>上的适当位置，闭合开关</w:t>
       </w:r>
@@ -1583,7 +1684,9 @@
       </m:oMath>
       <w:r>
         <w:rPr>
-          <w:sz w:val="21"/>
+          <w:rFonts w:ascii="Times New Roman" w:hAnsi="Times New Roman" w:eastAsia="宋体" w:cs="Times New Roman"/>
+          <w:sz w:val="21"/>
+          <w:szCs w:val="21"/>
         </w:rPr>
         <w:t>；</w:t>
       </w:r>
@@ -1599,7 +1702,9 @@
       </w:pPr>
       <w:r>
         <w:rPr>
-          <w:sz w:val="21"/>
+          <w:rFonts w:ascii="Times New Roman" w:hAnsi="Times New Roman" w:eastAsia="宋体" w:cs="Times New Roman"/>
+          <w:sz w:val="21"/>
+          <w:szCs w:val="21"/>
         </w:rPr>
         <w:t>ii．将双刀双掷开关</w:t>
       </w:r>
@@ -1625,7 +1730,9 @@
       </m:oMath>
       <w:r>
         <w:rPr>
-          <w:sz w:val="21"/>
+          <w:rFonts w:ascii="Times New Roman" w:hAnsi="Times New Roman" w:eastAsia="宋体" w:cs="Times New Roman"/>
+          <w:sz w:val="21"/>
+          <w:szCs w:val="21"/>
         </w:rPr>
         <w:t>（中间连杆为绝缘材料）掷于触点1、2，调节电阻箱</w:t>
       </w:r>
@@ -1639,7 +1746,9 @@
       </m:oMath>
       <w:r>
         <w:rPr>
-          <w:sz w:val="21"/>
+          <w:rFonts w:ascii="Times New Roman" w:hAnsi="Times New Roman" w:eastAsia="宋体" w:cs="Times New Roman"/>
+          <w:sz w:val="21"/>
+          <w:szCs w:val="21"/>
         </w:rPr>
         <w:t>，使灵敏电流计G的指针指零，读出电阻箱阻值，记为</w:t>
       </w:r>
@@ -1665,7 +1774,9 @@
       </m:oMath>
       <w:r>
         <w:rPr>
-          <w:sz w:val="21"/>
+          <w:rFonts w:ascii="Times New Roman" w:hAnsi="Times New Roman" w:eastAsia="宋体" w:cs="Times New Roman"/>
+          <w:sz w:val="21"/>
+          <w:szCs w:val="21"/>
         </w:rPr>
         <w:t>；</w:t>
       </w:r>
@@ -1681,7 +1792,9 @@
       </w:pPr>
       <w:r>
         <w:rPr>
-          <w:sz w:val="21"/>
+          <w:rFonts w:ascii="Times New Roman" w:hAnsi="Times New Roman" w:eastAsia="宋体" w:cs="Times New Roman"/>
+          <w:sz w:val="21"/>
+          <w:szCs w:val="21"/>
         </w:rPr>
         <w:t>iii．保持滑片</w:t>
       </w:r>
@@ -1695,7 +1808,9 @@
       </m:oMath>
       <w:r>
         <w:rPr>
-          <w:sz w:val="21"/>
+          <w:rFonts w:ascii="Times New Roman" w:hAnsi="Times New Roman" w:eastAsia="宋体" w:cs="Times New Roman"/>
+          <w:sz w:val="21"/>
+          <w:szCs w:val="21"/>
         </w:rPr>
         <w:t>的位置不动，将</w:t>
       </w:r>
@@ -1724,7 +1839,9 @@
       </m:oMath>
       <w:r>
         <w:rPr>
-          <w:sz w:val="21"/>
+          <w:rFonts w:ascii="Times New Roman" w:hAnsi="Times New Roman" w:eastAsia="宋体" w:cs="Times New Roman"/>
+          <w:sz w:val="21"/>
+          <w:szCs w:val="21"/>
         </w:rPr>
         <w:t>掷于触点3、4，调节电阻箱</w:t>
       </w:r>
@@ -1738,7 +1855,9 @@
       </m:oMath>
       <w:r>
         <w:rPr>
-          <w:sz w:val="21"/>
+          <w:rFonts w:ascii="Times New Roman" w:hAnsi="Times New Roman" w:eastAsia="宋体" w:cs="Times New Roman"/>
+          <w:sz w:val="21"/>
+          <w:szCs w:val="21"/>
         </w:rPr>
         <w:t>，仍使灵敏电流计G的指针指零，读出电阻箱阻值，记为</w:t>
       </w:r>
@@ -1764,7 +1883,9 @@
       </m:oMath>
       <w:r>
         <w:rPr>
-          <w:sz w:val="21"/>
+          <w:rFonts w:ascii="Times New Roman" w:hAnsi="Times New Roman" w:eastAsia="宋体" w:cs="Times New Roman"/>
+          <w:sz w:val="21"/>
+          <w:szCs w:val="21"/>
         </w:rPr>
         <w:t>；</w:t>
       </w:r>
@@ -1780,7 +1901,9 @@
       </w:pPr>
       <w:r>
         <w:rPr>
-          <w:sz w:val="21"/>
+          <w:rFonts w:ascii="Times New Roman" w:hAnsi="Times New Roman" w:eastAsia="宋体" w:cs="Times New Roman"/>
+          <w:sz w:val="21"/>
+          <w:szCs w:val="21"/>
         </w:rPr>
         <w:t>iv．断开开关，整理器材。</w:t>
       </w:r>
@@ -1796,7 +1919,9 @@
       </w:pPr>
       <w:r>
         <w:rPr>
-          <w:sz w:val="21"/>
+          <w:rFonts w:ascii="Times New Roman" w:hAnsi="Times New Roman" w:eastAsia="宋体" w:cs="Times New Roman"/>
+          <w:sz w:val="21"/>
+          <w:szCs w:val="21"/>
         </w:rPr>
         <w:t>回答下列问题：</w:t>
       </w:r>
@@ -1866,7 +1991,9 @@
       </w:pPr>
       <w:r>
         <w:rPr>
-          <w:sz w:val="21"/>
+          <w:rFonts w:ascii="Times New Roman" w:hAnsi="Times New Roman" w:eastAsia="宋体" w:cs="Times New Roman"/>
+          <w:sz w:val="21"/>
+          <w:szCs w:val="21"/>
         </w:rPr>
         <w:t>(1)实验过程中，</w:t>
       </w:r>
@@ -1875,12 +2002,15 @@
           <w:rFonts w:ascii="Times New Roman" w:eastAsia="宋体" w:hAnsi="Times New Roman" w:cs="Times New Roman"/>
           <w:b w:val="0"/>
           <w:sz w:val="21"/>
+          <w:szCs w:val="21"/>
         </w:rPr>
         <w:t>______</w:t>
       </w:r>
       <w:r>
         <w:rPr>
-          <w:sz w:val="21"/>
+          <w:rFonts w:ascii="Times New Roman" w:hAnsi="Times New Roman" w:eastAsia="宋体" w:cs="Times New Roman"/>
+          <w:sz w:val="21"/>
+          <w:szCs w:val="21"/>
         </w:rPr>
         <w:t>（填“需要”或“不需要”）测量滑片</w:t>
       </w:r>
@@ -1894,7 +2024,9 @@
       </m:oMath>
       <w:r>
         <w:rPr>
-          <w:sz w:val="21"/>
+          <w:rFonts w:ascii="Times New Roman" w:hAnsi="Times New Roman" w:eastAsia="宋体" w:cs="Times New Roman"/>
+          <w:sz w:val="21"/>
+          <w:szCs w:val="21"/>
         </w:rPr>
         <w:t>两侧电阻丝的长度；</w:t>
       </w:r>
@@ -1910,7 +2042,9 @@
       </w:pPr>
       <w:r>
         <w:rPr>
-          <w:sz w:val="21"/>
+          <w:rFonts w:ascii="Times New Roman" w:hAnsi="Times New Roman" w:eastAsia="宋体" w:cs="Times New Roman"/>
+          <w:sz w:val="21"/>
+          <w:szCs w:val="21"/>
         </w:rPr>
         <w:t>(2)关于实验对电阻丝规格的要求，下列说法正确的是______；</w:t>
       </w:r>
@@ -1926,7 +2060,9 @@
       </w:pPr>
       <w:r>
         <w:rPr>
-          <w:sz w:val="21"/>
+          <w:rFonts w:ascii="Times New Roman" w:hAnsi="Times New Roman" w:eastAsia="宋体" w:cs="Times New Roman"/>
+          <w:sz w:val="21"/>
+          <w:szCs w:val="21"/>
         </w:rPr>
         <w:t>A．总电阻必须已知，粗细必须均匀</w:t>
       </w:r>
@@ -1940,7 +2076,9 @@
       </w:r>
       <w:r>
         <w:rPr>
-          <w:sz w:val="21"/>
+          <w:rFonts w:ascii="Times New Roman" w:hAnsi="Times New Roman" w:eastAsia="宋体" w:cs="Times New Roman"/>
+          <w:sz w:val="21"/>
+          <w:szCs w:val="21"/>
         </w:rPr>
         <w:t>B．总电阻必须已知，粗细无须均匀</w:t>
       </w:r>
@@ -1954,7 +2092,9 @@
       </w:r>
       <w:r>
         <w:rPr>
-          <w:sz w:val="21"/>
+          <w:rFonts w:ascii="Times New Roman" w:hAnsi="Times New Roman" w:eastAsia="宋体" w:cs="Times New Roman"/>
+          <w:sz w:val="21"/>
+          <w:szCs w:val="21"/>
         </w:rPr>
         <w:t>C．总电阻无须已知，粗细必须均匀</w:t>
       </w:r>
@@ -1968,7 +2108,9 @@
       </w:r>
       <w:r>
         <w:rPr>
-          <w:sz w:val="21"/>
+          <w:rFonts w:ascii="Times New Roman" w:hAnsi="Times New Roman" w:eastAsia="宋体" w:cs="Times New Roman"/>
+          <w:sz w:val="21"/>
+          <w:szCs w:val="21"/>
         </w:rPr>
         <w:t>D．总电阻无须已知，粗细无须均匀</w:t>
       </w:r>
@@ -1984,7 +2126,9 @@
       </w:pPr>
       <w:r>
         <w:rPr>
-          <w:sz w:val="21"/>
+          <w:rFonts w:ascii="Times New Roman" w:hAnsi="Times New Roman" w:eastAsia="宋体" w:cs="Times New Roman"/>
+          <w:sz w:val="21"/>
+          <w:szCs w:val="21"/>
         </w:rPr>
         <w:t>(3)某次测量中，</w:t>
       </w:r>
@@ -2031,7 +2175,9 @@
       </m:oMath>
       <w:r>
         <w:rPr>
-          <w:sz w:val="21"/>
+          <w:rFonts w:ascii="Times New Roman" w:hAnsi="Times New Roman" w:eastAsia="宋体" w:cs="Times New Roman"/>
+          <w:sz w:val="21"/>
+          <w:szCs w:val="21"/>
         </w:rPr>
         <w:t>,如图乙是电阻箱指示的</w:t>
       </w:r>
@@ -2057,7 +2203,9 @@
       </m:oMath>
       <w:r>
         <w:rPr>
-          <w:sz w:val="21"/>
+          <w:rFonts w:ascii="Times New Roman" w:hAnsi="Times New Roman" w:eastAsia="宋体" w:cs="Times New Roman"/>
+          <w:sz w:val="21"/>
+          <w:szCs w:val="21"/>
         </w:rPr>
         <w:t>的阻值，则待测电阻的测量值</w:t>
       </w:r>
@@ -2092,12 +2240,15 @@
           <w:rFonts w:ascii="Times New Roman" w:eastAsia="宋体" w:hAnsi="Times New Roman" w:cs="Times New Roman"/>
           <w:b w:val="0"/>
           <w:sz w:val="21"/>
+          <w:szCs w:val="21"/>
         </w:rPr>
         <w:t>______</w:t>
       </w:r>
       <w:r>
         <w:rPr>
-          <w:sz w:val="21"/>
+          <w:rFonts w:ascii="Times New Roman" w:hAnsi="Times New Roman" w:eastAsia="宋体" w:cs="Times New Roman"/>
+          <w:sz w:val="21"/>
+          <w:szCs w:val="21"/>
         </w:rPr>
         <w:t>Ω（结果保留3位有效数字）；</w:t>
       </w:r>
@@ -2167,7 +2318,9 @@
       </w:pPr>
       <w:r>
         <w:rPr>
-          <w:sz w:val="21"/>
+          <w:rFonts w:ascii="Times New Roman" w:hAnsi="Times New Roman" w:eastAsia="宋体" w:cs="Times New Roman"/>
+          <w:sz w:val="21"/>
+          <w:szCs w:val="21"/>
         </w:rPr>
         <w:t>(4)若在步骤ii后、步骤iii之前，误将滑片</w:t>
       </w:r>
@@ -2181,7 +2334,9 @@
       </m:oMath>
       <w:r>
         <w:rPr>
-          <w:sz w:val="21"/>
+          <w:rFonts w:ascii="Times New Roman" w:hAnsi="Times New Roman" w:eastAsia="宋体" w:cs="Times New Roman"/>
+          <w:sz w:val="21"/>
+          <w:szCs w:val="21"/>
         </w:rPr>
         <w:t>向右移动了少许，继续进行测量，则</w:t>
       </w:r>
@@ -2207,7 +2362,9 @@
       </m:oMath>
       <w:r>
         <w:rPr>
-          <w:sz w:val="21"/>
+          <w:rFonts w:ascii="Times New Roman" w:hAnsi="Times New Roman" w:eastAsia="宋体" w:cs="Times New Roman"/>
+          <w:sz w:val="21"/>
+          <w:szCs w:val="21"/>
         </w:rPr>
         <w:t>的测量值</w:t>
       </w:r>
@@ -2216,12 +2373,15 @@
           <w:rFonts w:ascii="Times New Roman" w:eastAsia="宋体" w:hAnsi="Times New Roman" w:cs="Times New Roman"/>
           <w:b w:val="0"/>
           <w:sz w:val="21"/>
+          <w:szCs w:val="21"/>
         </w:rPr>
         <w:t>______</w:t>
       </w:r>
       <w:r>
         <w:rPr>
-          <w:sz w:val="21"/>
+          <w:rFonts w:ascii="Times New Roman" w:hAnsi="Times New Roman" w:eastAsia="宋体" w:cs="Times New Roman"/>
+          <w:sz w:val="21"/>
+          <w:szCs w:val="21"/>
         </w:rPr>
         <w:t>（填“大于”“小于”或“等于”）真实值。</w:t>
       </w:r>
@@ -2237,7 +2397,9 @@
       </w:pPr>
       <w:r>
         <w:rPr>
-          <w:sz w:val="21"/>
+          <w:rFonts w:ascii="Times New Roman" w:hAnsi="Times New Roman" w:eastAsia="宋体" w:cs="Times New Roman"/>
+          <w:sz w:val="21"/>
+          <w:szCs w:val="21"/>
         </w:rPr>
         <w:t>【答案】(1)不需要</w:t>
       </w:r>
@@ -2251,7 +2413,9 @@
       </w:r>
       <w:r>
         <w:rPr>
-          <w:sz w:val="21"/>
+          <w:rFonts w:ascii="Times New Roman" w:hAnsi="Times New Roman" w:eastAsia="宋体" w:cs="Times New Roman"/>
+          <w:sz w:val="21"/>
+          <w:szCs w:val="21"/>
         </w:rPr>
         <w:t>(2)D</w:t>
       </w:r>
@@ -2265,7 +2429,9 @@
       </w:r>
       <w:r>
         <w:rPr>
-          <w:sz w:val="21"/>
+          <w:rFonts w:ascii="Times New Roman" w:hAnsi="Times New Roman" w:eastAsia="宋体" w:cs="Times New Roman"/>
+          <w:sz w:val="21"/>
+          <w:szCs w:val="21"/>
         </w:rPr>
         <w:t>(3)198</w:t>
       </w:r>
@@ -2279,7 +2445,9 @@
       </w:r>
       <w:r>
         <w:rPr>
-          <w:sz w:val="21"/>
+          <w:rFonts w:ascii="Times New Roman" w:hAnsi="Times New Roman" w:eastAsia="宋体" w:cs="Times New Roman"/>
+          <w:sz w:val="21"/>
+          <w:szCs w:val="21"/>
         </w:rPr>
         <w:t>(4)大于</w:t>
       </w:r>
@@ -2311,7 +2479,9 @@
       </w:pPr>
       <w:r>
         <w:rPr>
-          <w:sz w:val="21"/>
+          <w:rFonts w:ascii="Times New Roman" w:hAnsi="Times New Roman" w:eastAsia="宋体" w:cs="Times New Roman"/>
+          <w:sz w:val="21"/>
+          <w:szCs w:val="21"/>
         </w:rPr>
         <w:t>【详解】（1）本题采用阻值比较法求电阻，不需要知道电阻丝的具体阻值，故不需要测量滑片</w:t>
       </w:r>
@@ -2325,7 +2495,9 @@
       </m:oMath>
       <w:r>
         <w:rPr>
-          <w:sz w:val="21"/>
+          <w:rFonts w:ascii="Times New Roman" w:hAnsi="Times New Roman" w:eastAsia="宋体" w:cs="Times New Roman"/>
+          <w:sz w:val="21"/>
+          <w:szCs w:val="21"/>
         </w:rPr>
         <w:t>两侧电阻丝的长度；</w:t>
       </w:r>
@@ -2341,7 +2513,9 @@
       </w:pPr>
       <w:r>
         <w:rPr>
-          <w:sz w:val="21"/>
+          <w:rFonts w:ascii="Times New Roman" w:hAnsi="Times New Roman" w:eastAsia="宋体" w:cs="Times New Roman"/>
+          <w:sz w:val="21"/>
+          <w:szCs w:val="21"/>
         </w:rPr>
         <w:t>（2）本题采用阻值比较法求电阻，通过比例求阻值，保持滑片</w:t>
       </w:r>
@@ -2355,7 +2529,9 @@
       </m:oMath>
       <w:r>
         <w:rPr>
-          <w:sz w:val="21"/>
+          <w:rFonts w:ascii="Times New Roman" w:hAnsi="Times New Roman" w:eastAsia="宋体" w:cs="Times New Roman"/>
+          <w:sz w:val="21"/>
+          <w:szCs w:val="21"/>
         </w:rPr>
         <w:t>的位置不动，设电阻丝左侧电阻为</w:t>
       </w:r>
@@ -2384,7 +2560,9 @@
       </m:oMath>
       <w:r>
         <w:rPr>
-          <w:sz w:val="21"/>
+          <w:rFonts w:ascii="Times New Roman" w:hAnsi="Times New Roman" w:eastAsia="宋体" w:cs="Times New Roman"/>
+          <w:sz w:val="21"/>
+          <w:szCs w:val="21"/>
         </w:rPr>
         <w:t>，右侧电阻为</w:t>
       </w:r>
@@ -2413,7 +2591,9 @@
       </m:oMath>
       <w:r>
         <w:rPr>
-          <w:sz w:val="21"/>
+          <w:rFonts w:ascii="Times New Roman" w:hAnsi="Times New Roman" w:eastAsia="宋体" w:cs="Times New Roman"/>
+          <w:sz w:val="21"/>
+          <w:szCs w:val="21"/>
         </w:rPr>
         <w:t>，将双刀双掷开关</w:t>
       </w:r>
@@ -2439,7 +2619,9 @@
       </m:oMath>
       <w:r>
         <w:rPr>
-          <w:sz w:val="21"/>
+          <w:rFonts w:ascii="Times New Roman" w:hAnsi="Times New Roman" w:eastAsia="宋体" w:cs="Times New Roman"/>
+          <w:sz w:val="21"/>
+          <w:szCs w:val="21"/>
         </w:rPr>
         <w:t>掷于触点1、2，当灵敏电流计G示数为零时，电阻箱的阻值为</w:t>
       </w:r>
@@ -2465,7 +2647,9 @@
       </m:oMath>
       <w:r>
         <w:rPr>
-          <w:sz w:val="21"/>
+          <w:rFonts w:ascii="Times New Roman" w:hAnsi="Times New Roman" w:eastAsia="宋体" w:cs="Times New Roman"/>
+          <w:sz w:val="21"/>
+          <w:szCs w:val="21"/>
         </w:rPr>
         <w:t>，此时有</w:t>
       </w:r>
@@ -2589,7 +2773,9 @@
       </w:pPr>
       <w:r>
         <w:rPr>
-          <w:sz w:val="21"/>
+          <w:rFonts w:ascii="Times New Roman" w:hAnsi="Times New Roman" w:eastAsia="宋体" w:cs="Times New Roman"/>
+          <w:sz w:val="21"/>
+          <w:szCs w:val="21"/>
         </w:rPr>
         <w:t>将</w:t>
       </w:r>
@@ -2615,7 +2801,9 @@
       </m:oMath>
       <w:r>
         <w:rPr>
-          <w:sz w:val="21"/>
+          <w:rFonts w:ascii="Times New Roman" w:hAnsi="Times New Roman" w:eastAsia="宋体" w:cs="Times New Roman"/>
+          <w:sz w:val="21"/>
+          <w:szCs w:val="21"/>
         </w:rPr>
         <w:t>掷于触点3、4，则电阻箱与</w:t>
       </w:r>
@@ -2641,7 +2829,9 @@
       </m:oMath>
       <w:r>
         <w:rPr>
-          <w:sz w:val="21"/>
+          <w:rFonts w:ascii="Times New Roman" w:hAnsi="Times New Roman" w:eastAsia="宋体" w:cs="Times New Roman"/>
+          <w:sz w:val="21"/>
+          <w:szCs w:val="21"/>
         </w:rPr>
         <w:t>交换位置，电阻箱的阻值为</w:t>
       </w:r>
@@ -2667,7 +2857,9 @@
       </m:oMath>
       <w:r>
         <w:rPr>
-          <w:sz w:val="21"/>
+          <w:rFonts w:ascii="Times New Roman" w:hAnsi="Times New Roman" w:eastAsia="宋体" w:cs="Times New Roman"/>
+          <w:sz w:val="21"/>
+          <w:szCs w:val="21"/>
         </w:rPr>
         <w:t>，此时有</w:t>
       </w:r>
@@ -2791,7 +2983,9 @@
       </w:pPr>
       <w:r>
         <w:rPr>
-          <w:sz w:val="21"/>
+          <w:rFonts w:ascii="Times New Roman" w:hAnsi="Times New Roman" w:eastAsia="宋体" w:cs="Times New Roman"/>
+          <w:sz w:val="21"/>
+          <w:szCs w:val="21"/>
         </w:rPr>
         <w:t>联立解得</w:t>
       </w:r>
@@ -2887,7 +3081,9 @@
       </w:pPr>
       <w:r>
         <w:rPr>
-          <w:sz w:val="21"/>
+          <w:rFonts w:ascii="Times New Roman" w:hAnsi="Times New Roman" w:eastAsia="宋体" w:cs="Times New Roman"/>
+          <w:sz w:val="21"/>
+          <w:szCs w:val="21"/>
         </w:rPr>
         <w:t>可知</w:t>
       </w:r>
@@ -2913,7 +3109,9 @@
       </m:oMath>
       <w:r>
         <w:rPr>
-          <w:sz w:val="21"/>
+          <w:rFonts w:ascii="Times New Roman" w:hAnsi="Times New Roman" w:eastAsia="宋体" w:cs="Times New Roman"/>
+          <w:sz w:val="21"/>
+          <w:szCs w:val="21"/>
         </w:rPr>
         <w:t>与电阻丝的阻值没有关系，故不需要知道电阻丝的具体阻值，即总电阻无须已知，粗细无须均匀。</w:t>
       </w:r>
@@ -2929,7 +3127,9 @@
       </w:pPr>
       <w:r>
         <w:rPr>
-          <w:sz w:val="21"/>
+          <w:rFonts w:ascii="Times New Roman" w:hAnsi="Times New Roman" w:eastAsia="宋体" w:cs="Times New Roman"/>
+          <w:sz w:val="21"/>
+          <w:szCs w:val="21"/>
         </w:rPr>
         <w:t>故选D。</w:t>
       </w:r>
@@ -2945,7 +3145,9 @@
       </w:pPr>
       <w:r>
         <w:rPr>
-          <w:sz w:val="21"/>
+          <w:rFonts w:ascii="Times New Roman" w:hAnsi="Times New Roman" w:eastAsia="宋体" w:cs="Times New Roman"/>
+          <w:sz w:val="21"/>
+          <w:szCs w:val="21"/>
         </w:rPr>
         <w:t>（3）由图可知，电阻箱的读数为</w:t>
       </w:r>
@@ -3111,7 +3313,9 @@
       </w:pPr>
       <w:r>
         <w:rPr>
-          <w:sz w:val="21"/>
+          <w:rFonts w:ascii="Times New Roman" w:hAnsi="Times New Roman" w:eastAsia="宋体" w:cs="Times New Roman"/>
+          <w:sz w:val="21"/>
+          <w:szCs w:val="21"/>
         </w:rPr>
         <w:t>代入数值可得</w:t>
       </w:r>
@@ -3178,7 +3382,9 @@
       </w:pPr>
       <w:r>
         <w:rPr>
-          <w:sz w:val="21"/>
+          <w:rFonts w:ascii="Times New Roman" w:hAnsi="Times New Roman" w:eastAsia="宋体" w:cs="Times New Roman"/>
+          <w:sz w:val="21"/>
+          <w:szCs w:val="21"/>
         </w:rPr>
         <w:t>（4）若在步骤ii后、步骤iii之前，误将滑片</w:t>
       </w:r>
@@ -3192,7 +3398,9 @@
       </m:oMath>
       <w:r>
         <w:rPr>
-          <w:sz w:val="21"/>
+          <w:rFonts w:ascii="Times New Roman" w:hAnsi="Times New Roman" w:eastAsia="宋体" w:cs="Times New Roman"/>
+          <w:sz w:val="21"/>
+          <w:szCs w:val="21"/>
         </w:rPr>
         <w:t>向右移动了少许，继续进行测量，则有</w:t>
       </w:r>
@@ -3306,7 +3514,9 @@
       </m:oMath>
       <w:r>
         <w:rPr>
-          <w:sz w:val="21"/>
+          <w:rFonts w:ascii="Times New Roman" w:hAnsi="Times New Roman" w:eastAsia="宋体" w:cs="Times New Roman"/>
+          <w:sz w:val="21"/>
+          <w:szCs w:val="21"/>
         </w:rPr>
         <w:t>，</w:t>
       </w:r>
@@ -3420,7 +3630,9 @@
       </w:pPr>
       <w:r>
         <w:rPr>
-          <w:sz w:val="21"/>
+          <w:rFonts w:ascii="Times New Roman" w:hAnsi="Times New Roman" w:eastAsia="宋体" w:cs="Times New Roman"/>
+          <w:sz w:val="21"/>
+          <w:szCs w:val="21"/>
         </w:rPr>
         <w:t>联立可知</w:t>
       </w:r>
@@ -3587,7 +3799,7 @@
         <w:rFonts w:ascii="Times New Roman" w:eastAsia="宋体" w:hAnsi="Times New Roman" w:cs="Times New Roman"/>
         <w:kern w:val="2"/>
         <w:sz w:val="21"/>
-        <w:szCs w:val="22"/>
+        <w:szCs w:val="21"/>
         <w:lang w:val="en-US" w:eastAsia="zh-CN" w:bidi="ar-SA"/>
       </w:rPr>
     </w:rPrDefault>

--- a/高中物理/高中物理同步/人教版必修3 第11章 电路及其应用·冲刺卷（2题）.docx
+++ b/高中物理/高中物理同步/人教版必修3 第11章 电路及其应用·冲刺卷（2题）.docx
@@ -6,7 +6,7 @@
     <w:p>
       <w:pPr>
         <w:jc w:val="left"/>
-        <w:spacing w:before="0" w:after="0" w:line="300" w:lineRule="multiple"/>
+        <w:spacing w:before="0" w:after="0" w:line="300" w:lineRule="auto"/>
         <w:rPr>
           <w:b/>
           <w:bCs/>
@@ -28,17 +28,17 @@
     <w:p>
       <w:pPr>
         <w:jc w:val="left"/>
-        <w:spacing w:before="0" w:after="0" w:line="300" w:lineRule="multiple"/>
-        <w:rPr>
-          <w:sz w:val="21"/>
-          <w:szCs w:val="21"/>
-        </w:rPr>
-      </w:pPr>
-    </w:p>
-    <w:p>
-      <w:pPr>
-        <w:jc w:val="left"/>
-        <w:spacing w:before="0" w:after="0" w:line="300" w:lineRule="multiple"/>
+        <w:spacing w:before="0" w:after="0" w:line="300" w:lineRule="auto"/>
+        <w:rPr>
+          <w:sz w:val="21"/>
+          <w:szCs w:val="21"/>
+        </w:rPr>
+      </w:pPr>
+    </w:p>
+    <w:p>
+      <w:pPr>
+        <w:jc w:val="left"/>
+        <w:spacing w:before="0" w:after="0" w:line="300" w:lineRule="auto"/>
         <w:rPr>
           <w:b/>
           <w:bCs/>
@@ -60,7 +60,7 @@
     <w:p>
       <w:pPr>
         <w:jc w:val="left"/>
-        <w:spacing w:before="0" w:after="0" w:line="300" w:lineRule="multiple"/>
+        <w:spacing w:before="0" w:after="0" w:line="300" w:lineRule="auto"/>
         <w:rPr>
           <w:b/>
           <w:bCs/>
@@ -82,7 +82,7 @@
     <w:p>
       <w:pPr>
         <w:shd w:val="clear" w:color="auto" w:fill="auto"/>
-        <w:spacing w:line="300" w:lineRule="auto"/>
+        <w:spacing w:line="300" w:lineRule="auto" w:before="0" w:after="0"/>
         <w:jc w:val="left"/>
         <w:rPr>
           <w:sz w:val="21"/>
@@ -128,7 +128,7 @@
     <w:p>
       <w:pPr>
         <w:shd w:val="clear" w:color="auto" w:fill="auto"/>
-        <w:spacing w:line="300" w:lineRule="auto"/>
+        <w:spacing w:line="300" w:lineRule="auto" w:before="0" w:after="0"/>
         <w:jc w:val="left"/>
         <w:rPr>
           <w:sz w:val="21"/>
@@ -226,7 +226,7 @@
     <w:p>
       <w:pPr>
         <w:shd w:val="clear" w:color="auto" w:fill="auto"/>
-        <w:spacing w:line="300" w:lineRule="auto"/>
+        <w:spacing w:line="300" w:lineRule="auto" w:before="0" w:after="0"/>
         <w:jc w:val="left"/>
         <w:rPr>
           <w:sz w:val="21"/>
@@ -244,7 +244,7 @@
     <w:p>
       <w:pPr>
         <w:shd w:val="clear" w:color="auto" w:fill="auto"/>
-        <w:spacing w:line="300" w:lineRule="auto"/>
+        <w:spacing w:line="300" w:lineRule="auto" w:before="0" w:after="0"/>
         <w:jc w:val="left"/>
         <w:rPr>
           <w:sz w:val="21"/>
@@ -262,7 +262,7 @@
     <w:p>
       <w:pPr>
         <w:shd w:val="clear" w:color="auto" w:fill="auto"/>
-        <w:spacing w:line="300" w:lineRule="auto"/>
+        <w:spacing w:line="300" w:lineRule="auto" w:before="0" w:after="0"/>
         <w:jc w:val="left"/>
         <w:rPr>
           <w:sz w:val="21"/>
@@ -431,7 +431,7 @@
     <w:p>
       <w:pPr>
         <w:shd w:val="clear" w:color="auto" w:fill="auto"/>
-        <w:spacing w:line="300" w:lineRule="auto"/>
+        <w:spacing w:line="300" w:lineRule="auto" w:before="0" w:after="0"/>
         <w:jc w:val="left"/>
         <w:rPr>
           <w:sz w:val="21"/>
@@ -481,7 +481,7 @@
     <w:p>
       <w:pPr>
         <w:shd w:val="clear" w:color="auto" w:fill="auto"/>
-        <w:spacing w:line="300" w:lineRule="auto"/>
+        <w:spacing w:line="300" w:lineRule="auto" w:before="0" w:after="0"/>
         <w:jc w:val="left"/>
         <w:rPr>
           <w:sz w:val="21"/>
@@ -499,7 +499,7 @@
     <w:p>
       <w:pPr>
         <w:shd w:val="clear" w:color="auto" w:fill="auto"/>
-        <w:spacing w:line="300" w:lineRule="auto"/>
+        <w:spacing w:line="300" w:lineRule="auto" w:before="0" w:after="0"/>
         <w:jc w:val="left"/>
         <w:rPr>
           <w:sz w:val="21"/>
@@ -553,7 +553,7 @@
     <w:p>
       <w:pPr>
         <w:shd w:val="clear" w:color="auto" w:fill="auto"/>
-        <w:spacing w:line="300" w:lineRule="auto"/>
+        <w:spacing w:line="300" w:lineRule="auto" w:before="0" w:after="0"/>
         <w:jc w:val="left"/>
         <w:rPr>
           <w:sz w:val="21"/>
@@ -571,7 +571,7 @@
     <w:p>
       <w:pPr>
         <w:shd w:val="clear" w:color="auto" w:fill="auto"/>
-        <w:spacing w:line="300" w:lineRule="auto"/>
+        <w:spacing w:line="300" w:lineRule="auto" w:before="0" w:after="0"/>
         <w:jc w:val="left"/>
         <w:rPr>
           <w:sz w:val="21"/>
@@ -617,7 +617,7 @@
     <w:p>
       <w:pPr>
         <w:shd w:val="clear" w:color="auto" w:fill="auto"/>
-        <w:spacing w:line="300" w:lineRule="auto"/>
+        <w:spacing w:line="300" w:lineRule="auto" w:before="0" w:after="0"/>
         <w:jc w:val="left"/>
         <w:rPr>
           <w:sz w:val="21"/>
@@ -694,7 +694,7 @@
     <w:p>
       <w:pPr>
         <w:shd w:val="clear" w:color="auto" w:fill="auto"/>
-        <w:spacing w:line="300" w:lineRule="auto"/>
+        <w:spacing w:line="300" w:lineRule="auto" w:before="0" w:after="0"/>
         <w:jc w:val="left"/>
         <w:rPr>
           <w:sz w:val="21"/>
@@ -808,7 +808,7 @@
     <w:p>
       <w:pPr>
         <w:shd w:val="clear" w:color="auto" w:fill="auto"/>
-        <w:spacing w:line="300" w:lineRule="auto"/>
+        <w:spacing w:line="300" w:lineRule="auto" w:before="0" w:after="0"/>
         <w:jc w:val="left"/>
         <w:rPr>
           <w:sz w:val="21"/>
@@ -894,7 +894,7 @@
     <w:p>
       <w:pPr>
         <w:shd w:val="clear" w:color="auto" w:fill="auto"/>
-        <w:spacing w:line="300" w:lineRule="auto"/>
+        <w:spacing w:line="300" w:lineRule="auto" w:before="0" w:after="0"/>
         <w:jc w:val="left"/>
         <w:rPr>
           <w:sz w:val="21"/>
@@ -912,7 +912,7 @@
     <w:p>
       <w:pPr>
         <w:shd w:val="clear" w:color="auto" w:fill="auto"/>
-        <w:spacing w:line="300" w:lineRule="auto"/>
+        <w:spacing w:line="300" w:lineRule="auto" w:before="0" w:after="0"/>
         <w:jc w:val="left"/>
         <w:rPr>
           <w:sz w:val="21"/>
@@ -951,7 +951,7 @@
     <w:p>
       <w:pPr>
         <w:shd w:val="clear" w:color="auto" w:fill="auto"/>
-        <w:spacing w:line="300" w:lineRule="auto"/>
+        <w:spacing w:line="300" w:lineRule="auto" w:before="0" w:after="0"/>
         <w:jc w:val="left"/>
         <w:rPr>
           <w:sz w:val="21"/>
@@ -969,7 +969,7 @@
     <w:p>
       <w:pPr>
         <w:shd w:val="clear" w:color="auto" w:fill="auto"/>
-        <w:spacing w:line="300" w:lineRule="auto"/>
+        <w:spacing w:line="300" w:lineRule="auto" w:before="0" w:after="0"/>
         <w:jc w:val="left"/>
         <w:rPr>
           <w:sz w:val="21"/>
@@ -1047,7 +1047,7 @@
     <w:p>
       <w:pPr>
         <w:shd w:val="clear" w:color="auto" w:fill="auto"/>
-        <w:spacing w:line="300" w:lineRule="auto"/>
+        <w:spacing w:line="300" w:lineRule="auto" w:before="0" w:after="0"/>
         <w:jc w:val="left"/>
         <w:rPr>
           <w:sz w:val="21"/>
@@ -1065,7 +1065,7 @@
     <w:p>
       <w:pPr>
         <w:shd w:val="clear" w:color="auto" w:fill="auto"/>
-        <w:spacing w:line="300" w:lineRule="auto"/>
+        <w:spacing w:line="300" w:lineRule="auto" w:before="0" w:after="0"/>
         <w:jc w:val="left"/>
         <w:rPr>
           <w:sz w:val="21"/>
@@ -1173,7 +1173,7 @@
     <w:p>
       <w:pPr>
         <w:shd w:val="clear" w:color="auto" w:fill="auto"/>
-        <w:spacing w:line="300" w:lineRule="auto"/>
+        <w:spacing w:line="300" w:lineRule="auto" w:before="0" w:after="0"/>
         <w:jc w:val="left"/>
         <w:rPr>
           <w:sz w:val="21"/>
@@ -1191,7 +1191,7 @@
     <w:p>
       <w:pPr>
         <w:shd w:val="clear" w:color="auto" w:fill="auto"/>
-        <w:spacing w:line="300" w:lineRule="auto"/>
+        <w:spacing w:line="300" w:lineRule="auto" w:before="0" w:after="0"/>
         <w:jc w:val="left"/>
         <w:rPr>
           <w:sz w:val="21"/>
@@ -1245,7 +1245,7 @@
     <w:p>
       <w:pPr>
         <w:shd w:val="clear" w:color="auto" w:fill="auto"/>
-        <w:spacing w:line="300" w:lineRule="auto"/>
+        <w:spacing w:line="300" w:lineRule="auto" w:before="0" w:after="0"/>
         <w:jc w:val="left"/>
         <w:rPr>
           <w:sz w:val="21"/>
@@ -1263,7 +1263,7 @@
     <w:p>
       <w:pPr>
         <w:shd w:val="clear" w:color="auto" w:fill="auto"/>
-        <w:spacing w:line="300" w:lineRule="auto"/>
+        <w:spacing w:line="300" w:lineRule="auto" w:before="0" w:after="0"/>
         <w:jc w:val="left"/>
         <w:rPr>
           <w:sz w:val="21"/>
@@ -1317,7 +1317,7 @@
     <w:p>
       <w:pPr>
         <w:shd w:val="clear" w:color="auto" w:fill="auto"/>
-        <w:spacing w:line="300" w:lineRule="auto"/>
+        <w:spacing w:line="300" w:lineRule="auto" w:before="0" w:after="0"/>
         <w:jc w:val="left"/>
         <w:rPr>
           <w:sz w:val="21"/>
@@ -1427,7 +1427,7 @@
     <w:p>
       <w:pPr>
         <w:shd w:val="clear" w:color="auto" w:fill="auto"/>
-        <w:spacing w:line="300" w:lineRule="auto"/>
+        <w:spacing w:line="300" w:lineRule="auto" w:before="0" w:after="0"/>
         <w:jc w:val="left"/>
         <w:rPr>
           <w:sz w:val="21"/>
@@ -1499,7 +1499,7 @@
     <w:p>
       <w:pPr>
         <w:shd w:val="clear" w:color="auto" w:fill="auto"/>
-        <w:spacing w:line="300" w:lineRule="auto"/>
+        <w:spacing w:line="300" w:lineRule="auto" w:before="0" w:after="0"/>
         <w:jc w:val="left"/>
         <w:rPr>
           <w:sz w:val="21"/>
@@ -1545,17 +1545,17 @@
     <w:p>
       <w:pPr>
         <w:jc w:val="left"/>
-        <w:spacing w:before="0" w:after="0" w:line="300" w:lineRule="multiple"/>
-        <w:rPr>
-          <w:sz w:val="21"/>
-          <w:szCs w:val="21"/>
-        </w:rPr>
-      </w:pPr>
-    </w:p>
-    <w:p>
-      <w:pPr>
-        <w:shd w:val="clear" w:color="auto" w:fill="auto"/>
-        <w:spacing w:line="300" w:lineRule="auto"/>
+        <w:spacing w:before="0" w:after="0" w:line="300" w:lineRule="auto"/>
+        <w:rPr>
+          <w:sz w:val="21"/>
+          <w:szCs w:val="21"/>
+        </w:rPr>
+      </w:pPr>
+    </w:p>
+    <w:p>
+      <w:pPr>
+        <w:shd w:val="clear" w:color="auto" w:fill="auto"/>
+        <w:spacing w:line="300" w:lineRule="auto" w:before="0" w:after="0"/>
         <w:jc w:val="left"/>
         <w:rPr>
           <w:sz w:val="21"/>
@@ -1601,7 +1601,7 @@
     <w:p>
       <w:pPr>
         <w:shd w:val="clear" w:color="auto" w:fill="auto"/>
-        <w:spacing w:line="300" w:lineRule="auto"/>
+        <w:spacing w:line="300" w:lineRule="auto" w:before="0" w:after="0"/>
         <w:jc w:val="left"/>
         <w:rPr>
           <w:sz w:val="21"/>
@@ -1694,7 +1694,7 @@
     <w:p>
       <w:pPr>
         <w:shd w:val="clear" w:color="auto" w:fill="auto"/>
-        <w:spacing w:line="300" w:lineRule="auto"/>
+        <w:spacing w:line="300" w:lineRule="auto" w:before="0" w:after="0"/>
         <w:jc w:val="left"/>
         <w:rPr>
           <w:sz w:val="21"/>
@@ -1784,7 +1784,7 @@
     <w:p>
       <w:pPr>
         <w:shd w:val="clear" w:color="auto" w:fill="auto"/>
-        <w:spacing w:line="300" w:lineRule="auto"/>
+        <w:spacing w:line="300" w:lineRule="auto" w:before="0" w:after="0"/>
         <w:jc w:val="left"/>
         <w:rPr>
           <w:sz w:val="21"/>
@@ -1893,7 +1893,7 @@
     <w:p>
       <w:pPr>
         <w:shd w:val="clear" w:color="auto" w:fill="auto"/>
-        <w:spacing w:line="300" w:lineRule="auto"/>
+        <w:spacing w:line="300" w:lineRule="auto" w:before="0" w:after="0"/>
         <w:jc w:val="left"/>
         <w:rPr>
           <w:sz w:val="21"/>
@@ -1911,7 +1911,7 @@
     <w:p>
       <w:pPr>
         <w:shd w:val="clear" w:color="auto" w:fill="auto"/>
-        <w:spacing w:line="300" w:lineRule="auto"/>
+        <w:spacing w:line="300" w:lineRule="auto" w:before="0" w:after="0"/>
         <w:jc w:val="left"/>
         <w:rPr>
           <w:sz w:val="21"/>
@@ -1929,7 +1929,7 @@
     <w:p>
       <w:pPr>
         <w:shd w:val="clear" w:color="auto" w:fill="auto"/>
-        <w:spacing w:line="300" w:lineRule="auto"/>
+        <w:spacing w:line="300" w:lineRule="auto" w:before="0" w:after="0"/>
         <w:jc w:val="left"/>
         <w:rPr>
           <w:sz w:val="21"/>
@@ -1983,7 +1983,7 @@
     <w:p>
       <w:pPr>
         <w:shd w:val="clear" w:color="auto" w:fill="auto"/>
-        <w:spacing w:line="300" w:lineRule="auto"/>
+        <w:spacing w:line="300" w:lineRule="auto" w:before="0" w:after="0"/>
         <w:jc w:val="left"/>
         <w:rPr>
           <w:sz w:val="21"/>
@@ -2034,7 +2034,7 @@
     <w:p>
       <w:pPr>
         <w:shd w:val="clear" w:color="auto" w:fill="auto"/>
-        <w:spacing w:line="300" w:lineRule="auto"/>
+        <w:spacing w:line="300" w:lineRule="auto" w:before="0" w:after="0"/>
         <w:jc w:val="left"/>
         <w:rPr>
           <w:sz w:val="21"/>
@@ -2052,7 +2052,7 @@
     <w:p>
       <w:pPr>
         <w:shd w:val="clear" w:color="auto" w:fill="auto"/>
-        <w:spacing w:line="300" w:lineRule="auto"/>
+        <w:spacing w:line="300" w:lineRule="auto" w:before="0" w:after="0"/>
         <w:jc w:val="left"/>
         <w:rPr>
           <w:sz w:val="21"/>
@@ -2118,7 +2118,7 @@
     <w:p>
       <w:pPr>
         <w:shd w:val="clear" w:color="auto" w:fill="auto"/>
-        <w:spacing w:line="300" w:lineRule="auto"/>
+        <w:spacing w:line="300" w:lineRule="auto" w:before="0" w:after="0"/>
         <w:jc w:val="left"/>
         <w:rPr>
           <w:sz w:val="21"/>
@@ -2256,7 +2256,7 @@
     <w:p>
       <w:pPr>
         <w:shd w:val="clear" w:color="auto" w:fill="auto"/>
-        <w:spacing w:line="300" w:lineRule="auto"/>
+        <w:spacing w:line="300" w:lineRule="auto" w:before="0" w:after="0"/>
         <w:jc w:val="left"/>
         <w:rPr>
           <w:sz w:val="21"/>
@@ -2310,7 +2310,7 @@
     <w:p>
       <w:pPr>
         <w:shd w:val="clear" w:color="auto" w:fill="auto"/>
-        <w:spacing w:line="300" w:lineRule="auto"/>
+        <w:spacing w:line="300" w:lineRule="auto" w:before="0" w:after="0"/>
         <w:jc w:val="left"/>
         <w:rPr>
           <w:sz w:val="21"/>
@@ -2389,7 +2389,7 @@
     <w:p>
       <w:pPr>
         <w:shd w:val="clear" w:color="auto" w:fill="auto"/>
-        <w:spacing w:line="300" w:lineRule="auto"/>
+        <w:spacing w:line="300" w:lineRule="auto" w:before="0" w:after="0"/>
         <w:jc w:val="left"/>
         <w:rPr>
           <w:sz w:val="21"/>
@@ -2471,7 +2471,7 @@
     <w:p>
       <w:pPr>
         <w:shd w:val="clear" w:color="auto" w:fill="auto"/>
-        <w:spacing w:line="300" w:lineRule="auto"/>
+        <w:spacing w:line="300" w:lineRule="auto" w:before="0" w:after="0"/>
         <w:jc w:val="left"/>
         <w:rPr>
           <w:sz w:val="21"/>
@@ -2505,7 +2505,7 @@
     <w:p>
       <w:pPr>
         <w:shd w:val="clear" w:color="auto" w:fill="auto"/>
-        <w:spacing w:line="300" w:lineRule="auto"/>
+        <w:spacing w:line="300" w:lineRule="auto" w:before="0" w:after="0"/>
         <w:jc w:val="left"/>
         <w:rPr>
           <w:sz w:val="21"/>
@@ -2657,7 +2657,7 @@
     <w:p>
       <w:pPr>
         <w:shd w:val="clear" w:color="auto" w:fill="auto"/>
-        <w:spacing w:line="300" w:lineRule="auto"/>
+        <w:spacing w:line="300" w:lineRule="auto" w:before="0" w:after="0"/>
         <w:jc w:val="left"/>
         <w:rPr>
           <w:sz w:val="21"/>
@@ -2765,7 +2765,7 @@
     <w:p>
       <w:pPr>
         <w:shd w:val="clear" w:color="auto" w:fill="auto"/>
-        <w:spacing w:line="300" w:lineRule="auto"/>
+        <w:spacing w:line="300" w:lineRule="auto" w:before="0" w:after="0"/>
         <w:jc w:val="left"/>
         <w:rPr>
           <w:sz w:val="21"/>
@@ -2867,7 +2867,7 @@
     <w:p>
       <w:pPr>
         <w:shd w:val="clear" w:color="auto" w:fill="auto"/>
-        <w:spacing w:line="300" w:lineRule="auto"/>
+        <w:spacing w:line="300" w:lineRule="auto" w:before="0" w:after="0"/>
         <w:jc w:val="left"/>
         <w:rPr>
           <w:sz w:val="21"/>
@@ -2975,7 +2975,7 @@
     <w:p>
       <w:pPr>
         <w:shd w:val="clear" w:color="auto" w:fill="auto"/>
-        <w:spacing w:line="300" w:lineRule="auto"/>
+        <w:spacing w:line="300" w:lineRule="auto" w:before="0" w:after="0"/>
         <w:jc w:val="left"/>
         <w:rPr>
           <w:sz w:val="21"/>
@@ -2993,7 +2993,7 @@
     <w:p>
       <w:pPr>
         <w:shd w:val="clear" w:color="auto" w:fill="auto"/>
-        <w:spacing w:line="300" w:lineRule="auto"/>
+        <w:spacing w:line="300" w:lineRule="auto" w:before="0" w:after="0"/>
         <w:jc w:val="left"/>
         <w:rPr>
           <w:sz w:val="21"/>
@@ -3073,7 +3073,7 @@
     <w:p>
       <w:pPr>
         <w:shd w:val="clear" w:color="auto" w:fill="auto"/>
-        <w:spacing w:line="300" w:lineRule="auto"/>
+        <w:spacing w:line="300" w:lineRule="auto" w:before="0" w:after="0"/>
         <w:jc w:val="left"/>
         <w:rPr>
           <w:sz w:val="21"/>
@@ -3119,7 +3119,7 @@
     <w:p>
       <w:pPr>
         <w:shd w:val="clear" w:color="auto" w:fill="auto"/>
-        <w:spacing w:line="300" w:lineRule="auto"/>
+        <w:spacing w:line="300" w:lineRule="auto" w:before="0" w:after="0"/>
         <w:jc w:val="left"/>
         <w:rPr>
           <w:sz w:val="21"/>
@@ -3137,7 +3137,7 @@
     <w:p>
       <w:pPr>
         <w:shd w:val="clear" w:color="auto" w:fill="auto"/>
-        <w:spacing w:line="300" w:lineRule="auto"/>
+        <w:spacing w:line="300" w:lineRule="auto" w:before="0" w:after="0"/>
         <w:jc w:val="left"/>
         <w:rPr>
           <w:sz w:val="21"/>
@@ -3155,7 +3155,7 @@
     <w:p>
       <w:pPr>
         <w:shd w:val="clear" w:color="auto" w:fill="auto"/>
-        <w:spacing w:line="300" w:lineRule="auto"/>
+        <w:spacing w:line="300" w:lineRule="auto" w:before="0" w:after="0"/>
         <w:jc w:val="left"/>
         <w:rPr>
           <w:sz w:val="21"/>
@@ -3305,7 +3305,7 @@
     <w:p>
       <w:pPr>
         <w:shd w:val="clear" w:color="auto" w:fill="auto"/>
-        <w:spacing w:line="300" w:lineRule="auto"/>
+        <w:spacing w:line="300" w:lineRule="auto" w:before="0" w:after="0"/>
         <w:jc w:val="left"/>
         <w:rPr>
           <w:sz w:val="21"/>
@@ -3323,7 +3323,7 @@
     <w:p>
       <w:pPr>
         <w:shd w:val="clear" w:color="auto" w:fill="auto"/>
-        <w:spacing w:line="300" w:lineRule="auto"/>
+        <w:spacing w:line="300" w:lineRule="auto" w:before="0" w:after="0"/>
         <w:jc w:val="left"/>
         <w:rPr>
           <w:sz w:val="21"/>
@@ -3374,7 +3374,7 @@
     <w:p>
       <w:pPr>
         <w:shd w:val="clear" w:color="auto" w:fill="auto"/>
-        <w:spacing w:line="300" w:lineRule="auto"/>
+        <w:spacing w:line="300" w:lineRule="auto" w:before="0" w:after="0"/>
         <w:jc w:val="left"/>
         <w:rPr>
           <w:sz w:val="21"/>
@@ -3408,7 +3408,7 @@
     <w:p>
       <w:pPr>
         <w:shd w:val="clear" w:color="auto" w:fill="auto"/>
-        <w:spacing w:line="300" w:lineRule="auto"/>
+        <w:spacing w:line="300" w:lineRule="auto" w:before="0" w:after="0"/>
         <w:jc w:val="left"/>
         <w:rPr>
           <w:sz w:val="21"/>
@@ -3622,7 +3622,7 @@
     <w:p>
       <w:pPr>
         <w:shd w:val="clear" w:color="auto" w:fill="auto"/>
-        <w:spacing w:line="300" w:lineRule="auto"/>
+        <w:spacing w:line="300" w:lineRule="auto" w:before="0" w:after="0"/>
         <w:jc w:val="left"/>
         <w:rPr>
           <w:sz w:val="21"/>
@@ -3640,7 +3640,7 @@
     <w:p>
       <w:pPr>
         <w:shd w:val="clear" w:color="auto" w:fill="auto"/>
-        <w:spacing w:line="300" w:lineRule="auto"/>
+        <w:spacing w:line="300" w:lineRule="auto" w:before="0" w:after="0"/>
         <w:jc w:val="left"/>
         <w:rPr>
           <w:sz w:val="21"/>
@@ -3730,14 +3730,14 @@
 </file>
 
 <file path=word/footer1.xml><?xml version="1.0" encoding="utf-8"?>
-<w:ftr xmlns:w="http://schemas.openxmlformats.org/wordprocessingml/2006/main" xmlns:r="http://schemas.openxmlformats.org/officeDocument/2006/relationships">
-  <w:p>
+<w:ftr xmlns:w="http://schemas.openxmlformats.org/wordprocessingml/2006/main">
+  <w:p xmlns:w="http://schemas.openxmlformats.org/wordprocessingml/2006/main">
     <w:pPr>
       <w:jc w:val="center"/>
     </w:pPr>
     <w:r>
       <w:rPr>
-        <w:rFonts w:ascii="Times New Roman" w:hAnsi="Times New Roman" w:eastAsia="宋体"/>
+        <w:rFonts w:ascii="Times New Roman" w:hAnsi="Times New Roman" w:eastAsia="宋体" w:cs="Times New Roman"/>
         <w:sz w:val="21"/>
         <w:szCs w:val="21"/>
       </w:rPr>
@@ -3745,47 +3745,107 @@
     </w:r>
     <w:r>
       <w:rPr>
-        <w:rFonts w:ascii="Times New Roman" w:hAnsi="Times New Roman" w:eastAsia="宋体"/>
+        <w:rFonts w:ascii="Times New Roman" w:hAnsi="Times New Roman" w:eastAsia="宋体" w:cs="Times New Roman"/>
         <w:sz w:val="21"/>
         <w:szCs w:val="21"/>
       </w:rPr>
-      <w:t xml:space="preserve">第</w:t>
+      <w:t>第</w:t>
     </w:r>
-    <w:fldSimple w:instr=" PAGE ">
-      <w:r>
-        <w:rPr>
-          <w:rFonts w:ascii="Times New Roman" w:hAnsi="Times New Roman" w:eastAsia="宋体"/>
-          <w:sz w:val="21"/>
-          <w:szCs w:val="21"/>
-        </w:rPr>
-        <w:t xml:space="preserve">1</w:t>
-      </w:r>
-    </w:fldSimple>
     <w:r>
       <w:rPr>
-        <w:rFonts w:ascii="Times New Roman" w:hAnsi="Times New Roman" w:eastAsia="宋体"/>
+        <w:rFonts w:ascii="Times New Roman" w:hAnsi="Times New Roman" w:eastAsia="宋体" w:cs="Times New Roman"/>
         <w:sz w:val="21"/>
         <w:szCs w:val="21"/>
       </w:rPr>
-      <w:t xml:space="preserve">页（共</w:t>
+      <w:fldChar w:fldCharType="begin"/>
     </w:r>
-    <w:fldSimple w:instr=" NUMPAGES ">
-      <w:r>
-        <w:rPr>
-          <w:rFonts w:ascii="Times New Roman" w:hAnsi="Times New Roman" w:eastAsia="宋体"/>
-          <w:sz w:val="21"/>
-          <w:szCs w:val="21"/>
-        </w:rPr>
-        <w:t xml:space="preserve">1</w:t>
-      </w:r>
-    </w:fldSimple>
     <w:r>
       <w:rPr>
-        <w:rFonts w:ascii="Times New Roman" w:hAnsi="Times New Roman" w:eastAsia="宋体"/>
+        <w:rFonts w:ascii="Times New Roman" w:hAnsi="Times New Roman" w:eastAsia="宋体" w:cs="Times New Roman"/>
         <w:sz w:val="21"/>
         <w:szCs w:val="21"/>
       </w:rPr>
-      <w:t xml:space="preserve">页）</w:t>
+      <w:instrText xml:space="preserve"> PAGE </w:instrText>
+    </w:r>
+    <w:r>
+      <w:rPr>
+        <w:rFonts w:ascii="Times New Roman" w:hAnsi="Times New Roman" w:eastAsia="宋体" w:cs="Times New Roman"/>
+        <w:sz w:val="21"/>
+        <w:szCs w:val="21"/>
+      </w:rPr>
+      <w:fldChar w:fldCharType="separate"/>
+    </w:r>
+    <w:r>
+      <w:rPr>
+        <w:rFonts w:ascii="Times New Roman" w:hAnsi="Times New Roman" w:eastAsia="宋体" w:cs="Times New Roman"/>
+        <w:sz w:val="21"/>
+        <w:szCs w:val="21"/>
+      </w:rPr>
+      <w:t>1</w:t>
+    </w:r>
+    <w:r>
+      <w:rPr>
+        <w:rFonts w:ascii="Times New Roman" w:hAnsi="Times New Roman" w:eastAsia="宋体" w:cs="Times New Roman"/>
+        <w:sz w:val="21"/>
+        <w:szCs w:val="21"/>
+      </w:rPr>
+      <w:fldChar w:fldCharType="end"/>
+    </w:r>
+    <w:r>
+      <w:rPr>
+        <w:rFonts w:ascii="Times New Roman" w:hAnsi="Times New Roman" w:eastAsia="宋体" w:cs="Times New Roman"/>
+        <w:sz w:val="21"/>
+        <w:szCs w:val="21"/>
+      </w:rPr>
+      <w:t>页（共</w:t>
+    </w:r>
+    <w:r>
+      <w:rPr>
+        <w:rFonts w:ascii="Times New Roman" w:hAnsi="Times New Roman" w:eastAsia="宋体" w:cs="Times New Roman"/>
+        <w:sz w:val="21"/>
+        <w:szCs w:val="21"/>
+      </w:rPr>
+      <w:fldChar w:fldCharType="begin"/>
+    </w:r>
+    <w:r>
+      <w:rPr>
+        <w:rFonts w:ascii="Times New Roman" w:hAnsi="Times New Roman" w:eastAsia="宋体" w:cs="Times New Roman"/>
+        <w:sz w:val="21"/>
+        <w:szCs w:val="21"/>
+      </w:rPr>
+      <w:instrText xml:space="preserve"> NUMPAGES </w:instrText>
+    </w:r>
+    <w:r>
+      <w:rPr>
+        <w:rFonts w:ascii="Times New Roman" w:hAnsi="Times New Roman" w:eastAsia="宋体" w:cs="Times New Roman"/>
+        <w:sz w:val="21"/>
+        <w:szCs w:val="21"/>
+      </w:rPr>
+      <w:fldChar w:fldCharType="separate"/>
+    </w:r>
+    <w:r>
+      <w:rPr>
+        <w:rFonts w:ascii="Times New Roman" w:hAnsi="Times New Roman" w:eastAsia="宋体" w:cs="Times New Roman"/>
+        <w:sz w:val="21"/>
+        <w:szCs w:val="21"/>
+      </w:rPr>
+      <w:t>3</w:t>
+    </w:r>
+    <w:r>
+      <w:rPr>
+        <w:rFonts w:ascii="Times New Roman" w:hAnsi="Times New Roman" w:eastAsia="宋体" w:cs="Times New Roman"/>
+        <w:sz w:val="21"/>
+        <w:szCs w:val="21"/>
+      </w:rPr>
+      <w:fldChar w:fldCharType="end"/>
+    </w:r>
+    <w:r>
+      <w:rPr>
+        <w:rFonts w:ascii="Times New Roman" w:hAnsi="Times New Roman" w:eastAsia="宋体" w:cs="Times New Roman"/>
+        <w:sz w:val="21"/>
+        <w:szCs w:val="21"/>
+      </w:rPr>
+      <w:t>页）</w:t>
     </w:r>
   </w:p>
 </w:ftr>
@@ -3796,14 +3856,16 @@
   <w:docDefaults>
     <w:rPrDefault>
       <w:rPr>
-        <w:rFonts w:ascii="Times New Roman" w:eastAsia="宋体" w:hAnsi="Times New Roman" w:cs="Times New Roman"/>
-        <w:kern w:val="2"/>
+        <w:rFonts w:ascii="Times New Roman" w:hAnsi="Times New Roman" w:eastAsia="宋体" w:cs="Times New Roman"/>
         <w:sz w:val="21"/>
         <w:szCs w:val="21"/>
-        <w:lang w:val="en-US" w:eastAsia="zh-CN" w:bidi="ar-SA"/>
       </w:rPr>
     </w:rPrDefault>
-    <w:pPrDefault/>
+    <w:pPrDefault>
+      <w:pPr>
+        <w:spacing w:before="0" w:after="0" w:line="300" w:lineRule="auto"/>
+      </w:pPr>
+    </w:pPrDefault>
   </w:docDefaults>
   <w:latentStyles w:defLockedState="0" w:defUIPriority="99" w:defSemiHidden="1" w:defUnhideWhenUsed="1" w:defQFormat="0" w:count="267">
     <w:lsdException w:name="Normal" w:semiHidden="0" w:uiPriority="0" w:unhideWhenUsed="0" w:qFormat="1"/>

--- a/高中物理/高中物理同步/人教版必修3 第11章 电路及其应用·冲刺卷（2题）.docx
+++ b/高中物理/高中物理同步/人教版必修3 第11章 电路及其应用·冲刺卷（2题）.docx
@@ -3733,7 +3733,7 @@
 <w:ftr xmlns:w="http://schemas.openxmlformats.org/wordprocessingml/2006/main">
   <w:p xmlns:w="http://schemas.openxmlformats.org/wordprocessingml/2006/main">
     <w:pPr>
-      <w:jc w:val="center"/>
+      <w:jc w:val="left"/>
     </w:pPr>
     <w:r>
       <w:rPr>

--- a/高中物理/高中物理同步/人教版必修3 第11章 电路及其应用·冲刺卷（2题）.docx
+++ b/高中物理/高中物理同步/人教版必修3 第11章 电路及其应用·冲刺卷（2题）.docx
@@ -3813,31 +3813,7 @@
         <w:sz w:val="21"/>
         <w:szCs w:val="21"/>
       </w:rPr>
-      <w:instrText xml:space="preserve"> NUMPAGES </w:instrText>
-    </w:r>
-    <w:r>
-      <w:rPr>
-        <w:rFonts w:ascii="Times New Roman" w:hAnsi="Times New Roman" w:eastAsia="宋体" w:cs="Times New Roman"/>
-        <w:sz w:val="21"/>
-        <w:szCs w:val="21"/>
-      </w:rPr>
-      <w:fldChar w:fldCharType="separate"/>
-    </w:r>
-    <w:r>
-      <w:rPr>
-        <w:rFonts w:ascii="Times New Roman" w:hAnsi="Times New Roman" w:eastAsia="宋体" w:cs="Times New Roman"/>
-        <w:sz w:val="21"/>
-        <w:szCs w:val="21"/>
-      </w:rPr>
       <w:t>3</w:t>
-    </w:r>
-    <w:r>
-      <w:rPr>
-        <w:rFonts w:ascii="Times New Roman" w:hAnsi="Times New Roman" w:eastAsia="宋体" w:cs="Times New Roman"/>
-        <w:sz w:val="21"/>
-        <w:szCs w:val="21"/>
-      </w:rPr>
-      <w:fldChar w:fldCharType="end"/>
     </w:r>
     <w:r>
       <w:rPr>
